--- a/presentation/architecture.docx
+++ b/presentation/architecture.docx
@@ -244,12 +244,6 @@
         <w:gridCol w:w="6672"/>
       </w:tblGrid>
       <w:tr>
-        <w:tblPrEx>
-          <w:tblCellMar>
-            <w:top w:w="0" w:type="dxa"/>
-            <w:bottom w:w="0" w:type="dxa"/>
-          </w:tblCellMar>
-        </w:tblPrEx>
         <w:tc>
           <w:tcPr>
             <w:tcW w:w="2200" w:type="dxa"/>
@@ -317,12 +311,6 @@
         </w:tc>
       </w:tr>
       <w:tr>
-        <w:tblPrEx>
-          <w:tblCellMar>
-            <w:top w:w="0" w:type="dxa"/>
-            <w:bottom w:w="0" w:type="dxa"/>
-          </w:tblCellMar>
-        </w:tblPrEx>
         <w:tc>
           <w:tcPr>
             <w:tcW w:w="2200" w:type="dxa"/>
@@ -430,12 +418,6 @@
         </w:tc>
       </w:tr>
       <w:tr>
-        <w:tblPrEx>
-          <w:tblCellMar>
-            <w:top w:w="0" w:type="dxa"/>
-            <w:bottom w:w="0" w:type="dxa"/>
-          </w:tblCellMar>
-        </w:tblPrEx>
         <w:tc>
           <w:tcPr>
             <w:tcW w:w="2200" w:type="dxa"/>
@@ -480,9 +462,11 @@
                 <w:lang w:val="el-GR"/>
               </w:rPr>
             </w:pPr>
+            <w:proofErr w:type="spellStart"/>
             <w:r>
-              <w:t>Facade</w:t>
+              <w:t>BusinessLogic</w:t>
             </w:r>
+            <w:proofErr w:type="spellEnd"/>
             <w:r>
               <w:rPr>
                 <w:lang w:val="el-GR"/>
@@ -538,12 +522,6 @@
         </w:tc>
       </w:tr>
       <w:tr>
-        <w:tblPrEx>
-          <w:tblCellMar>
-            <w:top w:w="0" w:type="dxa"/>
-            <w:bottom w:w="0" w:type="dxa"/>
-          </w:tblCellMar>
-        </w:tblPrEx>
         <w:tc>
           <w:tcPr>
             <w:tcW w:w="2200" w:type="dxa"/>
@@ -638,12 +616,6 @@
         </w:tc>
       </w:tr>
       <w:tr>
-        <w:tblPrEx>
-          <w:tblCellMar>
-            <w:top w:w="0" w:type="dxa"/>
-            <w:bottom w:w="0" w:type="dxa"/>
-          </w:tblCellMar>
-        </w:tblPrEx>
         <w:tc>
           <w:tcPr>
             <w:tcW w:w="2200" w:type="dxa"/>
@@ -743,12 +715,6 @@
         </w:tc>
       </w:tr>
       <w:tr>
-        <w:tblPrEx>
-          <w:tblCellMar>
-            <w:top w:w="0" w:type="dxa"/>
-            <w:bottom w:w="0" w:type="dxa"/>
-          </w:tblCellMar>
-        </w:tblPrEx>
         <w:tc>
           <w:tcPr>
             <w:tcW w:w="2200" w:type="dxa"/>
@@ -1009,7 +975,6 @@
         </w:rPr>
         <w:t>_</w:t>
       </w:r>
-      <w:proofErr w:type="gramStart"/>
       <w:r>
         <w:t>book</w:t>
       </w:r>
@@ -1017,14 +982,7 @@
         <w:rPr>
           <w:lang w:val="el-GR"/>
         </w:rPr>
-        <w:t>(</w:t>
-      </w:r>
-      <w:proofErr w:type="gramEnd"/>
-      <w:r>
-        <w:rPr>
-          <w:lang w:val="el-GR"/>
-        </w:rPr>
-        <w:t xml:space="preserve">) διαβάζει τα </w:t>
+        <w:t xml:space="preserve">() διαβάζει τα </w:t>
       </w:r>
       <w:r>
         <w:t>IDs</w:t>
@@ -1075,24 +1033,14 @@
         <w:t xml:space="preserve"> </w:t>
       </w:r>
       <w:proofErr w:type="spellStart"/>
-      <w:proofErr w:type="gramStart"/>
-      <w:r>
-        <w:t>service.borrow</w:t>
-      </w:r>
-      <w:proofErr w:type="gramEnd"/>
-      <w:r>
-        <w:t>_</w:t>
-      </w:r>
-      <w:proofErr w:type="gramStart"/>
-      <w:r>
-        <w:t>book</w:t>
+      <w:r>
+        <w:t>service.borrow_book</w:t>
       </w:r>
       <w:proofErr w:type="spellEnd"/>
       <w:r>
         <w:t>(</w:t>
       </w:r>
       <w:proofErr w:type="spellStart"/>
-      <w:proofErr w:type="gramEnd"/>
       <w:r>
         <w:t>member_id</w:t>
       </w:r>
@@ -1122,15 +1070,7 @@
       </w:r>
       <w:proofErr w:type="spellEnd"/>
       <w:r>
-        <w:t xml:space="preserve">αι </w:t>
-      </w:r>
-      <w:proofErr w:type="spellStart"/>
-      <w:r>
-        <w:t>το</w:t>
-      </w:r>
-      <w:proofErr w:type="spellEnd"/>
-      <w:r>
-        <w:t xml:space="preserve"> instance </w:t>
+        <w:t xml:space="preserve">αι το instance </w:t>
       </w:r>
       <w:proofErr w:type="spellStart"/>
       <w:r>
@@ -1191,15 +1131,7 @@
       </w:r>
       <w:proofErr w:type="spellEnd"/>
       <w:r>
-        <w:t xml:space="preserve"> και </w:t>
-      </w:r>
-      <w:proofErr w:type="spellStart"/>
-      <w:r>
-        <w:t>το</w:t>
-      </w:r>
-      <w:proofErr w:type="spellEnd"/>
-      <w:r>
-        <w:t xml:space="preserve"> π</w:t>
+        <w:t xml:space="preserve"> και το π</w:t>
       </w:r>
       <w:proofErr w:type="spellStart"/>
       <w:r>
@@ -1643,15 +1575,7 @@
       </w:r>
       <w:proofErr w:type="spellEnd"/>
       <w:r>
-        <w:t xml:space="preserve"> </w:t>
-      </w:r>
-      <w:proofErr w:type="spellStart"/>
-      <w:r>
-        <w:t>με</w:t>
-      </w:r>
-      <w:proofErr w:type="spellEnd"/>
-      <w:r>
-        <w:t xml:space="preserve"> unique name constraint.</w:t>
+        <w:t xml:space="preserve"> με unique name constraint.</w:t>
       </w:r>
     </w:p>
     <w:p>
@@ -1757,15 +1681,7 @@
       </w:r>
       <w:proofErr w:type="spellEnd"/>
       <w:r>
-        <w:t xml:space="preserve">, </w:t>
-      </w:r>
-      <w:proofErr w:type="spellStart"/>
-      <w:r>
-        <w:t>με</w:t>
-      </w:r>
-      <w:proofErr w:type="spellEnd"/>
-      <w:r>
-        <w:t xml:space="preserve"> </w:t>
+        <w:t xml:space="preserve">, με </w:t>
       </w:r>
       <w:proofErr w:type="spellStart"/>
       <w:r>
@@ -1781,15 +1697,7 @@
       </w:r>
       <w:proofErr w:type="spellEnd"/>
       <w:r>
-        <w:t xml:space="preserve"> (FK </w:t>
-      </w:r>
-      <w:proofErr w:type="spellStart"/>
-      <w:r>
-        <w:t>με</w:t>
-      </w:r>
-      <w:proofErr w:type="spellEnd"/>
-      <w:r>
-        <w:t xml:space="preserve"> ON DELETE RESTRICT), </w:t>
+        <w:t xml:space="preserve"> (FK με ON DELETE RESTRICT), </w:t>
       </w:r>
       <w:proofErr w:type="spellStart"/>
       <w:r>
@@ -1837,7 +1745,6 @@
         </w:rPr>
         <w:t xml:space="preserve">: η βαθμολογία (1-5) που έδωσε ένα μέλος σε ένα βιβλίο. </w:t>
       </w:r>
-      <w:proofErr w:type="gramStart"/>
       <w:r>
         <w:t>UNIQUE</w:t>
       </w:r>
@@ -1847,7 +1754,6 @@
         </w:rPr>
         <w:t>(</w:t>
       </w:r>
-      <w:proofErr w:type="gramEnd"/>
       <w:r>
         <w:t>member</w:t>
       </w:r>
@@ -2217,12 +2123,6 @@
         <w:gridCol w:w="5826"/>
       </w:tblGrid>
       <w:tr>
-        <w:tblPrEx>
-          <w:tblCellMar>
-            <w:top w:w="0" w:type="dxa"/>
-            <w:bottom w:w="0" w:type="dxa"/>
-          </w:tblCellMar>
-        </w:tblPrEx>
         <w:tc>
           <w:tcPr>
             <w:tcW w:w="3200" w:type="dxa"/>
@@ -2289,12 +2189,6 @@
         </w:tc>
       </w:tr>
       <w:tr>
-        <w:tblPrEx>
-          <w:tblCellMar>
-            <w:top w:w="0" w:type="dxa"/>
-            <w:bottom w:w="0" w:type="dxa"/>
-          </w:tblCellMar>
-        </w:tblPrEx>
         <w:tc>
           <w:tcPr>
             <w:tcW w:w="3200" w:type="dxa"/>
@@ -2360,12 +2254,6 @@
         </w:tc>
       </w:tr>
       <w:tr>
-        <w:tblPrEx>
-          <w:tblCellMar>
-            <w:top w:w="0" w:type="dxa"/>
-            <w:bottom w:w="0" w:type="dxa"/>
-          </w:tblCellMar>
-        </w:tblPrEx>
         <w:tc>
           <w:tcPr>
             <w:tcW w:w="3200" w:type="dxa"/>
@@ -2439,12 +2327,6 @@
         </w:tc>
       </w:tr>
       <w:tr>
-        <w:tblPrEx>
-          <w:tblCellMar>
-            <w:top w:w="0" w:type="dxa"/>
-            <w:bottom w:w="0" w:type="dxa"/>
-          </w:tblCellMar>
-        </w:tblPrEx>
         <w:tc>
           <w:tcPr>
             <w:tcW w:w="3200" w:type="dxa"/>
@@ -2510,12 +2392,6 @@
         </w:tc>
       </w:tr>
       <w:tr>
-        <w:tblPrEx>
-          <w:tblCellMar>
-            <w:top w:w="0" w:type="dxa"/>
-            <w:bottom w:w="0" w:type="dxa"/>
-          </w:tblCellMar>
-        </w:tblPrEx>
         <w:tc>
           <w:tcPr>
             <w:tcW w:w="3200" w:type="dxa"/>
@@ -2558,26 +2434,12 @@
           </w:tcPr>
           <w:p>
             <w:r>
-              <w:t xml:space="preserve">Dashboard KPI: </w:t>
-            </w:r>
-            <w:proofErr w:type="gramStart"/>
-            <w:r>
-              <w:t>COUNT(</w:t>
-            </w:r>
-            <w:proofErr w:type="gramEnd"/>
-            <w:r>
-              <w:t>*) από borrowed loans.</w:t>
+              <w:t>Dashboard KPI: COUNT(*) από borrowed loans.</w:t>
             </w:r>
           </w:p>
         </w:tc>
       </w:tr>
       <w:tr>
-        <w:tblPrEx>
-          <w:tblCellMar>
-            <w:top w:w="0" w:type="dxa"/>
-            <w:bottom w:w="0" w:type="dxa"/>
-          </w:tblCellMar>
-        </w:tblPrEx>
         <w:tc>
           <w:tcPr>
             <w:tcW w:w="3200" w:type="dxa"/>
@@ -3071,7 +2933,7 @@
         <w:t xml:space="preserve">6.2 </w:t>
       </w:r>
       <w:r>
-        <w:t>Facade</w:t>
+        <w:t>Business</w:t>
       </w:r>
       <w:r>
         <w:rPr>
@@ -3080,16 +2942,73 @@
         <w:t xml:space="preserve"> </w:t>
       </w:r>
       <w:r>
-        <w:t>Pattern</w:t>
-      </w:r>
-      <w:r>
-        <w:rPr>
-          <w:lang w:val="el-GR"/>
-        </w:rPr>
-        <w:t xml:space="preserve"> στη </w:t>
-      </w:r>
-      <w:r>
-        <w:t>Business</w:t>
+        <w:t>Logic</w:t>
+      </w:r>
+    </w:p>
+    <w:p>
+      <w:pPr>
+        <w:spacing w:after="120"/>
+        <w:rPr>
+          <w:lang w:val="el-GR"/>
+        </w:rPr>
+      </w:pPr>
+      <w:r>
+        <w:rPr>
+          <w:lang w:val="el-GR"/>
+        </w:rPr>
+        <w:t xml:space="preserve">Η κλάση </w:t>
+      </w:r>
+      <w:proofErr w:type="spellStart"/>
+      <w:r>
+        <w:t>BusinessLogic</w:t>
+      </w:r>
+      <w:proofErr w:type="spellEnd"/>
+      <w:r>
+        <w:rPr>
+          <w:lang w:val="el-GR"/>
+        </w:rPr>
+        <w:t xml:space="preserve"> στο </w:t>
+      </w:r>
+      <w:r>
+        <w:t>app</w:t>
+      </w:r>
+      <w:r>
+        <w:rPr>
+          <w:lang w:val="el-GR"/>
+        </w:rPr>
+        <w:t>/</w:t>
+      </w:r>
+      <w:r>
+        <w:t>business</w:t>
+      </w:r>
+      <w:r>
+        <w:rPr>
+          <w:lang w:val="el-GR"/>
+        </w:rPr>
+        <w:t>_</w:t>
+      </w:r>
+      <w:r>
+        <w:t>logic</w:t>
+      </w:r>
+      <w:r>
+        <w:rPr>
+          <w:lang w:val="el-GR"/>
+        </w:rPr>
+        <w:t>.</w:t>
+      </w:r>
+      <w:proofErr w:type="spellStart"/>
+      <w:r>
+        <w:t>py</w:t>
+      </w:r>
+      <w:proofErr w:type="spellEnd"/>
+      <w:r>
+        <w:rPr>
+          <w:lang w:val="el-GR"/>
+        </w:rPr>
+        <w:t xml:space="preserve"> είναι ένα </w:t>
+      </w:r>
+      <w:r>
+        <w:t>layer</w:t>
       </w:r>
       <w:r>
         <w:rPr>
@@ -3098,7 +3017,228 @@
         <w:t xml:space="preserve"> </w:t>
       </w:r>
       <w:r>
-        <w:t>Logic</w:t>
+        <w:rPr>
+          <w:lang w:val="el-GR"/>
+        </w:rPr>
+        <w:t xml:space="preserve">που προσφέρει στη </w:t>
+      </w:r>
+      <w:r>
+        <w:t>GUI</w:t>
+      </w:r>
+      <w:r>
+        <w:rPr>
+          <w:lang w:val="el-GR"/>
+        </w:rPr>
+        <w:t xml:space="preserve"> απλές μεθόδους όπως </w:t>
+      </w:r>
+      <w:r>
+        <w:t>list</w:t>
+      </w:r>
+      <w:r>
+        <w:rPr>
+          <w:lang w:val="el-GR"/>
+        </w:rPr>
+        <w:t>_</w:t>
+      </w:r>
+      <w:r>
+        <w:t>members</w:t>
+      </w:r>
+      <w:r>
+        <w:rPr>
+          <w:lang w:val="el-GR"/>
+        </w:rPr>
+        <w:t xml:space="preserve">(), </w:t>
+      </w:r>
+      <w:r>
+        <w:t>borrow</w:t>
+      </w:r>
+      <w:r>
+        <w:rPr>
+          <w:lang w:val="el-GR"/>
+        </w:rPr>
+        <w:t>_</w:t>
+      </w:r>
+      <w:r>
+        <w:t>book</w:t>
+      </w:r>
+      <w:r>
+        <w:rPr>
+          <w:lang w:val="el-GR"/>
+        </w:rPr>
+        <w:t xml:space="preserve">(), </w:t>
+      </w:r>
+      <w:r>
+        <w:t>recommend</w:t>
+      </w:r>
+      <w:r>
+        <w:rPr>
+          <w:lang w:val="el-GR"/>
+        </w:rPr>
+        <w:t>_</w:t>
+      </w:r>
+      <w:r>
+        <w:t>books</w:t>
+      </w:r>
+      <w:r>
+        <w:rPr>
+          <w:lang w:val="el-GR"/>
+        </w:rPr>
+        <w:t>(</w:t>
+      </w:r>
+      <w:r>
+        <w:t>member</w:t>
+      </w:r>
+      <w:r>
+        <w:rPr>
+          <w:lang w:val="el-GR"/>
+        </w:rPr>
+        <w:t>_</w:t>
+      </w:r>
+      <w:r>
+        <w:t>id</w:t>
+      </w:r>
+      <w:r>
+        <w:rPr>
+          <w:lang w:val="el-GR"/>
+        </w:rPr>
+        <w:t xml:space="preserve">). Πίσω από κάθε </w:t>
+      </w:r>
+      <w:r>
+        <w:t>call</w:t>
+      </w:r>
+      <w:r>
+        <w:rPr>
+          <w:lang w:val="el-GR"/>
+        </w:rPr>
+        <w:t xml:space="preserve"> γίνονται </w:t>
+      </w:r>
+      <w:r>
+        <w:t>validation</w:t>
+      </w:r>
+      <w:r>
+        <w:rPr>
+          <w:lang w:val="el-GR"/>
+        </w:rPr>
+        <w:t xml:space="preserve">, </w:t>
+      </w:r>
+      <w:r>
+        <w:rPr>
+          <w:lang w:val="el-GR"/>
+        </w:rPr>
+        <w:t xml:space="preserve">ένα ή και </w:t>
+      </w:r>
+      <w:r>
+        <w:rPr>
+          <w:lang w:val="el-GR"/>
+        </w:rPr>
+        <w:t>παραπάνω</w:t>
+      </w:r>
+      <w:r>
+        <w:rPr>
+          <w:lang w:val="el-GR"/>
+        </w:rPr>
+        <w:t xml:space="preserve"> </w:t>
+      </w:r>
+      <w:r>
+        <w:t>DAL</w:t>
+      </w:r>
+      <w:r>
+        <w:rPr>
+          <w:lang w:val="el-GR"/>
+        </w:rPr>
+        <w:t xml:space="preserve"> </w:t>
+      </w:r>
+      <w:r>
+        <w:t>calls</w:t>
+      </w:r>
+      <w:r>
+        <w:rPr>
+          <w:lang w:val="el-GR"/>
+        </w:rPr>
+        <w:t xml:space="preserve">, ή υπολογισμοί. </w:t>
+      </w:r>
+      <w:r>
+        <w:rPr>
+          <w:lang w:val="el-GR"/>
+        </w:rPr>
+        <w:t xml:space="preserve">Αυτό </w:t>
+      </w:r>
+      <w:r>
+        <w:rPr>
+          <w:lang w:val="el-GR"/>
+        </w:rPr>
+        <w:t xml:space="preserve">επιτρέπει </w:t>
+      </w:r>
+      <w:r>
+        <w:rPr>
+          <w:lang w:val="el-GR"/>
+        </w:rPr>
+        <w:t>στ</w:t>
+      </w:r>
+      <w:r>
+        <w:rPr>
+          <w:lang w:val="el-GR"/>
+        </w:rPr>
+        <w:t>η</w:t>
+      </w:r>
+      <w:r>
+        <w:rPr>
+          <w:lang w:val="el-GR"/>
+        </w:rPr>
+        <w:t>ν</w:t>
+      </w:r>
+      <w:r>
+        <w:rPr>
+          <w:lang w:val="el-GR"/>
+        </w:rPr>
+        <w:t xml:space="preserve"> </w:t>
+      </w:r>
+      <w:r>
+        <w:t>GUI</w:t>
+      </w:r>
+      <w:r>
+        <w:rPr>
+          <w:lang w:val="el-GR"/>
+        </w:rPr>
+        <w:t xml:space="preserve"> να μένει "χαζή"</w:t>
+      </w:r>
+      <w:r>
+        <w:rPr>
+          <w:lang w:val="el-GR"/>
+        </w:rPr>
+        <w:t xml:space="preserve"> και </w:t>
+      </w:r>
+      <w:r>
+        <w:rPr>
+          <w:lang w:val="el-GR"/>
+        </w:rPr>
+        <w:t>απλά καλεί μεθόδους.</w:t>
+      </w:r>
+    </w:p>
+    <w:p>
+      <w:pPr>
+        <w:pStyle w:val="Heading2"/>
+        <w:rPr>
+          <w:lang w:val="el-GR"/>
+        </w:rPr>
+      </w:pPr>
+      <w:r>
+        <w:rPr>
+          <w:lang w:val="el-GR"/>
+        </w:rPr>
+        <w:t xml:space="preserve">6.3 </w:t>
+      </w:r>
+      <w:r>
+        <w:t>Atomic</w:t>
+      </w:r>
+      <w:r>
+        <w:rPr>
+          <w:lang w:val="el-GR"/>
+        </w:rPr>
+        <w:t xml:space="preserve"> </w:t>
+      </w:r>
+      <w:r>
+        <w:t>Transactions</w:t>
       </w:r>
     </w:p>
     <w:p>
@@ -3112,13 +3252,150 @@
         <w:rPr>
           <w:lang w:val="el-GR"/>
         </w:rPr>
-        <w:t xml:space="preserve">Η κλάση </w:t>
-      </w:r>
-      <w:proofErr w:type="spellStart"/>
-      <w:r>
-        <w:t>BusinessLogic</w:t>
-      </w:r>
-      <w:proofErr w:type="spellEnd"/>
+        <w:t xml:space="preserve">Όλες οι σύνθετες πράξεις τρέχουν μέσα σε ένα </w:t>
+      </w:r>
+      <w:r>
+        <w:t>with</w:t>
+      </w:r>
+      <w:r>
+        <w:rPr>
+          <w:lang w:val="el-GR"/>
+        </w:rPr>
+        <w:t xml:space="preserve"> </w:t>
+      </w:r>
+      <w:r>
+        <w:t>self</w:t>
+      </w:r>
+      <w:r>
+        <w:rPr>
+          <w:lang w:val="el-GR"/>
+        </w:rPr>
+        <w:t>.</w:t>
+      </w:r>
+      <w:proofErr w:type="spellStart"/>
+      <w:r>
+        <w:t>db</w:t>
+      </w:r>
+      <w:proofErr w:type="spellEnd"/>
+      <w:r>
+        <w:rPr>
+          <w:lang w:val="el-GR"/>
+        </w:rPr>
+        <w:t>.</w:t>
+      </w:r>
+      <w:r>
+        <w:t>get</w:t>
+      </w:r>
+      <w:r>
+        <w:rPr>
+          <w:lang w:val="el-GR"/>
+        </w:rPr>
+        <w:t>_</w:t>
+      </w:r>
+      <w:r>
+        <w:t>connection</w:t>
+      </w:r>
+      <w:r>
+        <w:rPr>
+          <w:lang w:val="el-GR"/>
+        </w:rPr>
+        <w:t xml:space="preserve">() </w:t>
+      </w:r>
+      <w:r>
+        <w:t>as</w:t>
+      </w:r>
+      <w:r>
+        <w:rPr>
+          <w:lang w:val="el-GR"/>
+        </w:rPr>
+        <w:t xml:space="preserve"> </w:t>
+      </w:r>
+      <w:r>
+        <w:t>connection</w:t>
+      </w:r>
+      <w:r>
+        <w:rPr>
+          <w:lang w:val="el-GR"/>
+        </w:rPr>
+        <w:t xml:space="preserve">: </w:t>
+      </w:r>
+      <w:r>
+        <w:t>block</w:t>
+      </w:r>
+      <w:r>
+        <w:rPr>
+          <w:lang w:val="el-GR"/>
+        </w:rPr>
+        <w:t xml:space="preserve">. </w:t>
+      </w:r>
+      <w:r>
+        <w:rPr>
+          <w:lang w:val="el-GR"/>
+        </w:rPr>
+        <w:t xml:space="preserve">Αν κάποια από τις εντολές αποτύχει, το </w:t>
+      </w:r>
+      <w:r>
+        <w:t>connection</w:t>
+      </w:r>
+      <w:r>
+        <w:rPr>
+          <w:lang w:val="el-GR"/>
+        </w:rPr>
+        <w:t xml:space="preserve"> κάνει </w:t>
+      </w:r>
+      <w:r>
+        <w:t>automatic</w:t>
+      </w:r>
+      <w:r>
+        <w:rPr>
+          <w:lang w:val="el-GR"/>
+        </w:rPr>
+        <w:t xml:space="preserve"> </w:t>
+      </w:r>
+      <w:r>
+        <w:t>rollback</w:t>
+      </w:r>
+      <w:r>
+        <w:rPr>
+          <w:lang w:val="el-GR"/>
+        </w:rPr>
+        <w:t xml:space="preserve"> και η βάση δεν μένει σε </w:t>
+      </w:r>
+      <w:r>
+        <w:t>inconsistent</w:t>
+      </w:r>
+      <w:r>
+        <w:rPr>
+          <w:lang w:val="el-GR"/>
+        </w:rPr>
+        <w:t xml:space="preserve"> </w:t>
+      </w:r>
+      <w:r>
+        <w:t>state</w:t>
+      </w:r>
+      <w:r>
+        <w:rPr>
+          <w:lang w:val="el-GR"/>
+        </w:rPr>
+        <w:t>.</w:t>
+      </w:r>
+    </w:p>
+    <w:p>
+      <w:pPr>
+        <w:spacing w:after="120"/>
+        <w:rPr>
+          <w:lang w:val="el-GR"/>
+        </w:rPr>
+      </w:pPr>
+      <w:r>
+        <w:rPr>
+          <w:lang w:val="el-GR"/>
+        </w:rPr>
+        <w:t xml:space="preserve">Παράδειγμα: ο δανεισμός κάνει </w:t>
+      </w:r>
+      <w:r>
+        <w:t>INSERT</w:t>
+      </w:r>
       <w:r>
         <w:rPr>
           <w:lang w:val="el-GR"/>
@@ -3126,16 +3403,34 @@
         <w:t xml:space="preserve"> στο </w:t>
       </w:r>
       <w:r>
-        <w:t>app</w:t>
-      </w:r>
-      <w:r>
-        <w:rPr>
-          <w:lang w:val="el-GR"/>
-        </w:rPr>
-        <w:t>/</w:t>
-      </w:r>
-      <w:r>
-        <w:t>business</w:t>
+        <w:t>loans</w:t>
+      </w:r>
+      <w:r>
+        <w:rPr>
+          <w:lang w:val="el-GR"/>
+        </w:rPr>
+        <w:t xml:space="preserve"> ΚΑΙ </w:t>
+      </w:r>
+      <w:r>
+        <w:t>UPDATE</w:t>
+      </w:r>
+      <w:r>
+        <w:rPr>
+          <w:lang w:val="el-GR"/>
+        </w:rPr>
+        <w:t xml:space="preserve"> στο </w:t>
+      </w:r>
+      <w:r>
+        <w:t>books</w:t>
+      </w:r>
+      <w:r>
+        <w:rPr>
+          <w:lang w:val="el-GR"/>
+        </w:rPr>
+        <w:t>.</w:t>
+      </w:r>
+      <w:r>
+        <w:t>available</w:t>
       </w:r>
       <w:r>
         <w:rPr>
@@ -3144,135 +3439,16 @@
         <w:t>_</w:t>
       </w:r>
       <w:r>
-        <w:t>logic</w:t>
-      </w:r>
-      <w:r>
-        <w:rPr>
-          <w:lang w:val="el-GR"/>
-        </w:rPr>
-        <w:t>.</w:t>
-      </w:r>
-      <w:proofErr w:type="spellStart"/>
-      <w:r>
-        <w:t>py</w:t>
-      </w:r>
-      <w:proofErr w:type="spellEnd"/>
-      <w:r>
-        <w:rPr>
-          <w:lang w:val="el-GR"/>
-        </w:rPr>
-        <w:t xml:space="preserve"> είναι ένα </w:t>
-      </w:r>
-      <w:r>
-        <w:t>facade</w:t>
-      </w:r>
-      <w:r>
-        <w:rPr>
-          <w:lang w:val="el-GR"/>
-        </w:rPr>
-        <w:t xml:space="preserve"> που προσφέρει στη </w:t>
-      </w:r>
-      <w:r>
-        <w:t>GUI</w:t>
-      </w:r>
-      <w:r>
-        <w:rPr>
-          <w:lang w:val="el-GR"/>
-        </w:rPr>
-        <w:t xml:space="preserve"> απλές μεθόδους όπως </w:t>
-      </w:r>
-      <w:r>
-        <w:t>list</w:t>
-      </w:r>
-      <w:r>
-        <w:rPr>
-          <w:lang w:val="el-GR"/>
-        </w:rPr>
-        <w:t>_</w:t>
-      </w:r>
-      <w:r>
-        <w:t>members</w:t>
-      </w:r>
-      <w:r>
-        <w:rPr>
-          <w:lang w:val="el-GR"/>
-        </w:rPr>
-        <w:t xml:space="preserve">(), </w:t>
-      </w:r>
-      <w:r>
-        <w:t>borrow</w:t>
-      </w:r>
-      <w:r>
-        <w:rPr>
-          <w:lang w:val="el-GR"/>
-        </w:rPr>
-        <w:t>_</w:t>
-      </w:r>
-      <w:r>
-        <w:t>book</w:t>
-      </w:r>
-      <w:r>
-        <w:rPr>
-          <w:lang w:val="el-GR"/>
-        </w:rPr>
-        <w:t xml:space="preserve">(), </w:t>
-      </w:r>
-      <w:r>
-        <w:t>recommend</w:t>
-      </w:r>
-      <w:r>
-        <w:rPr>
-          <w:lang w:val="el-GR"/>
-        </w:rPr>
-        <w:t>_</w:t>
-      </w:r>
-      <w:r>
-        <w:t>books</w:t>
-      </w:r>
-      <w:r>
-        <w:rPr>
-          <w:lang w:val="el-GR"/>
-        </w:rPr>
-        <w:t>(</w:t>
-      </w:r>
-      <w:r>
-        <w:t>member</w:t>
-      </w:r>
-      <w:r>
-        <w:rPr>
-          <w:lang w:val="el-GR"/>
-        </w:rPr>
-        <w:t>_</w:t>
-      </w:r>
-      <w:r>
-        <w:t>id</w:t>
-      </w:r>
-      <w:r>
-        <w:rPr>
-          <w:lang w:val="el-GR"/>
-        </w:rPr>
-        <w:t xml:space="preserve">). Πίσω από κάθε </w:t>
-      </w:r>
-      <w:r>
-        <w:t>call</w:t>
-      </w:r>
-      <w:r>
-        <w:rPr>
-          <w:lang w:val="el-GR"/>
-        </w:rPr>
-        <w:t xml:space="preserve"> γίνονται </w:t>
-      </w:r>
-      <w:r>
-        <w:t>validation</w:t>
-      </w:r>
-      <w:r>
-        <w:rPr>
-          <w:lang w:val="el-GR"/>
-        </w:rPr>
-        <w:t xml:space="preserve">, </w:t>
-      </w:r>
-      <w:r>
-        <w:t>multiple</w:t>
+        <w:t>copies</w:t>
+      </w:r>
+      <w:r>
+        <w:rPr>
+          <w:lang w:val="el-GR"/>
+        </w:rPr>
+        <w:t xml:space="preserve">. Αν το δεύτερο αποτύχει (π.χ. λόγω </w:t>
+      </w:r>
+      <w:r>
+        <w:t>CHECK</w:t>
       </w:r>
       <w:r>
         <w:rPr>
@@ -3281,273 +3457,25 @@
         <w:t xml:space="preserve"> </w:t>
       </w:r>
       <w:r>
-        <w:t>DAL</w:t>
-      </w:r>
-      <w:r>
-        <w:rPr>
-          <w:lang w:val="el-GR"/>
-        </w:rPr>
-        <w:t xml:space="preserve"> </w:t>
-      </w:r>
-      <w:r>
-        <w:t>calls</w:t>
-      </w:r>
-      <w:r>
-        <w:rPr>
-          <w:lang w:val="el-GR"/>
-        </w:rPr>
-        <w:t xml:space="preserve">, ή υπολογισμοί. Το </w:t>
-      </w:r>
-      <w:r>
-        <w:t>facade</w:t>
-      </w:r>
-      <w:r>
-        <w:rPr>
-          <w:lang w:val="el-GR"/>
-        </w:rPr>
-        <w:t xml:space="preserve"> επιτρέπει η </w:t>
-      </w:r>
-      <w:r>
-        <w:t>GUI</w:t>
-      </w:r>
-      <w:r>
-        <w:rPr>
-          <w:lang w:val="el-GR"/>
-        </w:rPr>
-        <w:t xml:space="preserve"> να μένει "χαζή" - απλά καλεί μεθόδους.</w:t>
-      </w:r>
-    </w:p>
-    <w:p>
-      <w:pPr>
-        <w:pStyle w:val="Heading2"/>
-      </w:pPr>
-      <w:r>
-        <w:t>6.3 Atomic Transactions</w:t>
-      </w:r>
-    </w:p>
-    <w:p>
-      <w:pPr>
-        <w:spacing w:after="120"/>
-        <w:rPr>
-          <w:lang w:val="el-GR"/>
-        </w:rPr>
-      </w:pPr>
-      <w:proofErr w:type="spellStart"/>
-      <w:r>
-        <w:t>Όλες</w:t>
-      </w:r>
-      <w:proofErr w:type="spellEnd"/>
-      <w:r>
-        <w:t xml:space="preserve"> </w:t>
-      </w:r>
-      <w:proofErr w:type="spellStart"/>
-      <w:r>
-        <w:t>οι</w:t>
-      </w:r>
-      <w:proofErr w:type="spellEnd"/>
-      <w:r>
-        <w:t xml:space="preserve"> </w:t>
-      </w:r>
-      <w:proofErr w:type="spellStart"/>
-      <w:r>
-        <w:t>σύνθετες</w:t>
-      </w:r>
-      <w:proofErr w:type="spellEnd"/>
-      <w:r>
-        <w:t xml:space="preserve"> π</w:t>
-      </w:r>
-      <w:proofErr w:type="spellStart"/>
-      <w:r>
-        <w:t>ράξεις</w:t>
-      </w:r>
-      <w:proofErr w:type="spellEnd"/>
-      <w:r>
-        <w:t xml:space="preserve"> </w:t>
-      </w:r>
-      <w:proofErr w:type="spellStart"/>
-      <w:r>
-        <w:t>τρέχουν</w:t>
-      </w:r>
-      <w:proofErr w:type="spellEnd"/>
-      <w:r>
-        <w:t xml:space="preserve"> </w:t>
-      </w:r>
-      <w:proofErr w:type="spellStart"/>
-      <w:r>
-        <w:t>μέσ</w:t>
-      </w:r>
-      <w:proofErr w:type="spellEnd"/>
-      <w:r>
-        <w:t xml:space="preserve">α </w:t>
-      </w:r>
-      <w:proofErr w:type="spellStart"/>
-      <w:r>
-        <w:t>σε</w:t>
-      </w:r>
-      <w:proofErr w:type="spellEnd"/>
-      <w:r>
-        <w:t xml:space="preserve"> </w:t>
-      </w:r>
-      <w:proofErr w:type="spellStart"/>
-      <w:r>
-        <w:t>έν</w:t>
-      </w:r>
-      <w:proofErr w:type="spellEnd"/>
-      <w:r>
-        <w:t xml:space="preserve">α with </w:t>
-      </w:r>
-      <w:proofErr w:type="spellStart"/>
-      <w:r>
-        <w:t>self.db.get_</w:t>
-      </w:r>
-      <w:proofErr w:type="gramStart"/>
-      <w:r>
-        <w:t>connection</w:t>
-      </w:r>
-      <w:proofErr w:type="spellEnd"/>
-      <w:r>
-        <w:t>(</w:t>
-      </w:r>
-      <w:proofErr w:type="gramEnd"/>
-      <w:r>
-        <w:t xml:space="preserve">) as connection: block. </w:t>
-      </w:r>
-      <w:r>
-        <w:rPr>
-          <w:lang w:val="el-GR"/>
-        </w:rPr>
-        <w:t xml:space="preserve">Αν κάποια από τις εντολές αποτύχει, το </w:t>
-      </w:r>
-      <w:r>
-        <w:t>connection</w:t>
-      </w:r>
-      <w:r>
-        <w:rPr>
-          <w:lang w:val="el-GR"/>
-        </w:rPr>
-        <w:t xml:space="preserve"> κάνει </w:t>
-      </w:r>
-      <w:r>
-        <w:t>automatic</w:t>
-      </w:r>
-      <w:r>
-        <w:rPr>
-          <w:lang w:val="el-GR"/>
-        </w:rPr>
-        <w:t xml:space="preserve"> </w:t>
-      </w:r>
-      <w:r>
-        <w:t>rollback</w:t>
-      </w:r>
-      <w:r>
-        <w:rPr>
-          <w:lang w:val="el-GR"/>
-        </w:rPr>
-        <w:t xml:space="preserve"> και η βάση δεν μένει σε </w:t>
-      </w:r>
-      <w:r>
-        <w:t>inconsistent</w:t>
-      </w:r>
-      <w:r>
-        <w:rPr>
-          <w:lang w:val="el-GR"/>
-        </w:rPr>
-        <w:t xml:space="preserve"> </w:t>
-      </w:r>
-      <w:r>
-        <w:t>state</w:t>
-      </w:r>
-      <w:r>
-        <w:rPr>
-          <w:lang w:val="el-GR"/>
-        </w:rPr>
-        <w:t>.</w:t>
-      </w:r>
-    </w:p>
-    <w:p>
-      <w:pPr>
-        <w:spacing w:after="120"/>
-        <w:rPr>
-          <w:lang w:val="el-GR"/>
-        </w:rPr>
-      </w:pPr>
-      <w:r>
-        <w:rPr>
-          <w:lang w:val="el-GR"/>
-        </w:rPr>
-        <w:t xml:space="preserve">Παράδειγμα: ο δανεισμός κάνει </w:t>
-      </w:r>
-      <w:r>
-        <w:t>INSERT</w:t>
-      </w:r>
-      <w:r>
-        <w:rPr>
-          <w:lang w:val="el-GR"/>
-        </w:rPr>
-        <w:t xml:space="preserve"> στο </w:t>
-      </w:r>
-      <w:r>
-        <w:t>loans</w:t>
-      </w:r>
-      <w:r>
-        <w:rPr>
-          <w:lang w:val="el-GR"/>
-        </w:rPr>
-        <w:t xml:space="preserve"> ΚΑΙ </w:t>
-      </w:r>
-      <w:r>
-        <w:t>UPDATE</w:t>
-      </w:r>
-      <w:r>
-        <w:rPr>
-          <w:lang w:val="el-GR"/>
-        </w:rPr>
-        <w:t xml:space="preserve"> στο </w:t>
-      </w:r>
-      <w:r>
-        <w:t>books</w:t>
-      </w:r>
-      <w:r>
-        <w:rPr>
-          <w:lang w:val="el-GR"/>
-        </w:rPr>
-        <w:t>.</w:t>
-      </w:r>
-      <w:r>
-        <w:t>available</w:t>
-      </w:r>
-      <w:r>
-        <w:rPr>
-          <w:lang w:val="el-GR"/>
-        </w:rPr>
-        <w:t>_</w:t>
-      </w:r>
-      <w:r>
-        <w:t>copies</w:t>
-      </w:r>
-      <w:r>
-        <w:rPr>
-          <w:lang w:val="el-GR"/>
-        </w:rPr>
-        <w:t xml:space="preserve">. Αν το δεύτερο αποτύχει (π.χ. λόγω </w:t>
-      </w:r>
-      <w:r>
-        <w:t>CHECK</w:t>
-      </w:r>
-      <w:r>
-        <w:rPr>
-          <w:lang w:val="el-GR"/>
-        </w:rPr>
-        <w:t xml:space="preserve"> </w:t>
-      </w:r>
-      <w:r>
         <w:t>constraint</w:t>
       </w:r>
       <w:r>
         <w:rPr>
           <w:lang w:val="el-GR"/>
         </w:rPr>
-        <w:t xml:space="preserve">), το πρώτο γυρνάει πίσω - δε μένει "ορφανός" δανεισμός χωρίς ενημέρωση του </w:t>
+        <w:t>), το πρώτο γυρνάει πίσω</w:t>
+      </w:r>
+      <w:r>
+        <w:rPr>
+          <w:lang w:val="el-GR"/>
+        </w:rPr>
+        <w:t xml:space="preserve"> και</w:t>
+      </w:r>
+      <w:r>
+        <w:rPr>
+          <w:lang w:val="el-GR"/>
+        </w:rPr>
+        <w:t xml:space="preserve"> δε μένει "ορφανός" δανεισμός χωρίς ενημέρωση του </w:t>
       </w:r>
       <w:r>
         <w:t>inventory</w:t>
@@ -4102,7 +4030,6 @@
         <w:t xml:space="preserve">SELECT b.id, </w:t>
       </w:r>
       <w:proofErr w:type="spellStart"/>
-      <w:proofErr w:type="gramStart"/>
       <w:r>
         <w:rPr>
           <w:rFonts w:ascii="Consolas" w:eastAsia="Consolas" w:hAnsi="Consolas" w:cs="Consolas"/>
@@ -4112,7 +4039,6 @@
         <w:t>b.title</w:t>
       </w:r>
       <w:proofErr w:type="spellEnd"/>
-      <w:proofErr w:type="gramEnd"/>
       <w:r>
         <w:rPr>
           <w:rFonts w:ascii="Consolas" w:eastAsia="Consolas" w:hAnsi="Consolas" w:cs="Consolas"/>
@@ -4122,7 +4048,6 @@
         <w:t xml:space="preserve">, </w:t>
       </w:r>
       <w:proofErr w:type="spellStart"/>
-      <w:proofErr w:type="gramStart"/>
       <w:r>
         <w:rPr>
           <w:rFonts w:ascii="Consolas" w:eastAsia="Consolas" w:hAnsi="Consolas" w:cs="Consolas"/>
@@ -4132,7 +4057,6 @@
         <w:t>b.author</w:t>
       </w:r>
       <w:proofErr w:type="spellEnd"/>
-      <w:proofErr w:type="gramEnd"/>
       <w:r>
         <w:rPr>
           <w:rFonts w:ascii="Consolas" w:eastAsia="Consolas" w:hAnsi="Consolas" w:cs="Consolas"/>
@@ -4142,7 +4066,6 @@
         <w:t xml:space="preserve">, </w:t>
       </w:r>
       <w:proofErr w:type="spellStart"/>
-      <w:proofErr w:type="gramStart"/>
       <w:r>
         <w:rPr>
           <w:rFonts w:ascii="Consolas" w:eastAsia="Consolas" w:hAnsi="Consolas" w:cs="Consolas"/>
@@ -4152,7 +4075,6 @@
         <w:t>b.isbn</w:t>
       </w:r>
       <w:proofErr w:type="spellEnd"/>
-      <w:proofErr w:type="gramEnd"/>
       <w:r>
         <w:rPr>
           <w:rFonts w:ascii="Consolas" w:eastAsia="Consolas" w:hAnsi="Consolas" w:cs="Consolas"/>
@@ -4193,51 +4115,49 @@
         <w:t xml:space="preserve">       </w:t>
       </w:r>
       <w:proofErr w:type="spellStart"/>
-      <w:proofErr w:type="gramStart"/>
       <w:r>
         <w:rPr>
           <w:rFonts w:ascii="Consolas" w:eastAsia="Consolas" w:hAnsi="Consolas" w:cs="Consolas"/>
           <w:sz w:val="18"/>
           <w:szCs w:val="18"/>
         </w:rPr>
-        <w:t>b.available</w:t>
-      </w:r>
-      <w:proofErr w:type="gramEnd"/>
+        <w:t>b.available_copies</w:t>
+      </w:r>
+      <w:proofErr w:type="spellEnd"/>
       <w:r>
         <w:rPr>
           <w:rFonts w:ascii="Consolas" w:eastAsia="Consolas" w:hAnsi="Consolas" w:cs="Consolas"/>
           <w:sz w:val="18"/>
           <w:szCs w:val="18"/>
         </w:rPr>
-        <w:t>_copies</w:t>
-      </w:r>
-      <w:proofErr w:type="spellEnd"/>
+        <w:t xml:space="preserve">, </w:t>
+      </w:r>
+      <w:proofErr w:type="spellStart"/>
       <w:r>
         <w:rPr>
           <w:rFonts w:ascii="Consolas" w:eastAsia="Consolas" w:hAnsi="Consolas" w:cs="Consolas"/>
           <w:sz w:val="18"/>
           <w:szCs w:val="18"/>
         </w:rPr>
-        <w:t xml:space="preserve">, </w:t>
-      </w:r>
-      <w:proofErr w:type="spellStart"/>
-      <w:proofErr w:type="gramStart"/>
+        <w:t>b.total_copies</w:t>
+      </w:r>
+      <w:proofErr w:type="spellEnd"/>
       <w:r>
         <w:rPr>
           <w:rFonts w:ascii="Consolas" w:eastAsia="Consolas" w:hAnsi="Consolas" w:cs="Consolas"/>
           <w:sz w:val="18"/>
           <w:szCs w:val="18"/>
         </w:rPr>
-        <w:t>b.total</w:t>
-      </w:r>
-      <w:proofErr w:type="gramEnd"/>
+        <w:t xml:space="preserve">, </w:t>
+      </w:r>
+      <w:proofErr w:type="spellStart"/>
       <w:r>
         <w:rPr>
           <w:rFonts w:ascii="Consolas" w:eastAsia="Consolas" w:hAnsi="Consolas" w:cs="Consolas"/>
           <w:sz w:val="18"/>
           <w:szCs w:val="18"/>
         </w:rPr>
-        <w:t>_copies</w:t>
+        <w:t>b.published_year</w:t>
       </w:r>
       <w:proofErr w:type="spellEnd"/>
       <w:r>
@@ -4246,26 +4166,29 @@
           <w:sz w:val="18"/>
           <w:szCs w:val="18"/>
         </w:rPr>
-        <w:t xml:space="preserve">, </w:t>
-      </w:r>
-      <w:proofErr w:type="spellStart"/>
-      <w:proofErr w:type="gramStart"/>
+        <w:t>,</w:t>
+      </w:r>
+    </w:p>
+    <w:p>
+      <w:pPr>
+        <w:shd w:val="clear" w:color="auto" w:fill="F2F2F2"/>
+      </w:pPr>
       <w:r>
         <w:rPr>
           <w:rFonts w:ascii="Consolas" w:eastAsia="Consolas" w:hAnsi="Consolas" w:cs="Consolas"/>
           <w:sz w:val="18"/>
           <w:szCs w:val="18"/>
         </w:rPr>
-        <w:t>b.published</w:t>
-      </w:r>
-      <w:proofErr w:type="gramEnd"/>
+        <w:t xml:space="preserve">       </w:t>
+      </w:r>
+      <w:proofErr w:type="spellStart"/>
       <w:r>
         <w:rPr>
           <w:rFonts w:ascii="Consolas" w:eastAsia="Consolas" w:hAnsi="Consolas" w:cs="Consolas"/>
           <w:sz w:val="18"/>
           <w:szCs w:val="18"/>
         </w:rPr>
-        <w:t>_year</w:t>
+        <w:t>r.avg_rating</w:t>
       </w:r>
       <w:proofErr w:type="spellEnd"/>
       <w:r>
@@ -4274,59 +4197,67 @@
           <w:sz w:val="18"/>
           <w:szCs w:val="18"/>
         </w:rPr>
-        <w:t>,</w:t>
-      </w:r>
-    </w:p>
-    <w:p>
-      <w:pPr>
-        <w:shd w:val="clear" w:color="auto" w:fill="F2F2F2"/>
-      </w:pPr>
+        <w:t xml:space="preserve">, </w:t>
+      </w:r>
+      <w:proofErr w:type="spellStart"/>
       <w:r>
         <w:rPr>
           <w:rFonts w:ascii="Consolas" w:eastAsia="Consolas" w:hAnsi="Consolas" w:cs="Consolas"/>
           <w:sz w:val="18"/>
           <w:szCs w:val="18"/>
         </w:rPr>
-        <w:t xml:space="preserve">       </w:t>
-      </w:r>
-      <w:proofErr w:type="spellStart"/>
+        <w:t>r.rating_count</w:t>
+      </w:r>
+      <w:proofErr w:type="spellEnd"/>
+    </w:p>
+    <w:p>
+      <w:pPr>
+        <w:shd w:val="clear" w:color="auto" w:fill="F2F2F2"/>
+      </w:pPr>
       <w:r>
         <w:rPr>
           <w:rFonts w:ascii="Consolas" w:eastAsia="Consolas" w:hAnsi="Consolas" w:cs="Consolas"/>
           <w:sz w:val="18"/>
           <w:szCs w:val="18"/>
         </w:rPr>
-        <w:t>r.avg_rating</w:t>
-      </w:r>
-      <w:proofErr w:type="spellEnd"/>
+        <w:t>FROM books b</w:t>
+      </w:r>
+    </w:p>
+    <w:p>
+      <w:pPr>
+        <w:shd w:val="clear" w:color="auto" w:fill="F2F2F2"/>
+      </w:pPr>
       <w:r>
         <w:rPr>
           <w:rFonts w:ascii="Consolas" w:eastAsia="Consolas" w:hAnsi="Consolas" w:cs="Consolas"/>
           <w:sz w:val="18"/>
           <w:szCs w:val="18"/>
         </w:rPr>
-        <w:t xml:space="preserve">, </w:t>
-      </w:r>
-      <w:proofErr w:type="spellStart"/>
-      <w:proofErr w:type="gramStart"/>
+        <w:t xml:space="preserve">JOIN categories c ON c.id = </w:t>
+      </w:r>
+      <w:proofErr w:type="spellStart"/>
       <w:r>
         <w:rPr>
           <w:rFonts w:ascii="Consolas" w:eastAsia="Consolas" w:hAnsi="Consolas" w:cs="Consolas"/>
           <w:sz w:val="18"/>
           <w:szCs w:val="18"/>
         </w:rPr>
-        <w:t>r.rating</w:t>
-      </w:r>
-      <w:proofErr w:type="gramEnd"/>
+        <w:t>b.category_id</w:t>
+      </w:r>
+      <w:proofErr w:type="spellEnd"/>
+    </w:p>
+    <w:p>
+      <w:pPr>
+        <w:shd w:val="clear" w:color="auto" w:fill="F2F2F2"/>
+      </w:pPr>
       <w:r>
         <w:rPr>
           <w:rFonts w:ascii="Consolas" w:eastAsia="Consolas" w:hAnsi="Consolas" w:cs="Consolas"/>
           <w:sz w:val="18"/>
           <w:szCs w:val="18"/>
         </w:rPr>
-        <w:t>_count</w:t>
-      </w:r>
-      <w:proofErr w:type="spellEnd"/>
+        <w:t>LEFT JOIN (</w:t>
+      </w:r>
     </w:p>
     <w:p>
       <w:pPr>
@@ -4338,138 +4269,138 @@
           <w:sz w:val="18"/>
           <w:szCs w:val="18"/>
         </w:rPr>
-        <w:t>FROM books b</w:t>
-      </w:r>
-    </w:p>
-    <w:p>
-      <w:pPr>
-        <w:shd w:val="clear" w:color="auto" w:fill="F2F2F2"/>
-      </w:pPr>
+        <w:t xml:space="preserve">    SELECT </w:t>
+      </w:r>
+      <w:proofErr w:type="spellStart"/>
       <w:r>
         <w:rPr>
           <w:rFonts w:ascii="Consolas" w:eastAsia="Consolas" w:hAnsi="Consolas" w:cs="Consolas"/>
           <w:sz w:val="18"/>
           <w:szCs w:val="18"/>
         </w:rPr>
-        <w:t xml:space="preserve">JOIN categories c ON c.id = </w:t>
-      </w:r>
-      <w:proofErr w:type="spellStart"/>
-      <w:proofErr w:type="gramStart"/>
+        <w:t>book_id</w:t>
+      </w:r>
+      <w:proofErr w:type="spellEnd"/>
       <w:r>
         <w:rPr>
           <w:rFonts w:ascii="Consolas" w:eastAsia="Consolas" w:hAnsi="Consolas" w:cs="Consolas"/>
           <w:sz w:val="18"/>
           <w:szCs w:val="18"/>
         </w:rPr>
-        <w:t>b.category</w:t>
-      </w:r>
-      <w:proofErr w:type="gramEnd"/>
+        <w:t xml:space="preserve">, AVG(rating) AS </w:t>
+      </w:r>
+      <w:proofErr w:type="spellStart"/>
       <w:r>
         <w:rPr>
           <w:rFonts w:ascii="Consolas" w:eastAsia="Consolas" w:hAnsi="Consolas" w:cs="Consolas"/>
           <w:sz w:val="18"/>
           <w:szCs w:val="18"/>
         </w:rPr>
-        <w:t>_id</w:t>
-      </w:r>
-      <w:proofErr w:type="spellEnd"/>
-    </w:p>
-    <w:p>
-      <w:pPr>
-        <w:shd w:val="clear" w:color="auto" w:fill="F2F2F2"/>
-      </w:pPr>
+        <w:t>avg_rating</w:t>
+      </w:r>
+      <w:proofErr w:type="spellEnd"/>
       <w:r>
         <w:rPr>
           <w:rFonts w:ascii="Consolas" w:eastAsia="Consolas" w:hAnsi="Consolas" w:cs="Consolas"/>
           <w:sz w:val="18"/>
           <w:szCs w:val="18"/>
         </w:rPr>
-        <w:t>LEFT JOIN (</w:t>
-      </w:r>
-    </w:p>
-    <w:p>
-      <w:pPr>
-        <w:shd w:val="clear" w:color="auto" w:fill="F2F2F2"/>
-      </w:pPr>
+        <w:t xml:space="preserve">, COUNT(*) AS </w:t>
+      </w:r>
+      <w:proofErr w:type="spellStart"/>
       <w:r>
         <w:rPr>
           <w:rFonts w:ascii="Consolas" w:eastAsia="Consolas" w:hAnsi="Consolas" w:cs="Consolas"/>
           <w:sz w:val="18"/>
           <w:szCs w:val="18"/>
         </w:rPr>
-        <w:t xml:space="preserve">    SELECT </w:t>
-      </w:r>
-      <w:proofErr w:type="spellStart"/>
+        <w:t>rating_count</w:t>
+      </w:r>
+      <w:proofErr w:type="spellEnd"/>
+    </w:p>
+    <w:p>
+      <w:pPr>
+        <w:shd w:val="clear" w:color="auto" w:fill="F2F2F2"/>
+      </w:pPr>
       <w:r>
         <w:rPr>
           <w:rFonts w:ascii="Consolas" w:eastAsia="Consolas" w:hAnsi="Consolas" w:cs="Consolas"/>
           <w:sz w:val="18"/>
           <w:szCs w:val="18"/>
         </w:rPr>
-        <w:t>book_id</w:t>
-      </w:r>
-      <w:proofErr w:type="spellEnd"/>
+        <w:t xml:space="preserve">    FROM ratings GROUP BY </w:t>
+      </w:r>
+      <w:proofErr w:type="spellStart"/>
       <w:r>
         <w:rPr>
           <w:rFonts w:ascii="Consolas" w:eastAsia="Consolas" w:hAnsi="Consolas" w:cs="Consolas"/>
           <w:sz w:val="18"/>
           <w:szCs w:val="18"/>
         </w:rPr>
-        <w:t xml:space="preserve">, </w:t>
-      </w:r>
-      <w:proofErr w:type="gramStart"/>
+        <w:t>book_id</w:t>
+      </w:r>
+      <w:proofErr w:type="spellEnd"/>
+    </w:p>
+    <w:p>
+      <w:pPr>
+        <w:shd w:val="clear" w:color="auto" w:fill="F2F2F2"/>
+      </w:pPr>
       <w:r>
         <w:rPr>
           <w:rFonts w:ascii="Consolas" w:eastAsia="Consolas" w:hAnsi="Consolas" w:cs="Consolas"/>
           <w:sz w:val="18"/>
           <w:szCs w:val="18"/>
         </w:rPr>
-        <w:t>AVG(</w:t>
-      </w:r>
-      <w:proofErr w:type="gramEnd"/>
+        <w:t xml:space="preserve">) r ON </w:t>
+      </w:r>
+      <w:proofErr w:type="spellStart"/>
       <w:r>
         <w:rPr>
           <w:rFonts w:ascii="Consolas" w:eastAsia="Consolas" w:hAnsi="Consolas" w:cs="Consolas"/>
           <w:sz w:val="18"/>
           <w:szCs w:val="18"/>
         </w:rPr>
-        <w:t xml:space="preserve">rating) AS </w:t>
-      </w:r>
-      <w:proofErr w:type="spellStart"/>
+        <w:t>r.book_id</w:t>
+      </w:r>
+      <w:proofErr w:type="spellEnd"/>
       <w:r>
         <w:rPr>
           <w:rFonts w:ascii="Consolas" w:eastAsia="Consolas" w:hAnsi="Consolas" w:cs="Consolas"/>
           <w:sz w:val="18"/>
           <w:szCs w:val="18"/>
         </w:rPr>
-        <w:t>avg_rating</w:t>
-      </w:r>
-      <w:proofErr w:type="spellEnd"/>
+        <w:t xml:space="preserve"> = b.id</w:t>
+      </w:r>
+    </w:p>
+    <w:p>
+      <w:pPr>
+        <w:shd w:val="clear" w:color="auto" w:fill="F2F2F2"/>
+      </w:pPr>
       <w:r>
         <w:rPr>
           <w:rFonts w:ascii="Consolas" w:eastAsia="Consolas" w:hAnsi="Consolas" w:cs="Consolas"/>
           <w:sz w:val="18"/>
           <w:szCs w:val="18"/>
         </w:rPr>
-        <w:t xml:space="preserve">, </w:t>
-      </w:r>
-      <w:proofErr w:type="gramStart"/>
+        <w:t xml:space="preserve">WHERE </w:t>
+      </w:r>
+      <w:proofErr w:type="spellStart"/>
       <w:r>
         <w:rPr>
           <w:rFonts w:ascii="Consolas" w:eastAsia="Consolas" w:hAnsi="Consolas" w:cs="Consolas"/>
           <w:sz w:val="18"/>
           <w:szCs w:val="18"/>
         </w:rPr>
-        <w:t>COUNT(</w:t>
-      </w:r>
-      <w:proofErr w:type="gramEnd"/>
+        <w:t>b.title</w:t>
+      </w:r>
+      <w:proofErr w:type="spellEnd"/>
       <w:r>
         <w:rPr>
           <w:rFonts w:ascii="Consolas" w:eastAsia="Consolas" w:hAnsi="Consolas" w:cs="Consolas"/>
           <w:sz w:val="18"/>
           <w:szCs w:val="18"/>
         </w:rPr>
-        <w:t xml:space="preserve">*) AS </w:t>
+        <w:t xml:space="preserve"> LIKE ? OR </w:t>
       </w:r>
       <w:proofErr w:type="spellStart"/>
       <w:r>
@@ -4478,593 +4409,367 @@
           <w:sz w:val="18"/>
           <w:szCs w:val="18"/>
         </w:rPr>
-        <w:t>rating_count</w:t>
-      </w:r>
-      <w:proofErr w:type="spellEnd"/>
-    </w:p>
-    <w:p>
-      <w:pPr>
-        <w:shd w:val="clear" w:color="auto" w:fill="F2F2F2"/>
-      </w:pPr>
+        <w:t>b.author</w:t>
+      </w:r>
+      <w:proofErr w:type="spellEnd"/>
       <w:r>
         <w:rPr>
           <w:rFonts w:ascii="Consolas" w:eastAsia="Consolas" w:hAnsi="Consolas" w:cs="Consolas"/>
           <w:sz w:val="18"/>
           <w:szCs w:val="18"/>
         </w:rPr>
-        <w:t xml:space="preserve">    FROM ratings GROUP BY </w:t>
-      </w:r>
-      <w:proofErr w:type="spellStart"/>
+        <w:t xml:space="preserve"> LIKE ?</w:t>
+      </w:r>
+    </w:p>
+    <w:p>
+      <w:pPr>
+        <w:shd w:val="clear" w:color="auto" w:fill="F2F2F2"/>
+      </w:pPr>
       <w:r>
         <w:rPr>
           <w:rFonts w:ascii="Consolas" w:eastAsia="Consolas" w:hAnsi="Consolas" w:cs="Consolas"/>
           <w:sz w:val="18"/>
           <w:szCs w:val="18"/>
         </w:rPr>
-        <w:t>book_id</w:t>
-      </w:r>
-      <w:proofErr w:type="spellEnd"/>
-    </w:p>
-    <w:p>
-      <w:pPr>
-        <w:shd w:val="clear" w:color="auto" w:fill="F2F2F2"/>
-        <w:rPr>
-          <w:lang w:val="el-GR"/>
-        </w:rPr>
-      </w:pPr>
+        <w:t xml:space="preserve">   OR </w:t>
+      </w:r>
+      <w:proofErr w:type="spellStart"/>
       <w:r>
         <w:rPr>
           <w:rFonts w:ascii="Consolas" w:eastAsia="Consolas" w:hAnsi="Consolas" w:cs="Consolas"/>
           <w:sz w:val="18"/>
           <w:szCs w:val="18"/>
         </w:rPr>
-        <w:t xml:space="preserve">) r ON </w:t>
-      </w:r>
-      <w:proofErr w:type="spellStart"/>
-      <w:proofErr w:type="gramStart"/>
+        <w:t>b.isbn</w:t>
+      </w:r>
+      <w:proofErr w:type="spellEnd"/>
       <w:r>
         <w:rPr>
           <w:rFonts w:ascii="Consolas" w:eastAsia="Consolas" w:hAnsi="Consolas" w:cs="Consolas"/>
           <w:sz w:val="18"/>
           <w:szCs w:val="18"/>
         </w:rPr>
-        <w:t>r.book</w:t>
-      </w:r>
-      <w:proofErr w:type="gramEnd"/>
+        <w:t xml:space="preserve"> LIKE ?  OR c.name LIKE ?</w:t>
+      </w:r>
+    </w:p>
+    <w:p>
+      <w:pPr>
+        <w:shd w:val="clear" w:color="auto" w:fill="F2F2F2"/>
+      </w:pPr>
       <w:r>
         <w:rPr>
           <w:rFonts w:ascii="Consolas" w:eastAsia="Consolas" w:hAnsi="Consolas" w:cs="Consolas"/>
           <w:sz w:val="18"/>
           <w:szCs w:val="18"/>
         </w:rPr>
-        <w:t>_id</w:t>
-      </w:r>
-      <w:proofErr w:type="spellEnd"/>
+        <w:t>ORDER BY LOWER(</w:t>
+      </w:r>
+      <w:proofErr w:type="spellStart"/>
       <w:r>
         <w:rPr>
           <w:rFonts w:ascii="Consolas" w:eastAsia="Consolas" w:hAnsi="Consolas" w:cs="Consolas"/>
           <w:sz w:val="18"/>
           <w:szCs w:val="18"/>
         </w:rPr>
-        <w:t xml:space="preserve"> = b.id</w:t>
-      </w:r>
-    </w:p>
-    <w:p>
-      <w:pPr>
-        <w:shd w:val="clear" w:color="auto" w:fill="F2F2F2"/>
-      </w:pPr>
+        <w:t>b.title</w:t>
+      </w:r>
+      <w:proofErr w:type="spellEnd"/>
       <w:r>
         <w:rPr>
           <w:rFonts w:ascii="Consolas" w:eastAsia="Consolas" w:hAnsi="Consolas" w:cs="Consolas"/>
           <w:sz w:val="18"/>
           <w:szCs w:val="18"/>
         </w:rPr>
-        <w:t xml:space="preserve">WHERE </w:t>
-      </w:r>
-      <w:proofErr w:type="spellStart"/>
-      <w:proofErr w:type="gramStart"/>
+        <w:t>), b.id;</w:t>
+      </w:r>
+    </w:p>
+    <w:p>
+      <w:pPr>
+        <w:spacing w:after="120"/>
+        <w:rPr>
+          <w:lang w:val="el-GR"/>
+        </w:rPr>
+      </w:pPr>
+      <w:proofErr w:type="spellStart"/>
+      <w:r>
+        <w:t>Όλ</w:t>
+      </w:r>
+      <w:proofErr w:type="spellEnd"/>
+      <w:r>
+        <w:t xml:space="preserve">α τα ? </w:t>
+      </w:r>
+      <w:proofErr w:type="spellStart"/>
+      <w:r>
+        <w:t>είν</w:t>
+      </w:r>
+      <w:proofErr w:type="spellEnd"/>
+      <w:r>
+        <w:t xml:space="preserve">αι </w:t>
+      </w:r>
+      <w:proofErr w:type="spellStart"/>
+      <w:r>
+        <w:t>parameterised</w:t>
+      </w:r>
+      <w:proofErr w:type="spellEnd"/>
+      <w:r>
+        <w:t xml:space="preserve"> - δεν υπ</w:t>
+      </w:r>
+      <w:proofErr w:type="spellStart"/>
+      <w:r>
+        <w:t>άρχει</w:t>
+      </w:r>
+      <w:proofErr w:type="spellEnd"/>
+      <w:r>
+        <w:t xml:space="preserve"> string concatenation, δεν υπ</w:t>
+      </w:r>
+      <w:proofErr w:type="spellStart"/>
+      <w:r>
+        <w:t>άρχει</w:t>
+      </w:r>
+      <w:proofErr w:type="spellEnd"/>
+      <w:r>
+        <w:t xml:space="preserve"> SQL injection risk. </w:t>
+      </w:r>
+      <w:r>
+        <w:rPr>
+          <w:lang w:val="el-GR"/>
+        </w:rPr>
+        <w:t xml:space="preserve">Η ίδια δομή χρησιμοποιείται και στο </w:t>
+      </w:r>
+      <w:r>
+        <w:t>list</w:t>
+      </w:r>
+      <w:r>
+        <w:rPr>
+          <w:lang w:val="el-GR"/>
+        </w:rPr>
+        <w:t>_</w:t>
+      </w:r>
+      <w:r>
+        <w:t>books</w:t>
+      </w:r>
+      <w:r>
+        <w:rPr>
+          <w:lang w:val="el-GR"/>
+        </w:rPr>
+        <w:t xml:space="preserve">(), απλά χωρίς το </w:t>
+      </w:r>
+      <w:r>
+        <w:t>WHERE</w:t>
+      </w:r>
+      <w:r>
+        <w:rPr>
+          <w:lang w:val="el-GR"/>
+        </w:rPr>
+        <w:t xml:space="preserve"> </w:t>
+      </w:r>
+      <w:r>
+        <w:t>clause</w:t>
+      </w:r>
+      <w:r>
+        <w:rPr>
+          <w:lang w:val="el-GR"/>
+        </w:rPr>
+        <w:t>.</w:t>
+      </w:r>
+    </w:p>
+    <w:p>
+      <w:pPr>
+        <w:pStyle w:val="Heading2"/>
+        <w:rPr>
+          <w:lang w:val="el-GR"/>
+        </w:rPr>
+      </w:pPr>
+      <w:r>
+        <w:rPr>
+          <w:lang w:val="el-GR"/>
+        </w:rPr>
+        <w:t>7.2 Σύστημα Βαθμολογιών (</w:t>
+      </w:r>
+      <w:r>
+        <w:t>UPSERT</w:t>
+      </w:r>
+      <w:r>
+        <w:rPr>
+          <w:lang w:val="el-GR"/>
+        </w:rPr>
+        <w:t>)</w:t>
+      </w:r>
+    </w:p>
+    <w:p>
+      <w:pPr>
+        <w:spacing w:after="120"/>
+        <w:rPr>
+          <w:lang w:val="el-GR"/>
+        </w:rPr>
+      </w:pPr>
+      <w:r>
+        <w:rPr>
+          <w:lang w:val="el-GR"/>
+        </w:rPr>
+        <w:t xml:space="preserve">Όταν ένα μέλος επιστρέφει βιβλίο και επιλέγει να το βαθμολογήσει, η εφαρμογή χρησιμοποιεί το </w:t>
+      </w:r>
+      <w:r>
+        <w:t>SQLite</w:t>
+      </w:r>
+      <w:r>
+        <w:rPr>
+          <w:lang w:val="el-GR"/>
+        </w:rPr>
+        <w:t xml:space="preserve"> </w:t>
+      </w:r>
+      <w:r>
+        <w:t>UPSERT</w:t>
+      </w:r>
+      <w:r>
+        <w:rPr>
+          <w:lang w:val="el-GR"/>
+        </w:rPr>
+        <w:t xml:space="preserve"> </w:t>
+      </w:r>
+      <w:r>
+        <w:t>pattern</w:t>
+      </w:r>
+      <w:r>
+        <w:rPr>
+          <w:lang w:val="el-GR"/>
+        </w:rPr>
+        <w:t>:</w:t>
+      </w:r>
+    </w:p>
+    <w:p>
+      <w:pPr>
+        <w:shd w:val="clear" w:color="auto" w:fill="F2F2F2"/>
+      </w:pPr>
       <w:r>
         <w:rPr>
           <w:rFonts w:ascii="Consolas" w:eastAsia="Consolas" w:hAnsi="Consolas" w:cs="Consolas"/>
           <w:sz w:val="18"/>
           <w:szCs w:val="18"/>
         </w:rPr>
-        <w:t>b.title</w:t>
-      </w:r>
-      <w:proofErr w:type="spellEnd"/>
-      <w:proofErr w:type="gramEnd"/>
+        <w:t>INSERT INTO ratings (</w:t>
+      </w:r>
+      <w:proofErr w:type="spellStart"/>
       <w:r>
         <w:rPr>
           <w:rFonts w:ascii="Consolas" w:eastAsia="Consolas" w:hAnsi="Consolas" w:cs="Consolas"/>
           <w:sz w:val="18"/>
           <w:szCs w:val="18"/>
         </w:rPr>
-        <w:t xml:space="preserve"> </w:t>
-      </w:r>
-      <w:proofErr w:type="gramStart"/>
+        <w:t>member_id</w:t>
+      </w:r>
+      <w:proofErr w:type="spellEnd"/>
       <w:r>
         <w:rPr>
           <w:rFonts w:ascii="Consolas" w:eastAsia="Consolas" w:hAnsi="Consolas" w:cs="Consolas"/>
           <w:sz w:val="18"/>
           <w:szCs w:val="18"/>
         </w:rPr>
-        <w:t>LIKE ?</w:t>
-      </w:r>
-      <w:proofErr w:type="gramEnd"/>
+        <w:t xml:space="preserve">, </w:t>
+      </w:r>
+      <w:proofErr w:type="spellStart"/>
       <w:r>
         <w:rPr>
           <w:rFonts w:ascii="Consolas" w:eastAsia="Consolas" w:hAnsi="Consolas" w:cs="Consolas"/>
           <w:sz w:val="18"/>
           <w:szCs w:val="18"/>
         </w:rPr>
-        <w:t xml:space="preserve"> OR </w:t>
-      </w:r>
-      <w:proofErr w:type="spellStart"/>
-      <w:proofErr w:type="gramStart"/>
+        <w:t>book_id</w:t>
+      </w:r>
+      <w:proofErr w:type="spellEnd"/>
       <w:r>
         <w:rPr>
           <w:rFonts w:ascii="Consolas" w:eastAsia="Consolas" w:hAnsi="Consolas" w:cs="Consolas"/>
           <w:sz w:val="18"/>
           <w:szCs w:val="18"/>
         </w:rPr>
-        <w:t>b.author</w:t>
-      </w:r>
-      <w:proofErr w:type="spellEnd"/>
-      <w:proofErr w:type="gramEnd"/>
+        <w:t>, rating)</w:t>
+      </w:r>
+    </w:p>
+    <w:p>
+      <w:pPr>
+        <w:shd w:val="clear" w:color="auto" w:fill="F2F2F2"/>
+      </w:pPr>
       <w:r>
         <w:rPr>
           <w:rFonts w:ascii="Consolas" w:eastAsia="Consolas" w:hAnsi="Consolas" w:cs="Consolas"/>
           <w:sz w:val="18"/>
           <w:szCs w:val="18"/>
         </w:rPr>
-        <w:t xml:space="preserve"> </w:t>
-      </w:r>
-      <w:proofErr w:type="gramStart"/>
+        <w:t>VALUES (?, ?, ?)</w:t>
+      </w:r>
+    </w:p>
+    <w:p>
+      <w:pPr>
+        <w:shd w:val="clear" w:color="auto" w:fill="F2F2F2"/>
+      </w:pPr>
       <w:r>
         <w:rPr>
           <w:rFonts w:ascii="Consolas" w:eastAsia="Consolas" w:hAnsi="Consolas" w:cs="Consolas"/>
           <w:sz w:val="18"/>
           <w:szCs w:val="18"/>
         </w:rPr>
-        <w:t>LIKE ?</w:t>
-      </w:r>
-      <w:proofErr w:type="gramEnd"/>
-    </w:p>
-    <w:p>
-      <w:pPr>
-        <w:shd w:val="clear" w:color="auto" w:fill="F2F2F2"/>
-      </w:pPr>
+        <w:t>ON CONFLICT(</w:t>
+      </w:r>
+      <w:proofErr w:type="spellStart"/>
       <w:r>
         <w:rPr>
           <w:rFonts w:ascii="Consolas" w:eastAsia="Consolas" w:hAnsi="Consolas" w:cs="Consolas"/>
           <w:sz w:val="18"/>
           <w:szCs w:val="18"/>
         </w:rPr>
-        <w:t xml:space="preserve">   OR </w:t>
-      </w:r>
-      <w:proofErr w:type="spellStart"/>
-      <w:proofErr w:type="gramStart"/>
+        <w:t>member_id</w:t>
+      </w:r>
+      <w:proofErr w:type="spellEnd"/>
       <w:r>
         <w:rPr>
           <w:rFonts w:ascii="Consolas" w:eastAsia="Consolas" w:hAnsi="Consolas" w:cs="Consolas"/>
           <w:sz w:val="18"/>
           <w:szCs w:val="18"/>
         </w:rPr>
-        <w:t>b.isbn</w:t>
-      </w:r>
-      <w:proofErr w:type="spellEnd"/>
-      <w:proofErr w:type="gramEnd"/>
+        <w:t xml:space="preserve">, </w:t>
+      </w:r>
+      <w:proofErr w:type="spellStart"/>
       <w:r>
         <w:rPr>
           <w:rFonts w:ascii="Consolas" w:eastAsia="Consolas" w:hAnsi="Consolas" w:cs="Consolas"/>
           <w:sz w:val="18"/>
           <w:szCs w:val="18"/>
         </w:rPr>
-        <w:t xml:space="preserve"> </w:t>
-      </w:r>
-      <w:proofErr w:type="gramStart"/>
+        <w:t>book_id</w:t>
+      </w:r>
+      <w:proofErr w:type="spellEnd"/>
       <w:r>
         <w:rPr>
           <w:rFonts w:ascii="Consolas" w:eastAsia="Consolas" w:hAnsi="Consolas" w:cs="Consolas"/>
           <w:sz w:val="18"/>
           <w:szCs w:val="18"/>
         </w:rPr>
-        <w:t>LIKE ?</w:t>
-      </w:r>
-      <w:proofErr w:type="gramEnd"/>
+        <w:t>) DO UPDATE SET</w:t>
+      </w:r>
+    </w:p>
+    <w:p>
+      <w:pPr>
+        <w:shd w:val="clear" w:color="auto" w:fill="F2F2F2"/>
+      </w:pPr>
       <w:r>
         <w:rPr>
           <w:rFonts w:ascii="Consolas" w:eastAsia="Consolas" w:hAnsi="Consolas" w:cs="Consolas"/>
           <w:sz w:val="18"/>
           <w:szCs w:val="18"/>
         </w:rPr>
-        <w:t xml:space="preserve">  OR c.name </w:t>
-      </w:r>
-      <w:proofErr w:type="gramStart"/>
+        <w:t xml:space="preserve">    rating   = </w:t>
+      </w:r>
+      <w:proofErr w:type="spellStart"/>
       <w:r>
         <w:rPr>
           <w:rFonts w:ascii="Consolas" w:eastAsia="Consolas" w:hAnsi="Consolas" w:cs="Consolas"/>
           <w:sz w:val="18"/>
           <w:szCs w:val="18"/>
         </w:rPr>
-        <w:t>LIKE ?</w:t>
-      </w:r>
-      <w:proofErr w:type="gramEnd"/>
-    </w:p>
-    <w:p>
-      <w:pPr>
-        <w:shd w:val="clear" w:color="auto" w:fill="F2F2F2"/>
-      </w:pPr>
-      <w:r>
-        <w:rPr>
-          <w:rFonts w:ascii="Consolas" w:eastAsia="Consolas" w:hAnsi="Consolas" w:cs="Consolas"/>
-          <w:sz w:val="18"/>
-          <w:szCs w:val="18"/>
-        </w:rPr>
-        <w:t>ORDER BY LOWER(</w:t>
-      </w:r>
-      <w:proofErr w:type="spellStart"/>
-      <w:proofErr w:type="gramStart"/>
-      <w:r>
-        <w:rPr>
-          <w:rFonts w:ascii="Consolas" w:eastAsia="Consolas" w:hAnsi="Consolas" w:cs="Consolas"/>
-          <w:sz w:val="18"/>
-          <w:szCs w:val="18"/>
-        </w:rPr>
-        <w:t>b.title</w:t>
-      </w:r>
-      <w:proofErr w:type="spellEnd"/>
-      <w:proofErr w:type="gramEnd"/>
-      <w:r>
-        <w:rPr>
-          <w:rFonts w:ascii="Consolas" w:eastAsia="Consolas" w:hAnsi="Consolas" w:cs="Consolas"/>
-          <w:sz w:val="18"/>
-          <w:szCs w:val="18"/>
-        </w:rPr>
-        <w:t>), b.id;</w:t>
-      </w:r>
-    </w:p>
-    <w:p>
-      <w:pPr>
-        <w:spacing w:after="120"/>
-        <w:rPr>
-          <w:lang w:val="el-GR"/>
-        </w:rPr>
-      </w:pPr>
-      <w:proofErr w:type="spellStart"/>
-      <w:r>
-        <w:t>Όλ</w:t>
-      </w:r>
-      <w:proofErr w:type="spellEnd"/>
-      <w:r>
-        <w:t xml:space="preserve">α </w:t>
-      </w:r>
-      <w:proofErr w:type="gramStart"/>
-      <w:r>
-        <w:t>τα ?</w:t>
-      </w:r>
-      <w:proofErr w:type="gramEnd"/>
-      <w:r>
-        <w:t xml:space="preserve"> </w:t>
-      </w:r>
-      <w:proofErr w:type="spellStart"/>
-      <w:r>
-        <w:t>είν</w:t>
-      </w:r>
-      <w:proofErr w:type="spellEnd"/>
-      <w:r>
-        <w:t xml:space="preserve">αι </w:t>
-      </w:r>
-      <w:proofErr w:type="spellStart"/>
-      <w:r>
-        <w:t>parameterised</w:t>
-      </w:r>
-      <w:proofErr w:type="spellEnd"/>
-      <w:r>
-        <w:t xml:space="preserve"> - </w:t>
-      </w:r>
-      <w:proofErr w:type="spellStart"/>
-      <w:r>
-        <w:t>δεν</w:t>
-      </w:r>
-      <w:proofErr w:type="spellEnd"/>
-      <w:r>
-        <w:t xml:space="preserve"> υπ</w:t>
-      </w:r>
-      <w:proofErr w:type="spellStart"/>
-      <w:r>
-        <w:t>άρχει</w:t>
-      </w:r>
-      <w:proofErr w:type="spellEnd"/>
-      <w:r>
-        <w:t xml:space="preserve"> string concatenation, </w:t>
-      </w:r>
-      <w:proofErr w:type="spellStart"/>
-      <w:r>
-        <w:t>δεν</w:t>
-      </w:r>
-      <w:proofErr w:type="spellEnd"/>
-      <w:r>
-        <w:t xml:space="preserve"> υπ</w:t>
-      </w:r>
-      <w:proofErr w:type="spellStart"/>
-      <w:r>
-        <w:t>άρχει</w:t>
-      </w:r>
-      <w:proofErr w:type="spellEnd"/>
-      <w:r>
-        <w:t xml:space="preserve"> SQL injection risk. </w:t>
-      </w:r>
-      <w:r>
-        <w:rPr>
-          <w:lang w:val="el-GR"/>
-        </w:rPr>
-        <w:t xml:space="preserve">Η ίδια δομή χρησιμοποιείται και στο </w:t>
-      </w:r>
-      <w:r>
-        <w:t>list</w:t>
-      </w:r>
-      <w:r>
-        <w:rPr>
-          <w:lang w:val="el-GR"/>
-        </w:rPr>
-        <w:t>_</w:t>
-      </w:r>
-      <w:r>
-        <w:t>books</w:t>
-      </w:r>
-      <w:r>
-        <w:rPr>
-          <w:lang w:val="el-GR"/>
-        </w:rPr>
-        <w:t xml:space="preserve">(), απλά χωρίς το </w:t>
-      </w:r>
-      <w:r>
-        <w:t>WHERE</w:t>
-      </w:r>
-      <w:r>
-        <w:rPr>
-          <w:lang w:val="el-GR"/>
-        </w:rPr>
-        <w:t xml:space="preserve"> </w:t>
-      </w:r>
-      <w:r>
-        <w:t>clause</w:t>
-      </w:r>
-      <w:r>
-        <w:rPr>
-          <w:lang w:val="el-GR"/>
-        </w:rPr>
-        <w:t>.</w:t>
-      </w:r>
-    </w:p>
-    <w:p>
-      <w:pPr>
-        <w:pStyle w:val="Heading2"/>
-        <w:rPr>
-          <w:lang w:val="el-GR"/>
-        </w:rPr>
-      </w:pPr>
-      <w:r>
-        <w:rPr>
-          <w:lang w:val="el-GR"/>
-        </w:rPr>
-        <w:t>7.2 Σύστημα Βαθμολογιών (</w:t>
-      </w:r>
-      <w:r>
-        <w:t>UPSERT</w:t>
-      </w:r>
-      <w:r>
-        <w:rPr>
-          <w:lang w:val="el-GR"/>
-        </w:rPr>
-        <w:t>)</w:t>
-      </w:r>
-    </w:p>
-    <w:p>
-      <w:pPr>
-        <w:spacing w:after="120"/>
-        <w:rPr>
-          <w:lang w:val="el-GR"/>
-        </w:rPr>
-      </w:pPr>
-      <w:r>
-        <w:rPr>
-          <w:lang w:val="el-GR"/>
-        </w:rPr>
-        <w:t xml:space="preserve">Όταν ένα μέλος επιστρέφει βιβλίο και επιλέγει να το βαθμολογήσει, η εφαρμογή χρησιμοποιεί το </w:t>
-      </w:r>
-      <w:r>
-        <w:t>SQLite</w:t>
-      </w:r>
-      <w:r>
-        <w:rPr>
-          <w:lang w:val="el-GR"/>
-        </w:rPr>
-        <w:t xml:space="preserve"> </w:t>
-      </w:r>
-      <w:r>
-        <w:t>UPSERT</w:t>
-      </w:r>
-      <w:r>
-        <w:rPr>
-          <w:lang w:val="el-GR"/>
-        </w:rPr>
-        <w:t xml:space="preserve"> </w:t>
-      </w:r>
-      <w:r>
-        <w:t>pattern</w:t>
-      </w:r>
-      <w:r>
-        <w:rPr>
-          <w:lang w:val="el-GR"/>
-        </w:rPr>
-        <w:t>:</w:t>
-      </w:r>
-    </w:p>
-    <w:p>
-      <w:pPr>
-        <w:shd w:val="clear" w:color="auto" w:fill="F2F2F2"/>
-      </w:pPr>
-      <w:r>
-        <w:rPr>
-          <w:rFonts w:ascii="Consolas" w:eastAsia="Consolas" w:hAnsi="Consolas" w:cs="Consolas"/>
-          <w:sz w:val="18"/>
-          <w:szCs w:val="18"/>
-        </w:rPr>
-        <w:t>INSERT INTO ratings (</w:t>
-      </w:r>
-      <w:proofErr w:type="spellStart"/>
-      <w:r>
-        <w:rPr>
-          <w:rFonts w:ascii="Consolas" w:eastAsia="Consolas" w:hAnsi="Consolas" w:cs="Consolas"/>
-          <w:sz w:val="18"/>
-          <w:szCs w:val="18"/>
-        </w:rPr>
-        <w:t>member_id</w:t>
-      </w:r>
-      <w:proofErr w:type="spellEnd"/>
-      <w:r>
-        <w:rPr>
-          <w:rFonts w:ascii="Consolas" w:eastAsia="Consolas" w:hAnsi="Consolas" w:cs="Consolas"/>
-          <w:sz w:val="18"/>
-          <w:szCs w:val="18"/>
-        </w:rPr>
-        <w:t xml:space="preserve">, </w:t>
-      </w:r>
-      <w:proofErr w:type="spellStart"/>
-      <w:r>
-        <w:rPr>
-          <w:rFonts w:ascii="Consolas" w:eastAsia="Consolas" w:hAnsi="Consolas" w:cs="Consolas"/>
-          <w:sz w:val="18"/>
-          <w:szCs w:val="18"/>
-        </w:rPr>
-        <w:t>book_id</w:t>
-      </w:r>
-      <w:proofErr w:type="spellEnd"/>
-      <w:r>
-        <w:rPr>
-          <w:rFonts w:ascii="Consolas" w:eastAsia="Consolas" w:hAnsi="Consolas" w:cs="Consolas"/>
-          <w:sz w:val="18"/>
-          <w:szCs w:val="18"/>
-        </w:rPr>
-        <w:t>, rating)</w:t>
-      </w:r>
-    </w:p>
-    <w:p>
-      <w:pPr>
-        <w:shd w:val="clear" w:color="auto" w:fill="F2F2F2"/>
-      </w:pPr>
-      <w:r>
-        <w:rPr>
-          <w:rFonts w:ascii="Consolas" w:eastAsia="Consolas" w:hAnsi="Consolas" w:cs="Consolas"/>
-          <w:sz w:val="18"/>
-          <w:szCs w:val="18"/>
-        </w:rPr>
-        <w:t xml:space="preserve">VALUES </w:t>
-      </w:r>
-      <w:proofErr w:type="gramStart"/>
-      <w:r>
-        <w:rPr>
-          <w:rFonts w:ascii="Consolas" w:eastAsia="Consolas" w:hAnsi="Consolas" w:cs="Consolas"/>
-          <w:sz w:val="18"/>
-          <w:szCs w:val="18"/>
-        </w:rPr>
-        <w:t>(?,</w:t>
-      </w:r>
-      <w:proofErr w:type="gramEnd"/>
-      <w:r>
-        <w:rPr>
-          <w:rFonts w:ascii="Consolas" w:eastAsia="Consolas" w:hAnsi="Consolas" w:cs="Consolas"/>
-          <w:sz w:val="18"/>
-          <w:szCs w:val="18"/>
-        </w:rPr>
-        <w:t xml:space="preserve"> ?, ?)</w:t>
-      </w:r>
-    </w:p>
-    <w:p>
-      <w:pPr>
-        <w:shd w:val="clear" w:color="auto" w:fill="F2F2F2"/>
-      </w:pPr>
-      <w:r>
-        <w:rPr>
-          <w:rFonts w:ascii="Consolas" w:eastAsia="Consolas" w:hAnsi="Consolas" w:cs="Consolas"/>
-          <w:sz w:val="18"/>
-          <w:szCs w:val="18"/>
-        </w:rPr>
-        <w:t xml:space="preserve">ON </w:t>
-      </w:r>
-      <w:proofErr w:type="gramStart"/>
-      <w:r>
-        <w:rPr>
-          <w:rFonts w:ascii="Consolas" w:eastAsia="Consolas" w:hAnsi="Consolas" w:cs="Consolas"/>
-          <w:sz w:val="18"/>
-          <w:szCs w:val="18"/>
-        </w:rPr>
-        <w:t>CONFLICT(</w:t>
-      </w:r>
-      <w:proofErr w:type="spellStart"/>
-      <w:proofErr w:type="gramEnd"/>
-      <w:r>
-        <w:rPr>
-          <w:rFonts w:ascii="Consolas" w:eastAsia="Consolas" w:hAnsi="Consolas" w:cs="Consolas"/>
-          <w:sz w:val="18"/>
-          <w:szCs w:val="18"/>
-        </w:rPr>
-        <w:t>member_id</w:t>
-      </w:r>
-      <w:proofErr w:type="spellEnd"/>
-      <w:r>
-        <w:rPr>
-          <w:rFonts w:ascii="Consolas" w:eastAsia="Consolas" w:hAnsi="Consolas" w:cs="Consolas"/>
-          <w:sz w:val="18"/>
-          <w:szCs w:val="18"/>
-        </w:rPr>
-        <w:t xml:space="preserve">, </w:t>
-      </w:r>
-      <w:proofErr w:type="spellStart"/>
-      <w:r>
-        <w:rPr>
-          <w:rFonts w:ascii="Consolas" w:eastAsia="Consolas" w:hAnsi="Consolas" w:cs="Consolas"/>
-          <w:sz w:val="18"/>
-          <w:szCs w:val="18"/>
-        </w:rPr>
-        <w:t>book_id</w:t>
-      </w:r>
-      <w:proofErr w:type="spellEnd"/>
-      <w:r>
-        <w:rPr>
-          <w:rFonts w:ascii="Consolas" w:eastAsia="Consolas" w:hAnsi="Consolas" w:cs="Consolas"/>
-          <w:sz w:val="18"/>
-          <w:szCs w:val="18"/>
-        </w:rPr>
-        <w:t>) DO UPDATE SET</w:t>
-      </w:r>
-    </w:p>
-    <w:p>
-      <w:pPr>
-        <w:shd w:val="clear" w:color="auto" w:fill="F2F2F2"/>
-      </w:pPr>
-      <w:r>
-        <w:rPr>
-          <w:rFonts w:ascii="Consolas" w:eastAsia="Consolas" w:hAnsi="Consolas" w:cs="Consolas"/>
-          <w:sz w:val="18"/>
-          <w:szCs w:val="18"/>
-        </w:rPr>
-        <w:t xml:space="preserve">    rating   = </w:t>
-      </w:r>
-      <w:proofErr w:type="spellStart"/>
-      <w:proofErr w:type="gramStart"/>
-      <w:r>
-        <w:rPr>
-          <w:rFonts w:ascii="Consolas" w:eastAsia="Consolas" w:hAnsi="Consolas" w:cs="Consolas"/>
-          <w:sz w:val="18"/>
-          <w:szCs w:val="18"/>
-        </w:rPr>
         <w:t>excluded.rating</w:t>
       </w:r>
       <w:proofErr w:type="spellEnd"/>
-      <w:proofErr w:type="gramEnd"/>
       <w:r>
         <w:rPr>
           <w:rFonts w:ascii="Consolas" w:eastAsia="Consolas" w:hAnsi="Consolas" w:cs="Consolas"/>
@@ -5572,8 +5277,13 @@
       </w:r>
       <w:proofErr w:type="spellEnd"/>
       <w:r>
-        <w:t xml:space="preserve"> Αρχείων</w:t>
-      </w:r>
+        <w:t xml:space="preserve"> </w:t>
+      </w:r>
+      <w:proofErr w:type="spellStart"/>
+      <w:r>
+        <w:t>Αρχείων</w:t>
+      </w:r>
+      <w:proofErr w:type="spellEnd"/>
     </w:p>
     <w:p>
       <w:pPr>
@@ -6683,7 +6393,34 @@
           <w:szCs w:val="20"/>
           <w:lang w:val="el-GR"/>
         </w:rPr>
-        <w:t xml:space="preserve">     Πέντε ενότητες στατιστικών.</w:t>
+        <w:t xml:space="preserve"> </w:t>
+      </w:r>
+      <w:r>
+        <w:rPr>
+          <w:rFonts w:ascii="Consolas" w:eastAsia="Consolas" w:hAnsi="Consolas" w:cs="Consolas"/>
+          <w:sz w:val="20"/>
+          <w:szCs w:val="20"/>
+          <w:lang w:val="el-GR"/>
+        </w:rPr>
+        <w:t xml:space="preserve"> </w:t>
+      </w:r>
+      <w:r>
+        <w:rPr>
+          <w:rFonts w:ascii="Consolas" w:eastAsia="Consolas" w:hAnsi="Consolas" w:cs="Consolas"/>
+          <w:sz w:val="20"/>
+          <w:szCs w:val="20"/>
+          <w:lang w:val="el-GR"/>
+        </w:rPr>
+        <w:t xml:space="preserve">   Ε</w:t>
+      </w:r>
+      <w:r>
+        <w:rPr>
+          <w:rFonts w:ascii="Consolas" w:eastAsia="Consolas" w:hAnsi="Consolas" w:cs="Consolas"/>
+          <w:sz w:val="20"/>
+          <w:szCs w:val="20"/>
+          <w:lang w:val="el-GR"/>
+        </w:rPr>
+        <w:t>νότητες στατιστικών.</w:t>
       </w:r>
     </w:p>
     <w:p>
@@ -6931,104 +6668,6 @@
     </w:p>
     <w:p>
       <w:pPr>
-        <w:spacing w:after="120"/>
-        <w:rPr>
-          <w:lang w:val="el-GR"/>
-        </w:rPr>
-      </w:pPr>
-      <w:r>
-        <w:rPr>
-          <w:lang w:val="el-GR"/>
-        </w:rPr>
-        <w:t xml:space="preserve">Το </w:t>
-      </w:r>
-      <w:proofErr w:type="spellStart"/>
-      <w:r>
-        <w:t>tkinter</w:t>
-      </w:r>
-      <w:proofErr w:type="spellEnd"/>
-      <w:r>
-        <w:rPr>
-          <w:lang w:val="el-GR"/>
-        </w:rPr>
-        <w:t xml:space="preserve"> και το </w:t>
-      </w:r>
-      <w:proofErr w:type="spellStart"/>
-      <w:r>
-        <w:t>sqlite</w:t>
-      </w:r>
-      <w:proofErr w:type="spellEnd"/>
-      <w:r>
-        <w:rPr>
-          <w:lang w:val="el-GR"/>
-        </w:rPr>
-        <w:t xml:space="preserve">3 είναι μέρος του </w:t>
-      </w:r>
-      <w:r>
-        <w:t>Python</w:t>
-      </w:r>
-      <w:r>
-        <w:rPr>
-          <w:lang w:val="el-GR"/>
-        </w:rPr>
-        <w:t xml:space="preserve"> </w:t>
-      </w:r>
-      <w:r>
-        <w:t>standard</w:t>
-      </w:r>
-      <w:r>
-        <w:rPr>
-          <w:lang w:val="el-GR"/>
-        </w:rPr>
-        <w:t xml:space="preserve"> </w:t>
-      </w:r>
-      <w:r>
-        <w:t>library</w:t>
-      </w:r>
-      <w:r>
-        <w:rPr>
-          <w:lang w:val="el-GR"/>
-        </w:rPr>
-        <w:t>, δεν χρειάζονται εγκατάσταση.</w:t>
-      </w:r>
-    </w:p>
-    <w:p>
-      <w:pPr>
-        <w:pStyle w:val="Heading1"/>
-      </w:pPr>
-      <w:r>
-        <w:t xml:space="preserve">10. Tradeoffs &amp; </w:t>
-      </w:r>
-      <w:proofErr w:type="spellStart"/>
-      <w:r>
-        <w:t>Σημειώσεις</w:t>
-      </w:r>
-      <w:proofErr w:type="spellEnd"/>
-    </w:p>
-    <w:p>
-      <w:pPr>
-        <w:spacing w:after="120"/>
-      </w:pPr>
-      <w:proofErr w:type="spellStart"/>
-      <w:r>
-        <w:lastRenderedPageBreak/>
-        <w:t>Συνειδητές</w:t>
-      </w:r>
-      <w:proofErr w:type="spellEnd"/>
-      <w:r>
-        <w:t xml:space="preserve"> απ</w:t>
-      </w:r>
-      <w:proofErr w:type="spellStart"/>
-      <w:r>
-        <w:t>λο</w:t>
-      </w:r>
-      <w:proofErr w:type="spellEnd"/>
-      <w:r>
-        <w:t>ποιήσεις:</w:t>
-      </w:r>
-    </w:p>
-    <w:p>
-      <w:pPr>
         <w:pStyle w:val="ListParagraph"/>
         <w:numPr>
           <w:ilvl w:val="0"/>
@@ -7036,45 +6675,34 @@
         </w:numPr>
         <w:spacing w:after="80"/>
       </w:pPr>
-      <w:r>
-        <w:rPr>
-          <w:lang w:val="el-GR"/>
-        </w:rPr>
-        <w:t xml:space="preserve">Δεν υπάρχει </w:t>
-      </w:r>
-      <w:r>
-        <w:t>authentication</w:t>
-      </w:r>
-      <w:r>
-        <w:rPr>
-          <w:lang w:val="el-GR"/>
-        </w:rPr>
-        <w:t>/</w:t>
-      </w:r>
-      <w:r>
-        <w:t>authorization</w:t>
-      </w:r>
-      <w:r>
-        <w:rPr>
-          <w:lang w:val="el-GR"/>
-        </w:rPr>
-        <w:t xml:space="preserve">. Όλοι οι χρήστες της εφαρμογής έχουν πλήρη δικαιώματα. </w:t>
-      </w:r>
-      <w:proofErr w:type="spellStart"/>
-      <w:r>
-        <w:t>Σε</w:t>
-      </w:r>
-      <w:proofErr w:type="spellEnd"/>
-      <w:r>
-        <w:t xml:space="preserve"> production θα </w:t>
-      </w:r>
-      <w:proofErr w:type="spellStart"/>
-      <w:r>
-        <w:t>χρει</w:t>
-      </w:r>
-      <w:proofErr w:type="spellEnd"/>
-      <w:r>
-        <w:t>αζόταν user table και role-based access control.</w:t>
+      <w:proofErr w:type="spellStart"/>
+      <w:r>
+        <w:t>mplcursors</w:t>
+      </w:r>
+      <w:proofErr w:type="spellEnd"/>
+      <w:r>
+        <w:t>:</w:t>
+      </w:r>
+      <w:r>
+        <w:t xml:space="preserve"> </w:t>
+      </w:r>
+      <w:r>
+        <w:t xml:space="preserve">annotation hover </w:t>
+      </w:r>
+      <w:r>
+        <w:rPr>
+          <w:lang w:val="el-GR"/>
+        </w:rPr>
+        <w:t>στα</w:t>
+      </w:r>
+      <w:r>
+        <w:t xml:space="preserve"> </w:t>
+      </w:r>
+      <w:r>
+        <w:rPr>
+          <w:lang w:val="el-GR"/>
+        </w:rPr>
+        <w:t>στατιστικά</w:t>
       </w:r>
     </w:p>
     <w:p>
@@ -7085,63 +6713,59 @@
           <w:numId w:val="2"/>
         </w:numPr>
         <w:spacing w:after="80"/>
-        <w:rPr>
-          <w:lang w:val="el-GR"/>
-        </w:rPr>
-      </w:pPr>
-      <w:r>
-        <w:rPr>
-          <w:lang w:val="el-GR"/>
-        </w:rPr>
-        <w:t xml:space="preserve">Όλα τα </w:t>
-      </w:r>
-      <w:r>
-        <w:t>queries</w:t>
-      </w:r>
-      <w:r>
-        <w:rPr>
-          <w:lang w:val="el-GR"/>
-        </w:rPr>
-        <w:t xml:space="preserve"> εκτελούνται σε κάθε </w:t>
-      </w:r>
-      <w:r>
-        <w:t>refresh</w:t>
-      </w:r>
-      <w:r>
-        <w:rPr>
-          <w:lang w:val="el-GR"/>
-        </w:rPr>
-        <w:t xml:space="preserve"> - δεν υπάρχει </w:t>
-      </w:r>
-      <w:r>
-        <w:t>caching</w:t>
-      </w:r>
-      <w:r>
-        <w:rPr>
-          <w:lang w:val="el-GR"/>
-        </w:rPr>
-        <w:t xml:space="preserve">. Για το μέγεθος δεδομένων του </w:t>
-      </w:r>
-      <w:r>
-        <w:t>project</w:t>
-      </w:r>
-      <w:r>
-        <w:rPr>
-          <w:lang w:val="el-GR"/>
-        </w:rPr>
-        <w:t xml:space="preserve"> (μερικές εκατοντάδες βιβλία/μέλη) αυτό είναι μη αισθητό, και οι </w:t>
-      </w:r>
-      <w:r>
-        <w:t>indexes</w:t>
-      </w:r>
-      <w:r>
-        <w:rPr>
-          <w:lang w:val="el-GR"/>
-        </w:rPr>
-        <w:t xml:space="preserve"> που ορίσαμε καλύπτουν τα </w:t>
-      </w:r>
-      <w:r>
-        <w:t>hot</w:t>
+      </w:pPr>
+      <w:proofErr w:type="spellStart"/>
+      <w:r>
+        <w:t>numpy</w:t>
+      </w:r>
+      <w:proofErr w:type="spellEnd"/>
+      <w:r>
+        <w:t>:</w:t>
+      </w:r>
+      <w:r>
+        <w:rPr>
+          <w:lang w:val="el-GR"/>
+        </w:rPr>
+        <w:t xml:space="preserve"> για τους πίνακες</w:t>
+      </w:r>
+    </w:p>
+    <w:p>
+      <w:pPr>
+        <w:spacing w:after="120"/>
+        <w:rPr>
+          <w:lang w:val="el-GR"/>
+        </w:rPr>
+      </w:pPr>
+      <w:r>
+        <w:rPr>
+          <w:lang w:val="el-GR"/>
+        </w:rPr>
+        <w:t xml:space="preserve">Το </w:t>
+      </w:r>
+      <w:proofErr w:type="spellStart"/>
+      <w:r>
+        <w:t>tkinter</w:t>
+      </w:r>
+      <w:proofErr w:type="spellEnd"/>
+      <w:r>
+        <w:rPr>
+          <w:lang w:val="el-GR"/>
+        </w:rPr>
+        <w:t xml:space="preserve"> και το </w:t>
+      </w:r>
+      <w:proofErr w:type="spellStart"/>
+      <w:r>
+        <w:t>sqlite</w:t>
+      </w:r>
+      <w:proofErr w:type="spellEnd"/>
+      <w:r>
+        <w:rPr>
+          <w:lang w:val="el-GR"/>
+        </w:rPr>
+        <w:t xml:space="preserve">3 είναι μέρος του </w:t>
+      </w:r>
+      <w:r>
+        <w:t>Python</w:t>
       </w:r>
       <w:r>
         <w:rPr>
@@ -7150,13 +6774,57 @@
         <w:t xml:space="preserve"> </w:t>
       </w:r>
       <w:r>
-        <w:t>paths</w:t>
-      </w:r>
-      <w:r>
-        <w:rPr>
-          <w:lang w:val="el-GR"/>
-        </w:rPr>
-        <w:t>.</w:t>
+        <w:t>standard</w:t>
+      </w:r>
+      <w:r>
+        <w:rPr>
+          <w:lang w:val="el-GR"/>
+        </w:rPr>
+        <w:t xml:space="preserve"> </w:t>
+      </w:r>
+      <w:r>
+        <w:t>library</w:t>
+      </w:r>
+      <w:r>
+        <w:rPr>
+          <w:lang w:val="el-GR"/>
+        </w:rPr>
+        <w:t>, δεν χρειάζονται εγκατάσταση.</w:t>
+      </w:r>
+    </w:p>
+    <w:p>
+      <w:pPr>
+        <w:pStyle w:val="Heading1"/>
+      </w:pPr>
+      <w:r>
+        <w:lastRenderedPageBreak/>
+        <w:t xml:space="preserve">10. Tradeoffs &amp; </w:t>
+      </w:r>
+      <w:proofErr w:type="spellStart"/>
+      <w:r>
+        <w:t>Σημειώσεις</w:t>
+      </w:r>
+      <w:proofErr w:type="spellEnd"/>
+    </w:p>
+    <w:p>
+      <w:pPr>
+        <w:spacing w:after="120"/>
+      </w:pPr>
+      <w:proofErr w:type="spellStart"/>
+      <w:r>
+        <w:t>Συνειδητές</w:t>
+      </w:r>
+      <w:proofErr w:type="spellEnd"/>
+      <w:r>
+        <w:t xml:space="preserve"> απ</w:t>
+      </w:r>
+      <w:proofErr w:type="spellStart"/>
+      <w:r>
+        <w:t>λο</w:t>
+      </w:r>
+      <w:proofErr w:type="spellEnd"/>
+      <w:r>
+        <w:t>ποιήσεις:</w:t>
       </w:r>
     </w:p>
     <w:p>
@@ -7169,95 +6837,44 @@
         <w:spacing w:after="80"/>
       </w:pPr>
       <w:r>
-        <w:t xml:space="preserve">Η GUI </w:t>
-      </w:r>
-      <w:proofErr w:type="spellStart"/>
-      <w:r>
-        <w:t>κάνει</w:t>
-      </w:r>
-      <w:proofErr w:type="spellEnd"/>
-      <w:r>
-        <w:t xml:space="preserve"> </w:t>
-      </w:r>
-      <w:proofErr w:type="spellStart"/>
-      <w:r>
-        <w:t>refresh_</w:t>
-      </w:r>
-      <w:proofErr w:type="gramStart"/>
-      <w:r>
-        <w:t>all</w:t>
-      </w:r>
-      <w:proofErr w:type="spellEnd"/>
-      <w:r>
-        <w:t>(</w:t>
-      </w:r>
-      <w:proofErr w:type="gramEnd"/>
-      <w:r>
-        <w:t xml:space="preserve">) </w:t>
-      </w:r>
-      <w:proofErr w:type="spellStart"/>
-      <w:r>
-        <w:t>σε</w:t>
-      </w:r>
-      <w:proofErr w:type="spellEnd"/>
-      <w:r>
-        <w:t xml:space="preserve"> </w:t>
-      </w:r>
-      <w:proofErr w:type="spellStart"/>
-      <w:r>
-        <w:t>κάθε</w:t>
-      </w:r>
-      <w:proofErr w:type="spellEnd"/>
-      <w:r>
-        <w:t xml:space="preserve"> navigation α</w:t>
-      </w:r>
-      <w:proofErr w:type="spellStart"/>
-      <w:r>
-        <w:t>ντί</w:t>
-      </w:r>
-      <w:proofErr w:type="spellEnd"/>
-      <w:r>
-        <w:t xml:space="preserve"> </w:t>
-      </w:r>
-      <w:proofErr w:type="spellStart"/>
-      <w:r>
-        <w:t>γι</w:t>
-      </w:r>
-      <w:proofErr w:type="spellEnd"/>
-      <w:r>
-        <w:t xml:space="preserve">α observer pattern. </w:t>
-      </w:r>
-      <w:proofErr w:type="spellStart"/>
-      <w:r>
-        <w:t>Πιο</w:t>
-      </w:r>
-      <w:proofErr w:type="spellEnd"/>
-      <w:r>
-        <w:t xml:space="preserve"> απ</w:t>
-      </w:r>
-      <w:proofErr w:type="spellStart"/>
-      <w:r>
-        <w:t>λό</w:t>
-      </w:r>
-      <w:proofErr w:type="spellEnd"/>
-      <w:r>
-        <w:t>, α</w:t>
-      </w:r>
-      <w:proofErr w:type="spellStart"/>
-      <w:r>
-        <w:t>ρκετά</w:t>
-      </w:r>
-      <w:proofErr w:type="spellEnd"/>
-      <w:r>
-        <w:t xml:space="preserve"> </w:t>
-      </w:r>
-      <w:proofErr w:type="spellStart"/>
-      <w:r>
-        <w:t>γρήγορο</w:t>
-      </w:r>
-      <w:proofErr w:type="spellEnd"/>
-      <w:r>
-        <w:t>.</w:t>
+        <w:rPr>
+          <w:lang w:val="el-GR"/>
+        </w:rPr>
+        <w:t xml:space="preserve">Δεν υπάρχει </w:t>
+      </w:r>
+      <w:r>
+        <w:t>authentication</w:t>
+      </w:r>
+      <w:r>
+        <w:rPr>
+          <w:lang w:val="el-GR"/>
+        </w:rPr>
+        <w:t>/</w:t>
+      </w:r>
+      <w:r>
+        <w:t>authorization</w:t>
+      </w:r>
+      <w:r>
+        <w:rPr>
+          <w:lang w:val="el-GR"/>
+        </w:rPr>
+        <w:t xml:space="preserve">. Όλοι οι χρήστες της εφαρμογής έχουν πλήρη δικαιώματα. </w:t>
+      </w:r>
+      <w:proofErr w:type="spellStart"/>
+      <w:r>
+        <w:t>Σε</w:t>
+      </w:r>
+      <w:proofErr w:type="spellEnd"/>
+      <w:r>
+        <w:t xml:space="preserve"> production θα </w:t>
+      </w:r>
+      <w:proofErr w:type="spellStart"/>
+      <w:r>
+        <w:t>χρει</w:t>
+      </w:r>
+      <w:proofErr w:type="spellEnd"/>
+      <w:r>
+        <w:t>αζόταν user table και role-based access control.</w:t>
       </w:r>
     </w:p>
     <w:p>
@@ -7272,89 +6889,68 @@
           <w:lang w:val="el-GR"/>
         </w:rPr>
       </w:pPr>
-      <w:proofErr w:type="spellStart"/>
-      <w:r>
-        <w:t>Δεν</w:t>
-      </w:r>
-      <w:proofErr w:type="spellEnd"/>
-      <w:r>
-        <w:t xml:space="preserve"> υπ</w:t>
-      </w:r>
-      <w:proofErr w:type="spellStart"/>
-      <w:r>
-        <w:t>άρχει</w:t>
-      </w:r>
-      <w:proofErr w:type="spellEnd"/>
-      <w:r>
-        <w:t xml:space="preserve"> async/threading. </w:t>
-      </w:r>
-      <w:proofErr w:type="spellStart"/>
-      <w:r>
-        <w:t>Όλες</w:t>
-      </w:r>
-      <w:proofErr w:type="spellEnd"/>
-      <w:r>
+      <w:r>
+        <w:rPr>
+          <w:lang w:val="el-GR"/>
+        </w:rPr>
+        <w:t xml:space="preserve">Όλα τα </w:t>
+      </w:r>
+      <w:r>
+        <w:t>queries</w:t>
+      </w:r>
+      <w:r>
+        <w:rPr>
+          <w:lang w:val="el-GR"/>
+        </w:rPr>
+        <w:t xml:space="preserve"> εκτελούνται σε κάθε </w:t>
+      </w:r>
+      <w:r>
+        <w:t>refresh</w:t>
+      </w:r>
+      <w:r>
+        <w:rPr>
+          <w:lang w:val="el-GR"/>
+        </w:rPr>
+        <w:t xml:space="preserve"> - δεν υπάρχει </w:t>
+      </w:r>
+      <w:r>
+        <w:t>caching</w:t>
+      </w:r>
+      <w:r>
+        <w:rPr>
+          <w:lang w:val="el-GR"/>
+        </w:rPr>
+        <w:t xml:space="preserve">. Για το μέγεθος δεδομένων του </w:t>
+      </w:r>
+      <w:r>
+        <w:t>project</w:t>
+      </w:r>
+      <w:r>
+        <w:rPr>
+          <w:lang w:val="el-GR"/>
+        </w:rPr>
+        <w:t xml:space="preserve"> (μερικές εκατοντάδες βιβλία/μέλη) αυτό είναι μη αισθητό, και οι </w:t>
+      </w:r>
+      <w:r>
+        <w:t>indexes</w:t>
+      </w:r>
+      <w:r>
+        <w:rPr>
+          <w:lang w:val="el-GR"/>
+        </w:rPr>
+        <w:t xml:space="preserve"> που ορίσαμε καλύπτουν τα </w:t>
+      </w:r>
+      <w:r>
+        <w:t>hot</w:t>
+      </w:r>
+      <w:r>
+        <w:rPr>
+          <w:lang w:val="el-GR"/>
+        </w:rPr>
         <w:t xml:space="preserve"> </w:t>
       </w:r>
-      <w:proofErr w:type="spellStart"/>
-      <w:r>
-        <w:t>οι</w:t>
-      </w:r>
-      <w:proofErr w:type="spellEnd"/>
-      <w:r>
-        <w:t xml:space="preserve"> DB operations </w:t>
-      </w:r>
-      <w:proofErr w:type="spellStart"/>
-      <w:r>
-        <w:t>είν</w:t>
-      </w:r>
-      <w:proofErr w:type="spellEnd"/>
-      <w:r>
-        <w:t xml:space="preserve">αι synchronous </w:t>
-      </w:r>
-      <w:proofErr w:type="spellStart"/>
-      <w:r>
-        <w:t>στο</w:t>
-      </w:r>
-      <w:proofErr w:type="spellEnd"/>
-      <w:r>
-        <w:t xml:space="preserve"> UI thread. </w:t>
-      </w:r>
-      <w:r>
-        <w:rPr>
-          <w:lang w:val="el-GR"/>
-        </w:rPr>
-        <w:t xml:space="preserve">Δεδομένου ότι κάθε </w:t>
-      </w:r>
-      <w:r>
-        <w:t>query</w:t>
-      </w:r>
-      <w:r>
-        <w:rPr>
-          <w:lang w:val="el-GR"/>
-        </w:rPr>
-        <w:t xml:space="preserve"> είναι </w:t>
-      </w:r>
-      <w:r>
-        <w:t>millisecond</w:t>
-      </w:r>
-      <w:r>
-        <w:rPr>
-          <w:lang w:val="el-GR"/>
-        </w:rPr>
-        <w:t>-</w:t>
-      </w:r>
-      <w:r>
-        <w:t>scale</w:t>
-      </w:r>
-      <w:r>
-        <w:rPr>
-          <w:lang w:val="el-GR"/>
-        </w:rPr>
-        <w:t xml:space="preserve">, δεν προκαλεί </w:t>
-      </w:r>
-      <w:r>
-        <w:t>freeze</w:t>
+      <w:r>
+        <w:t>paths</w:t>
       </w:r>
       <w:r>
         <w:rPr>
@@ -7371,6 +6967,197 @@
           <w:numId w:val="2"/>
         </w:numPr>
         <w:spacing w:after="80"/>
+      </w:pPr>
+      <w:r>
+        <w:t xml:space="preserve">Η GUI </w:t>
+      </w:r>
+      <w:proofErr w:type="spellStart"/>
+      <w:r>
+        <w:t>κάνει</w:t>
+      </w:r>
+      <w:proofErr w:type="spellEnd"/>
+      <w:r>
+        <w:t xml:space="preserve"> </w:t>
+      </w:r>
+      <w:proofErr w:type="spellStart"/>
+      <w:r>
+        <w:t>refresh_all</w:t>
+      </w:r>
+      <w:proofErr w:type="spellEnd"/>
+      <w:r>
+        <w:t xml:space="preserve">() </w:t>
+      </w:r>
+      <w:proofErr w:type="spellStart"/>
+      <w:r>
+        <w:t>σε</w:t>
+      </w:r>
+      <w:proofErr w:type="spellEnd"/>
+      <w:r>
+        <w:t xml:space="preserve"> </w:t>
+      </w:r>
+      <w:proofErr w:type="spellStart"/>
+      <w:r>
+        <w:t>κάθε</w:t>
+      </w:r>
+      <w:proofErr w:type="spellEnd"/>
+      <w:r>
+        <w:t xml:space="preserve"> navigation α</w:t>
+      </w:r>
+      <w:proofErr w:type="spellStart"/>
+      <w:r>
+        <w:t>ντί</w:t>
+      </w:r>
+      <w:proofErr w:type="spellEnd"/>
+      <w:r>
+        <w:t xml:space="preserve"> </w:t>
+      </w:r>
+      <w:proofErr w:type="spellStart"/>
+      <w:r>
+        <w:t>γι</w:t>
+      </w:r>
+      <w:proofErr w:type="spellEnd"/>
+      <w:r>
+        <w:t xml:space="preserve">α observer pattern. </w:t>
+      </w:r>
+      <w:proofErr w:type="spellStart"/>
+      <w:r>
+        <w:t>Πιο</w:t>
+      </w:r>
+      <w:proofErr w:type="spellEnd"/>
+      <w:r>
+        <w:t xml:space="preserve"> απ</w:t>
+      </w:r>
+      <w:proofErr w:type="spellStart"/>
+      <w:r>
+        <w:t>λό</w:t>
+      </w:r>
+      <w:proofErr w:type="spellEnd"/>
+      <w:r>
+        <w:t>, α</w:t>
+      </w:r>
+      <w:proofErr w:type="spellStart"/>
+      <w:r>
+        <w:t>ρκετά</w:t>
+      </w:r>
+      <w:proofErr w:type="spellEnd"/>
+      <w:r>
+        <w:t xml:space="preserve"> </w:t>
+      </w:r>
+      <w:proofErr w:type="spellStart"/>
+      <w:r>
+        <w:t>γρήγορο</w:t>
+      </w:r>
+      <w:proofErr w:type="spellEnd"/>
+      <w:r>
+        <w:t>.</w:t>
+      </w:r>
+    </w:p>
+    <w:p>
+      <w:pPr>
+        <w:pStyle w:val="ListParagraph"/>
+        <w:numPr>
+          <w:ilvl w:val="0"/>
+          <w:numId w:val="2"/>
+        </w:numPr>
+        <w:spacing w:after="80"/>
+        <w:rPr>
+          <w:lang w:val="el-GR"/>
+        </w:rPr>
+      </w:pPr>
+      <w:r>
+        <w:t>Δεν υπ</w:t>
+      </w:r>
+      <w:proofErr w:type="spellStart"/>
+      <w:r>
+        <w:t>άρχει</w:t>
+      </w:r>
+      <w:proofErr w:type="spellEnd"/>
+      <w:r>
+        <w:t xml:space="preserve"> async/threading. </w:t>
+      </w:r>
+      <w:proofErr w:type="spellStart"/>
+      <w:r>
+        <w:t>Όλες</w:t>
+      </w:r>
+      <w:proofErr w:type="spellEnd"/>
+      <w:r>
+        <w:t xml:space="preserve"> </w:t>
+      </w:r>
+      <w:proofErr w:type="spellStart"/>
+      <w:r>
+        <w:t>οι</w:t>
+      </w:r>
+      <w:proofErr w:type="spellEnd"/>
+      <w:r>
+        <w:t xml:space="preserve"> DB operations </w:t>
+      </w:r>
+      <w:proofErr w:type="spellStart"/>
+      <w:r>
+        <w:t>είν</w:t>
+      </w:r>
+      <w:proofErr w:type="spellEnd"/>
+      <w:r>
+        <w:t xml:space="preserve">αι synchronous </w:t>
+      </w:r>
+      <w:proofErr w:type="spellStart"/>
+      <w:r>
+        <w:t>στο</w:t>
+      </w:r>
+      <w:proofErr w:type="spellEnd"/>
+      <w:r>
+        <w:t xml:space="preserve"> UI thread. </w:t>
+      </w:r>
+      <w:r>
+        <w:rPr>
+          <w:lang w:val="el-GR"/>
+        </w:rPr>
+        <w:t xml:space="preserve">Δεδομένου ότι κάθε </w:t>
+      </w:r>
+      <w:r>
+        <w:t>query</w:t>
+      </w:r>
+      <w:r>
+        <w:rPr>
+          <w:lang w:val="el-GR"/>
+        </w:rPr>
+        <w:t xml:space="preserve"> είναι </w:t>
+      </w:r>
+      <w:r>
+        <w:t>millisecond</w:t>
+      </w:r>
+      <w:r>
+        <w:rPr>
+          <w:lang w:val="el-GR"/>
+        </w:rPr>
+        <w:t>-</w:t>
+      </w:r>
+      <w:r>
+        <w:t>scale</w:t>
+      </w:r>
+      <w:r>
+        <w:rPr>
+          <w:lang w:val="el-GR"/>
+        </w:rPr>
+        <w:t xml:space="preserve">, δεν προκαλεί </w:t>
+      </w:r>
+      <w:r>
+        <w:t>freeze</w:t>
+      </w:r>
+      <w:r>
+        <w:rPr>
+          <w:lang w:val="el-GR"/>
+        </w:rPr>
+        <w:t>.</w:t>
+      </w:r>
+    </w:p>
+    <w:p>
+      <w:pPr>
+        <w:pStyle w:val="ListParagraph"/>
+        <w:numPr>
+          <w:ilvl w:val="0"/>
+          <w:numId w:val="2"/>
+        </w:numPr>
+        <w:spacing w:after="80"/>
         <w:rPr>
           <w:lang w:val="el-GR"/>
         </w:rPr>
@@ -7435,30 +7222,45 @@
         </w:rPr>
       </w:pPr>
       <w:r>
+        <w:rPr>
+          <w:lang w:val="el-GR"/>
+        </w:rPr>
         <w:t xml:space="preserve">11. </w:t>
       </w:r>
       <w:r>
         <w:t>Frontend</w:t>
       </w:r>
       <w:r>
+        <w:rPr>
+          <w:lang w:val="el-GR"/>
+        </w:rPr>
         <w:t xml:space="preserve"> </w:t>
       </w:r>
       <w:r>
         <w:t>Architecture</w:t>
       </w:r>
       <w:r>
+        <w:rPr>
+          <w:lang w:val="el-GR"/>
+        </w:rPr>
         <w:t xml:space="preserve"> (</w:t>
       </w:r>
       <w:r>
         <w:t>GUI</w:t>
       </w:r>
       <w:r>
+        <w:rPr>
+          <w:lang w:val="el-GR"/>
+        </w:rPr>
         <w:t xml:space="preserve"> </w:t>
       </w:r>
       <w:r>
         <w:t>Layer</w:t>
       </w:r>
       <w:r>
+        <w:rPr>
+          <w:lang w:val="el-GR"/>
+        </w:rPr>
         <w:t>)</w:t>
       </w:r>
     </w:p>
@@ -7599,12 +7401,14 @@
         </w:rPr>
         <w:t xml:space="preserve"> (</w:t>
       </w:r>
+      <w:proofErr w:type="spellStart"/>
       <w:r>
         <w:rPr>
           <w:lang w:val="el-GR"/>
         </w:rPr>
         <w:t>Facade</w:t>
       </w:r>
+      <w:proofErr w:type="spellEnd"/>
       <w:r>
         <w:rPr>
           <w:lang w:val="el-GR"/>
@@ -7746,15 +7550,7 @@
         <w:t>με</w:t>
       </w:r>
       <w:r>
-        <w:t xml:space="preserve"> </w:t>
-      </w:r>
-      <w:proofErr w:type="gramStart"/>
-      <w:r>
-        <w:t>reset(</w:t>
-      </w:r>
-      <w:proofErr w:type="gramEnd"/>
-      <w:r>
-        <w:t>) hooks</w:t>
+        <w:t xml:space="preserve"> reset() hooks</w:t>
       </w:r>
     </w:p>
     <w:p>
@@ -7796,23 +7592,25 @@
     <w:p>
       <w:pPr>
         <w:pStyle w:val="Heading2"/>
-      </w:pPr>
-      <w:r>
-        <w:t xml:space="preserve">11.1 </w:t>
-      </w:r>
-      <w:proofErr w:type="spellStart"/>
-      <w:r>
-        <w:t>Δομή</w:t>
-      </w:r>
-      <w:proofErr w:type="spellEnd"/>
-      <w:r>
-        <w:t xml:space="preserve"> Frontend Φα</w:t>
-      </w:r>
-      <w:proofErr w:type="spellStart"/>
-      <w:r>
-        <w:t>κέλων</w:t>
-      </w:r>
-      <w:proofErr w:type="spellEnd"/>
+        <w:rPr>
+          <w:lang w:val="el-GR"/>
+        </w:rPr>
+      </w:pPr>
+      <w:r>
+        <w:rPr>
+          <w:lang w:val="el-GR"/>
+        </w:rPr>
+        <w:t xml:space="preserve">11.1 Δομή </w:t>
+      </w:r>
+      <w:r>
+        <w:t>Frontend</w:t>
+      </w:r>
+      <w:r>
+        <w:rPr>
+          <w:lang w:val="el-GR"/>
+        </w:rPr>
+        <w:t xml:space="preserve"> Φακέλων</w:t>
+      </w:r>
     </w:p>
     <w:p>
       <w:pPr>
@@ -7864,6 +7662,7 @@
           <w:rFonts w:ascii="Consolas" w:eastAsia="Consolas" w:hAnsi="Consolas" w:cs="Consolas"/>
           <w:sz w:val="20"/>
           <w:szCs w:val="20"/>
+          <w:lang w:val="el-GR"/>
         </w:rPr>
       </w:pPr>
       <w:proofErr w:type="spellStart"/>
@@ -7881,6 +7680,7 @@
           <w:rFonts w:ascii="Consolas" w:eastAsia="Consolas" w:hAnsi="Consolas" w:cs="Consolas"/>
           <w:sz w:val="20"/>
           <w:szCs w:val="20"/>
+          <w:lang w:val="el-GR"/>
         </w:rPr>
         <w:t>/</w:t>
       </w:r>
@@ -7893,15 +7693,72 @@
           <w:rFonts w:ascii="Consolas" w:eastAsia="Consolas" w:hAnsi="Consolas" w:cs="Consolas"/>
           <w:sz w:val="20"/>
           <w:szCs w:val="20"/>
-        </w:rPr>
-      </w:pPr>
-      <w:r>
-        <w:rPr>
-          <w:rFonts w:ascii="Consolas" w:eastAsia="Consolas" w:hAnsi="Consolas" w:cs="Consolas"/>
-          <w:sz w:val="20"/>
-          <w:szCs w:val="20"/>
-        </w:rPr>
-        <w:t xml:space="preserve">  MainTkWindow.py        Κεντρικό παράθυρο και routing.</w:t>
+          <w:lang w:val="el-GR"/>
+        </w:rPr>
+      </w:pPr>
+      <w:r>
+        <w:rPr>
+          <w:rFonts w:ascii="Consolas" w:eastAsia="Consolas" w:hAnsi="Consolas" w:cs="Consolas"/>
+          <w:sz w:val="20"/>
+          <w:szCs w:val="20"/>
+          <w:lang w:val="el-GR"/>
+        </w:rPr>
+        <w:t xml:space="preserve">  </w:t>
+      </w:r>
+      <w:proofErr w:type="spellStart"/>
+      <w:r>
+        <w:rPr>
+          <w:rFonts w:ascii="Consolas" w:eastAsia="Consolas" w:hAnsi="Consolas" w:cs="Consolas"/>
+          <w:sz w:val="20"/>
+          <w:szCs w:val="20"/>
+        </w:rPr>
+        <w:t>MainTkWindow</w:t>
+      </w:r>
+      <w:proofErr w:type="spellEnd"/>
+      <w:r>
+        <w:rPr>
+          <w:rFonts w:ascii="Consolas" w:eastAsia="Consolas" w:hAnsi="Consolas" w:cs="Consolas"/>
+          <w:sz w:val="20"/>
+          <w:szCs w:val="20"/>
+          <w:lang w:val="el-GR"/>
+        </w:rPr>
+        <w:t>.</w:t>
+      </w:r>
+      <w:proofErr w:type="spellStart"/>
+      <w:r>
+        <w:rPr>
+          <w:rFonts w:ascii="Consolas" w:eastAsia="Consolas" w:hAnsi="Consolas" w:cs="Consolas"/>
+          <w:sz w:val="20"/>
+          <w:szCs w:val="20"/>
+        </w:rPr>
+        <w:t>py</w:t>
+      </w:r>
+      <w:proofErr w:type="spellEnd"/>
+      <w:r>
+        <w:rPr>
+          <w:rFonts w:ascii="Consolas" w:eastAsia="Consolas" w:hAnsi="Consolas" w:cs="Consolas"/>
+          <w:sz w:val="20"/>
+          <w:szCs w:val="20"/>
+          <w:lang w:val="el-GR"/>
+        </w:rPr>
+        <w:t xml:space="preserve">        Κεντρικό παράθυρο και </w:t>
+      </w:r>
+      <w:r>
+        <w:rPr>
+          <w:rFonts w:ascii="Consolas" w:eastAsia="Consolas" w:hAnsi="Consolas" w:cs="Consolas"/>
+          <w:sz w:val="20"/>
+          <w:szCs w:val="20"/>
+        </w:rPr>
+        <w:t>routing</w:t>
+      </w:r>
+      <w:r>
+        <w:rPr>
+          <w:rFonts w:ascii="Consolas" w:eastAsia="Consolas" w:hAnsi="Consolas" w:cs="Consolas"/>
+          <w:sz w:val="20"/>
+          <w:szCs w:val="20"/>
+          <w:lang w:val="el-GR"/>
+        </w:rPr>
+        <w:t>.</w:t>
       </w:r>
     </w:p>
     <w:p>
@@ -7912,15 +7769,72 @@
           <w:rFonts w:ascii="Consolas" w:eastAsia="Consolas" w:hAnsi="Consolas" w:cs="Consolas"/>
           <w:sz w:val="20"/>
           <w:szCs w:val="20"/>
-        </w:rPr>
-      </w:pPr>
-      <w:r>
-        <w:rPr>
-          <w:rFonts w:ascii="Consolas" w:eastAsia="Consolas" w:hAnsi="Consolas" w:cs="Consolas"/>
-          <w:sz w:val="20"/>
-          <w:szCs w:val="20"/>
-        </w:rPr>
-        <w:t xml:space="preserve">  SideBar_Menu.py        Πλαϊνό μενού πλοήγησης.</w:t>
+          <w:lang w:val="el-GR"/>
+        </w:rPr>
+      </w:pPr>
+      <w:r>
+        <w:rPr>
+          <w:rFonts w:ascii="Consolas" w:eastAsia="Consolas" w:hAnsi="Consolas" w:cs="Consolas"/>
+          <w:sz w:val="20"/>
+          <w:szCs w:val="20"/>
+          <w:lang w:val="el-GR"/>
+        </w:rPr>
+        <w:t xml:space="preserve">  </w:t>
+      </w:r>
+      <w:proofErr w:type="spellStart"/>
+      <w:r>
+        <w:rPr>
+          <w:rFonts w:ascii="Consolas" w:eastAsia="Consolas" w:hAnsi="Consolas" w:cs="Consolas"/>
+          <w:sz w:val="20"/>
+          <w:szCs w:val="20"/>
+        </w:rPr>
+        <w:t>SideBar</w:t>
+      </w:r>
+      <w:proofErr w:type="spellEnd"/>
+      <w:r>
+        <w:rPr>
+          <w:rFonts w:ascii="Consolas" w:eastAsia="Consolas" w:hAnsi="Consolas" w:cs="Consolas"/>
+          <w:sz w:val="20"/>
+          <w:szCs w:val="20"/>
+          <w:lang w:val="el-GR"/>
+        </w:rPr>
+        <w:t>_</w:t>
+      </w:r>
+      <w:r>
+        <w:rPr>
+          <w:rFonts w:ascii="Consolas" w:eastAsia="Consolas" w:hAnsi="Consolas" w:cs="Consolas"/>
+          <w:sz w:val="20"/>
+          <w:szCs w:val="20"/>
+        </w:rPr>
+        <w:t>Menu</w:t>
+      </w:r>
+      <w:r>
+        <w:rPr>
+          <w:rFonts w:ascii="Consolas" w:eastAsia="Consolas" w:hAnsi="Consolas" w:cs="Consolas"/>
+          <w:sz w:val="20"/>
+          <w:szCs w:val="20"/>
+          <w:lang w:val="el-GR"/>
+        </w:rPr>
+        <w:t>.</w:t>
+      </w:r>
+      <w:proofErr w:type="spellStart"/>
+      <w:r>
+        <w:rPr>
+          <w:rFonts w:ascii="Consolas" w:eastAsia="Consolas" w:hAnsi="Consolas" w:cs="Consolas"/>
+          <w:sz w:val="20"/>
+          <w:szCs w:val="20"/>
+        </w:rPr>
+        <w:t>py</w:t>
+      </w:r>
+      <w:proofErr w:type="spellEnd"/>
+      <w:r>
+        <w:rPr>
+          <w:rFonts w:ascii="Consolas" w:eastAsia="Consolas" w:hAnsi="Consolas" w:cs="Consolas"/>
+          <w:sz w:val="20"/>
+          <w:szCs w:val="20"/>
+          <w:lang w:val="el-GR"/>
+        </w:rPr>
+        <w:t xml:space="preserve">        Πλαϊνό μενού πλοήγησης.</w:t>
       </w:r>
     </w:p>
     <w:p>
@@ -7931,15 +7845,53 @@
           <w:rFonts w:ascii="Consolas" w:eastAsia="Consolas" w:hAnsi="Consolas" w:cs="Consolas"/>
           <w:sz w:val="20"/>
           <w:szCs w:val="20"/>
-        </w:rPr>
-      </w:pPr>
-      <w:r>
-        <w:rPr>
-          <w:rFonts w:ascii="Consolas" w:eastAsia="Consolas" w:hAnsi="Consolas" w:cs="Consolas"/>
-          <w:sz w:val="20"/>
-          <w:szCs w:val="20"/>
-        </w:rPr>
-        <w:t xml:space="preserve">  Styles.py              Ορισμός </w:t>
+          <w:lang w:val="el-GR"/>
+        </w:rPr>
+      </w:pPr>
+      <w:r>
+        <w:rPr>
+          <w:rFonts w:ascii="Consolas" w:eastAsia="Consolas" w:hAnsi="Consolas" w:cs="Consolas"/>
+          <w:sz w:val="20"/>
+          <w:szCs w:val="20"/>
+          <w:lang w:val="el-GR"/>
+        </w:rPr>
+        <w:t xml:space="preserve">  </w:t>
+      </w:r>
+      <w:r>
+        <w:rPr>
+          <w:rFonts w:ascii="Consolas" w:eastAsia="Consolas" w:hAnsi="Consolas" w:cs="Consolas"/>
+          <w:sz w:val="20"/>
+          <w:szCs w:val="20"/>
+        </w:rPr>
+        <w:t>Styles</w:t>
+      </w:r>
+      <w:r>
+        <w:rPr>
+          <w:rFonts w:ascii="Consolas" w:eastAsia="Consolas" w:hAnsi="Consolas" w:cs="Consolas"/>
+          <w:sz w:val="20"/>
+          <w:szCs w:val="20"/>
+          <w:lang w:val="el-GR"/>
+        </w:rPr>
+        <w:t>.</w:t>
+      </w:r>
+      <w:proofErr w:type="spellStart"/>
+      <w:r>
+        <w:rPr>
+          <w:rFonts w:ascii="Consolas" w:eastAsia="Consolas" w:hAnsi="Consolas" w:cs="Consolas"/>
+          <w:sz w:val="20"/>
+          <w:szCs w:val="20"/>
+        </w:rPr>
+        <w:t>py</w:t>
+      </w:r>
+      <w:proofErr w:type="spellEnd"/>
+      <w:r>
+        <w:rPr>
+          <w:rFonts w:ascii="Consolas" w:eastAsia="Consolas" w:hAnsi="Consolas" w:cs="Consolas"/>
+          <w:sz w:val="20"/>
+          <w:szCs w:val="20"/>
+          <w:lang w:val="el-GR"/>
+        </w:rPr>
+        <w:t xml:space="preserve">              Ορισμός </w:t>
       </w:r>
       <w:proofErr w:type="spellStart"/>
       <w:r>
@@ -7956,8 +7908,43 @@
           <w:rFonts w:ascii="Consolas" w:eastAsia="Consolas" w:hAnsi="Consolas" w:cs="Consolas"/>
           <w:sz w:val="20"/>
           <w:szCs w:val="20"/>
-        </w:rPr>
-        <w:t xml:space="preserve"> styles, χρωμάτων και fonts.</w:t>
+          <w:lang w:val="el-GR"/>
+        </w:rPr>
+        <w:t xml:space="preserve"> </w:t>
+      </w:r>
+      <w:r>
+        <w:rPr>
+          <w:rFonts w:ascii="Consolas" w:eastAsia="Consolas" w:hAnsi="Consolas" w:cs="Consolas"/>
+          <w:sz w:val="20"/>
+          <w:szCs w:val="20"/>
+        </w:rPr>
+        <w:t>styles</w:t>
+      </w:r>
+      <w:r>
+        <w:rPr>
+          <w:rFonts w:ascii="Consolas" w:eastAsia="Consolas" w:hAnsi="Consolas" w:cs="Consolas"/>
+          <w:sz w:val="20"/>
+          <w:szCs w:val="20"/>
+          <w:lang w:val="el-GR"/>
+        </w:rPr>
+        <w:t xml:space="preserve">, χρωμάτων και </w:t>
+      </w:r>
+      <w:r>
+        <w:rPr>
+          <w:rFonts w:ascii="Consolas" w:eastAsia="Consolas" w:hAnsi="Consolas" w:cs="Consolas"/>
+          <w:sz w:val="20"/>
+          <w:szCs w:val="20"/>
+        </w:rPr>
+        <w:t>fonts</w:t>
+      </w:r>
+      <w:r>
+        <w:rPr>
+          <w:rFonts w:ascii="Consolas" w:eastAsia="Consolas" w:hAnsi="Consolas" w:cs="Consolas"/>
+          <w:sz w:val="20"/>
+          <w:szCs w:val="20"/>
+          <w:lang w:val="el-GR"/>
+        </w:rPr>
+        <w:t>.</w:t>
       </w:r>
     </w:p>
     <w:p>
@@ -7975,8 +7962,17 @@
           <w:rFonts w:ascii="Consolas" w:eastAsia="Consolas" w:hAnsi="Consolas" w:cs="Consolas"/>
           <w:sz w:val="20"/>
           <w:szCs w:val="20"/>
-        </w:rPr>
-        <w:t xml:space="preserve">  resources/             PNG icons, SVGs, images.</w:t>
+          <w:lang w:val="el-GR"/>
+        </w:rPr>
+        <w:t xml:space="preserve">  </w:t>
+      </w:r>
+      <w:r>
+        <w:rPr>
+          <w:rFonts w:ascii="Consolas" w:eastAsia="Consolas" w:hAnsi="Consolas" w:cs="Consolas"/>
+          <w:sz w:val="20"/>
+          <w:szCs w:val="20"/>
+        </w:rPr>
+        <w:t>resources/             PNG icons, SVGs, images.</w:t>
       </w:r>
     </w:p>
     <w:p>
@@ -8025,15 +8021,78 @@
           <w:rFonts w:ascii="Consolas" w:eastAsia="Consolas" w:hAnsi="Consolas" w:cs="Consolas"/>
           <w:sz w:val="20"/>
           <w:szCs w:val="20"/>
-        </w:rPr>
-      </w:pPr>
-      <w:r>
-        <w:rPr>
-          <w:rFonts w:ascii="Consolas" w:eastAsia="Consolas" w:hAnsi="Consolas" w:cs="Consolas"/>
-          <w:sz w:val="20"/>
-          <w:szCs w:val="20"/>
-        </w:rPr>
-        <w:t xml:space="preserve">  Book_Edit_Page.py      Φόρμα προσθήκης/ενημέρωσης βιβλίου.</w:t>
+          <w:lang w:val="el-GR"/>
+        </w:rPr>
+      </w:pPr>
+      <w:r>
+        <w:rPr>
+          <w:rFonts w:ascii="Consolas" w:eastAsia="Consolas" w:hAnsi="Consolas" w:cs="Consolas"/>
+          <w:sz w:val="20"/>
+          <w:szCs w:val="20"/>
+        </w:rPr>
+        <w:t xml:space="preserve">  Book</w:t>
+      </w:r>
+      <w:r>
+        <w:rPr>
+          <w:rFonts w:ascii="Consolas" w:eastAsia="Consolas" w:hAnsi="Consolas" w:cs="Consolas"/>
+          <w:sz w:val="20"/>
+          <w:szCs w:val="20"/>
+          <w:lang w:val="el-GR"/>
+        </w:rPr>
+        <w:t>_</w:t>
+      </w:r>
+      <w:r>
+        <w:rPr>
+          <w:rFonts w:ascii="Consolas" w:eastAsia="Consolas" w:hAnsi="Consolas" w:cs="Consolas"/>
+          <w:sz w:val="20"/>
+          <w:szCs w:val="20"/>
+        </w:rPr>
+        <w:t>Edit</w:t>
+      </w:r>
+      <w:r>
+        <w:rPr>
+          <w:rFonts w:ascii="Consolas" w:eastAsia="Consolas" w:hAnsi="Consolas" w:cs="Consolas"/>
+          <w:sz w:val="20"/>
+          <w:szCs w:val="20"/>
+          <w:lang w:val="el-GR"/>
+        </w:rPr>
+        <w:t>_</w:t>
+      </w:r>
+      <w:r>
+        <w:rPr>
+          <w:rFonts w:ascii="Consolas" w:eastAsia="Consolas" w:hAnsi="Consolas" w:cs="Consolas"/>
+          <w:sz w:val="20"/>
+          <w:szCs w:val="20"/>
+        </w:rPr>
+        <w:t>Page</w:t>
+      </w:r>
+      <w:r>
+        <w:rPr>
+          <w:rFonts w:ascii="Consolas" w:eastAsia="Consolas" w:hAnsi="Consolas" w:cs="Consolas"/>
+          <w:sz w:val="20"/>
+          <w:szCs w:val="20"/>
+          <w:lang w:val="el-GR"/>
+        </w:rPr>
+        <w:t>.</w:t>
+      </w:r>
+      <w:proofErr w:type="spellStart"/>
+      <w:r>
+        <w:rPr>
+          <w:rFonts w:ascii="Consolas" w:eastAsia="Consolas" w:hAnsi="Consolas" w:cs="Consolas"/>
+          <w:sz w:val="20"/>
+          <w:szCs w:val="20"/>
+        </w:rPr>
+        <w:t>py</w:t>
+      </w:r>
+      <w:proofErr w:type="spellEnd"/>
+      <w:r>
+        <w:rPr>
+          <w:rFonts w:ascii="Consolas" w:eastAsia="Consolas" w:hAnsi="Consolas" w:cs="Consolas"/>
+          <w:sz w:val="20"/>
+          <w:szCs w:val="20"/>
+          <w:lang w:val="el-GR"/>
+        </w:rPr>
+        <w:t xml:space="preserve">      Φόρμα προσθήκης/ενημέρωσης βιβλίου.</w:t>
       </w:r>
     </w:p>
     <w:p>
@@ -8051,8 +8110,35 @@
           <w:rFonts w:ascii="Consolas" w:eastAsia="Consolas" w:hAnsi="Consolas" w:cs="Consolas"/>
           <w:sz w:val="20"/>
           <w:szCs w:val="20"/>
-        </w:rPr>
-        <w:t xml:space="preserve">  Categories_Page.py     CRUD κατηγοριών.</w:t>
+          <w:lang w:val="el-GR"/>
+        </w:rPr>
+        <w:t xml:space="preserve">  </w:t>
+      </w:r>
+      <w:r>
+        <w:rPr>
+          <w:rFonts w:ascii="Consolas" w:eastAsia="Consolas" w:hAnsi="Consolas" w:cs="Consolas"/>
+          <w:sz w:val="20"/>
+          <w:szCs w:val="20"/>
+        </w:rPr>
+        <w:t>Categories_Page.py     CRUD κα</w:t>
+      </w:r>
+      <w:proofErr w:type="spellStart"/>
+      <w:r>
+        <w:rPr>
+          <w:rFonts w:ascii="Consolas" w:eastAsia="Consolas" w:hAnsi="Consolas" w:cs="Consolas"/>
+          <w:sz w:val="20"/>
+          <w:szCs w:val="20"/>
+        </w:rPr>
+        <w:t>τηγοριών</w:t>
+      </w:r>
+      <w:proofErr w:type="spellEnd"/>
+      <w:r>
+        <w:rPr>
+          <w:rFonts w:ascii="Consolas" w:eastAsia="Consolas" w:hAnsi="Consolas" w:cs="Consolas"/>
+          <w:sz w:val="20"/>
+          <w:szCs w:val="20"/>
+        </w:rPr>
+        <w:t>.</w:t>
       </w:r>
     </w:p>
     <w:p>
@@ -8063,15 +8149,61 @@
           <w:rFonts w:ascii="Consolas" w:eastAsia="Consolas" w:hAnsi="Consolas" w:cs="Consolas"/>
           <w:sz w:val="20"/>
           <w:szCs w:val="20"/>
-        </w:rPr>
-      </w:pPr>
-      <w:r>
-        <w:rPr>
-          <w:rFonts w:ascii="Consolas" w:eastAsia="Consolas" w:hAnsi="Consolas" w:cs="Consolas"/>
-          <w:sz w:val="20"/>
-          <w:szCs w:val="20"/>
-        </w:rPr>
-        <w:t xml:space="preserve">  Loans_Page.py          Δανεισμός και επιστροφή.</w:t>
+          <w:lang w:val="el-GR"/>
+        </w:rPr>
+      </w:pPr>
+      <w:r>
+        <w:rPr>
+          <w:rFonts w:ascii="Consolas" w:eastAsia="Consolas" w:hAnsi="Consolas" w:cs="Consolas"/>
+          <w:sz w:val="20"/>
+          <w:szCs w:val="20"/>
+        </w:rPr>
+        <w:t xml:space="preserve">  Loans</w:t>
+      </w:r>
+      <w:r>
+        <w:rPr>
+          <w:rFonts w:ascii="Consolas" w:eastAsia="Consolas" w:hAnsi="Consolas" w:cs="Consolas"/>
+          <w:sz w:val="20"/>
+          <w:szCs w:val="20"/>
+          <w:lang w:val="el-GR"/>
+        </w:rPr>
+        <w:t>_</w:t>
+      </w:r>
+      <w:r>
+        <w:rPr>
+          <w:rFonts w:ascii="Consolas" w:eastAsia="Consolas" w:hAnsi="Consolas" w:cs="Consolas"/>
+          <w:sz w:val="20"/>
+          <w:szCs w:val="20"/>
+        </w:rPr>
+        <w:t>Page</w:t>
+      </w:r>
+      <w:r>
+        <w:rPr>
+          <w:rFonts w:ascii="Consolas" w:eastAsia="Consolas" w:hAnsi="Consolas" w:cs="Consolas"/>
+          <w:sz w:val="20"/>
+          <w:szCs w:val="20"/>
+          <w:lang w:val="el-GR"/>
+        </w:rPr>
+        <w:t>.</w:t>
+      </w:r>
+      <w:proofErr w:type="spellStart"/>
+      <w:r>
+        <w:rPr>
+          <w:rFonts w:ascii="Consolas" w:eastAsia="Consolas" w:hAnsi="Consolas" w:cs="Consolas"/>
+          <w:sz w:val="20"/>
+          <w:szCs w:val="20"/>
+        </w:rPr>
+        <w:t>py</w:t>
+      </w:r>
+      <w:proofErr w:type="spellEnd"/>
+      <w:r>
+        <w:rPr>
+          <w:rFonts w:ascii="Consolas" w:eastAsia="Consolas" w:hAnsi="Consolas" w:cs="Consolas"/>
+          <w:sz w:val="20"/>
+          <w:szCs w:val="20"/>
+          <w:lang w:val="el-GR"/>
+        </w:rPr>
+        <w:t xml:space="preserve">          Δανεισμός και επιστροφή.</w:t>
       </w:r>
     </w:p>
     <w:p>
@@ -8089,8 +8221,35 @@
           <w:rFonts w:ascii="Consolas" w:eastAsia="Consolas" w:hAnsi="Consolas" w:cs="Consolas"/>
           <w:sz w:val="20"/>
           <w:szCs w:val="20"/>
-        </w:rPr>
-        <w:t xml:space="preserve">  Members_Page.py        CRUD μελών.</w:t>
+          <w:lang w:val="el-GR"/>
+        </w:rPr>
+        <w:t xml:space="preserve">  </w:t>
+      </w:r>
+      <w:r>
+        <w:rPr>
+          <w:rFonts w:ascii="Consolas" w:eastAsia="Consolas" w:hAnsi="Consolas" w:cs="Consolas"/>
+          <w:sz w:val="20"/>
+          <w:szCs w:val="20"/>
+        </w:rPr>
+        <w:t xml:space="preserve">Members_Page.py        CRUD </w:t>
+      </w:r>
+      <w:proofErr w:type="spellStart"/>
+      <w:r>
+        <w:rPr>
+          <w:rFonts w:ascii="Consolas" w:eastAsia="Consolas" w:hAnsi="Consolas" w:cs="Consolas"/>
+          <w:sz w:val="20"/>
+          <w:szCs w:val="20"/>
+        </w:rPr>
+        <w:t>μελών</w:t>
+      </w:r>
+      <w:proofErr w:type="spellEnd"/>
+      <w:r>
+        <w:rPr>
+          <w:rFonts w:ascii="Consolas" w:eastAsia="Consolas" w:hAnsi="Consolas" w:cs="Consolas"/>
+          <w:sz w:val="20"/>
+          <w:szCs w:val="20"/>
+        </w:rPr>
+        <w:t>.</w:t>
       </w:r>
     </w:p>
     <w:p>
@@ -8120,15 +8279,61 @@
           <w:rFonts w:ascii="Consolas" w:eastAsia="Consolas" w:hAnsi="Consolas" w:cs="Consolas"/>
           <w:sz w:val="20"/>
           <w:szCs w:val="20"/>
-        </w:rPr>
-      </w:pPr>
-      <w:r>
-        <w:rPr>
-          <w:rFonts w:ascii="Consolas" w:eastAsia="Consolas" w:hAnsi="Consolas" w:cs="Consolas"/>
-          <w:sz w:val="20"/>
-          <w:szCs w:val="20"/>
-        </w:rPr>
-        <w:t xml:space="preserve">  Recommend_Page.py      Προτάσεις ανά μέλος.</w:t>
+          <w:lang w:val="el-GR"/>
+        </w:rPr>
+      </w:pPr>
+      <w:r>
+        <w:rPr>
+          <w:rFonts w:ascii="Consolas" w:eastAsia="Consolas" w:hAnsi="Consolas" w:cs="Consolas"/>
+          <w:sz w:val="20"/>
+          <w:szCs w:val="20"/>
+        </w:rPr>
+        <w:t xml:space="preserve">  Recommend</w:t>
+      </w:r>
+      <w:r>
+        <w:rPr>
+          <w:rFonts w:ascii="Consolas" w:eastAsia="Consolas" w:hAnsi="Consolas" w:cs="Consolas"/>
+          <w:sz w:val="20"/>
+          <w:szCs w:val="20"/>
+          <w:lang w:val="el-GR"/>
+        </w:rPr>
+        <w:t>_</w:t>
+      </w:r>
+      <w:r>
+        <w:rPr>
+          <w:rFonts w:ascii="Consolas" w:eastAsia="Consolas" w:hAnsi="Consolas" w:cs="Consolas"/>
+          <w:sz w:val="20"/>
+          <w:szCs w:val="20"/>
+        </w:rPr>
+        <w:t>Page</w:t>
+      </w:r>
+      <w:r>
+        <w:rPr>
+          <w:rFonts w:ascii="Consolas" w:eastAsia="Consolas" w:hAnsi="Consolas" w:cs="Consolas"/>
+          <w:sz w:val="20"/>
+          <w:szCs w:val="20"/>
+          <w:lang w:val="el-GR"/>
+        </w:rPr>
+        <w:t>.</w:t>
+      </w:r>
+      <w:proofErr w:type="spellStart"/>
+      <w:r>
+        <w:rPr>
+          <w:rFonts w:ascii="Consolas" w:eastAsia="Consolas" w:hAnsi="Consolas" w:cs="Consolas"/>
+          <w:sz w:val="20"/>
+          <w:szCs w:val="20"/>
+        </w:rPr>
+        <w:t>py</w:t>
+      </w:r>
+      <w:proofErr w:type="spellEnd"/>
+      <w:r>
+        <w:rPr>
+          <w:rFonts w:ascii="Consolas" w:eastAsia="Consolas" w:hAnsi="Consolas" w:cs="Consolas"/>
+          <w:sz w:val="20"/>
+          <w:szCs w:val="20"/>
+          <w:lang w:val="el-GR"/>
+        </w:rPr>
+        <w:t xml:space="preserve">      Προτάσεις ανά μέλος.</w:t>
       </w:r>
     </w:p>
     <w:p>
@@ -8272,9 +8477,14 @@
     <w:p>
       <w:pPr>
         <w:pStyle w:val="Heading2"/>
-      </w:pPr>
-      <w:r>
-        <w:lastRenderedPageBreak/>
+        <w:rPr>
+          <w:lang w:val="el-GR"/>
+        </w:rPr>
+      </w:pPr>
+      <w:r>
+        <w:rPr>
+          <w:lang w:val="el-GR"/>
+        </w:rPr>
         <w:t xml:space="preserve">11.2 </w:t>
       </w:r>
       <w:proofErr w:type="spellStart"/>
@@ -8283,18 +8493,27 @@
       </w:r>
       <w:proofErr w:type="spellEnd"/>
       <w:r>
+        <w:rPr>
+          <w:lang w:val="el-GR"/>
+        </w:rPr>
         <w:t xml:space="preserve"> – </w:t>
       </w:r>
       <w:r>
         <w:t>Routing</w:t>
       </w:r>
       <w:r>
+        <w:rPr>
+          <w:lang w:val="el-GR"/>
+        </w:rPr>
         <w:t xml:space="preserve"> &amp; </w:t>
       </w:r>
       <w:r>
         <w:t>Page</w:t>
       </w:r>
       <w:r>
+        <w:rPr>
+          <w:lang w:val="el-GR"/>
+        </w:rPr>
         <w:t xml:space="preserve"> </w:t>
       </w:r>
       <w:r>
@@ -8314,6 +8533,7 @@
         </w:rPr>
         <w:t xml:space="preserve">Το </w:t>
       </w:r>
+      <w:proofErr w:type="spellStart"/>
       <w:r>
         <w:rPr>
           <w:rFonts w:ascii="Consolas" w:eastAsia="Consolas" w:hAnsi="Consolas" w:cs="Consolas"/>
@@ -8321,8 +8541,30 @@
           <w:szCs w:val="20"/>
           <w:highlight w:val="lightGray"/>
         </w:rPr>
-        <w:t>MainTkWindow.py</w:t>
-      </w:r>
+        <w:t>MainTkWindow</w:t>
+      </w:r>
+      <w:proofErr w:type="spellEnd"/>
+      <w:r>
+        <w:rPr>
+          <w:rFonts w:ascii="Consolas" w:eastAsia="Consolas" w:hAnsi="Consolas" w:cs="Consolas"/>
+          <w:sz w:val="20"/>
+          <w:szCs w:val="20"/>
+          <w:highlight w:val="lightGray"/>
+          <w:lang w:val="el-GR"/>
+        </w:rPr>
+        <w:t>.</w:t>
+      </w:r>
+      <w:proofErr w:type="spellStart"/>
+      <w:r>
+        <w:rPr>
+          <w:rFonts w:ascii="Consolas" w:eastAsia="Consolas" w:hAnsi="Consolas" w:cs="Consolas"/>
+          <w:sz w:val="20"/>
+          <w:szCs w:val="20"/>
+          <w:highlight w:val="lightGray"/>
+        </w:rPr>
+        <w:t>py</w:t>
+      </w:r>
+      <w:proofErr w:type="spellEnd"/>
       <w:r>
         <w:rPr>
           <w:lang w:val="el-GR"/>
@@ -8341,13 +8583,7 @@
         <w:rPr>
           <w:lang w:val="el-GR"/>
         </w:rPr>
-        <w:t>” της εφαρμογής. Οι βασικές ευθύνες του</w:t>
-      </w:r>
-      <w:r>
-        <w:rPr>
-          <w:lang w:val="el-GR"/>
-        </w:rPr>
-        <w:t xml:space="preserve"> </w:t>
+        <w:t xml:space="preserve">” της εφαρμογής. Οι βασικές ευθύνες του </w:t>
       </w:r>
       <w:r>
         <w:rPr>
@@ -8376,14 +8612,38 @@
         <w:rPr>
           <w:sz w:val="24"/>
           <w:szCs w:val="24"/>
+          <w:lang w:val="el-GR"/>
         </w:rPr>
       </w:pPr>
       <w:r>
         <w:rPr>
           <w:sz w:val="24"/>
           <w:szCs w:val="24"/>
-        </w:rPr>
-        <w:t>11.2.1 Page Registry</w:t>
+          <w:lang w:val="el-GR"/>
+        </w:rPr>
+        <w:t xml:space="preserve">11.2.1 </w:t>
+      </w:r>
+      <w:r>
+        <w:rPr>
+          <w:sz w:val="24"/>
+          <w:szCs w:val="24"/>
+        </w:rPr>
+        <w:t>Page</w:t>
+      </w:r>
+      <w:r>
+        <w:rPr>
+          <w:sz w:val="24"/>
+          <w:szCs w:val="24"/>
+          <w:lang w:val="el-GR"/>
+        </w:rPr>
+        <w:t xml:space="preserve"> </w:t>
+      </w:r>
+      <w:r>
+        <w:rPr>
+          <w:sz w:val="24"/>
+          <w:szCs w:val="24"/>
+        </w:rPr>
+        <w:t>Registry</w:t>
       </w:r>
     </w:p>
     <w:p>
@@ -8416,16 +8676,14 @@
           <w:rFonts w:ascii="Consolas" w:eastAsia="Consolas" w:hAnsi="Consolas" w:cs="Consolas"/>
           <w:sz w:val="20"/>
           <w:szCs w:val="20"/>
-          <w:lang w:val="el-GR"/>
-        </w:rPr>
-      </w:pPr>
-      <w:proofErr w:type="spellStart"/>
-      <w:r>
-        <w:rPr>
-          <w:rFonts w:ascii="Consolas" w:eastAsia="Consolas" w:hAnsi="Consolas" w:cs="Consolas"/>
-          <w:sz w:val="20"/>
-          <w:szCs w:val="20"/>
-          <w:lang w:val="el-GR"/>
+        </w:rPr>
+      </w:pPr>
+      <w:proofErr w:type="spellStart"/>
+      <w:r>
+        <w:rPr>
+          <w:rFonts w:ascii="Consolas" w:eastAsia="Consolas" w:hAnsi="Consolas" w:cs="Consolas"/>
+          <w:sz w:val="20"/>
+          <w:szCs w:val="20"/>
         </w:rPr>
         <w:t>self.pages</w:t>
       </w:r>
@@ -8435,7 +8693,6 @@
           <w:rFonts w:ascii="Consolas" w:eastAsia="Consolas" w:hAnsi="Consolas" w:cs="Consolas"/>
           <w:sz w:val="20"/>
           <w:szCs w:val="20"/>
-          <w:lang w:val="el-GR"/>
         </w:rPr>
         <w:t xml:space="preserve"> = {</w:t>
       </w:r>
@@ -8448,15 +8705,13 @@
           <w:rFonts w:ascii="Consolas" w:eastAsia="Consolas" w:hAnsi="Consolas" w:cs="Consolas"/>
           <w:sz w:val="20"/>
           <w:szCs w:val="20"/>
-          <w:lang w:val="el-GR"/>
-        </w:rPr>
-      </w:pPr>
-      <w:r>
-        <w:rPr>
-          <w:rFonts w:ascii="Consolas" w:eastAsia="Consolas" w:hAnsi="Consolas" w:cs="Consolas"/>
-          <w:sz w:val="20"/>
-          <w:szCs w:val="20"/>
-          <w:lang w:val="el-GR"/>
+        </w:rPr>
+      </w:pPr>
+      <w:r>
+        <w:rPr>
+          <w:rFonts w:ascii="Consolas" w:eastAsia="Consolas" w:hAnsi="Consolas" w:cs="Consolas"/>
+          <w:sz w:val="20"/>
+          <w:szCs w:val="20"/>
         </w:rPr>
         <w:t xml:space="preserve">    "dashboard": </w:t>
       </w:r>
@@ -8466,7 +8721,6 @@
           <w:rFonts w:ascii="Consolas" w:eastAsia="Consolas" w:hAnsi="Consolas" w:cs="Consolas"/>
           <w:sz w:val="20"/>
           <w:szCs w:val="20"/>
-          <w:lang w:val="el-GR"/>
         </w:rPr>
         <w:t>Dashboard_Page</w:t>
       </w:r>
@@ -8476,7 +8730,6 @@
           <w:rFonts w:ascii="Consolas" w:eastAsia="Consolas" w:hAnsi="Consolas" w:cs="Consolas"/>
           <w:sz w:val="20"/>
           <w:szCs w:val="20"/>
-          <w:lang w:val="el-GR"/>
         </w:rPr>
         <w:t>(self, service),</w:t>
       </w:r>
@@ -8489,15 +8742,13 @@
           <w:rFonts w:ascii="Consolas" w:eastAsia="Consolas" w:hAnsi="Consolas" w:cs="Consolas"/>
           <w:sz w:val="20"/>
           <w:szCs w:val="20"/>
-          <w:lang w:val="el-GR"/>
-        </w:rPr>
-      </w:pPr>
-      <w:r>
-        <w:rPr>
-          <w:rFonts w:ascii="Consolas" w:eastAsia="Consolas" w:hAnsi="Consolas" w:cs="Consolas"/>
-          <w:sz w:val="20"/>
-          <w:szCs w:val="20"/>
-          <w:lang w:val="el-GR"/>
+        </w:rPr>
+      </w:pPr>
+      <w:r>
+        <w:rPr>
+          <w:rFonts w:ascii="Consolas" w:eastAsia="Consolas" w:hAnsi="Consolas" w:cs="Consolas"/>
+          <w:sz w:val="20"/>
+          <w:szCs w:val="20"/>
         </w:rPr>
         <w:t xml:space="preserve">    "books": </w:t>
       </w:r>
@@ -8507,7 +8758,6 @@
           <w:rFonts w:ascii="Consolas" w:eastAsia="Consolas" w:hAnsi="Consolas" w:cs="Consolas"/>
           <w:sz w:val="20"/>
           <w:szCs w:val="20"/>
-          <w:lang w:val="el-GR"/>
         </w:rPr>
         <w:t>Books_Page</w:t>
       </w:r>
@@ -8517,7 +8767,6 @@
           <w:rFonts w:ascii="Consolas" w:eastAsia="Consolas" w:hAnsi="Consolas" w:cs="Consolas"/>
           <w:sz w:val="20"/>
           <w:szCs w:val="20"/>
-          <w:lang w:val="el-GR"/>
         </w:rPr>
         <w:t>(self, service),</w:t>
       </w:r>
@@ -8530,15 +8779,13 @@
           <w:rFonts w:ascii="Consolas" w:eastAsia="Consolas" w:hAnsi="Consolas" w:cs="Consolas"/>
           <w:sz w:val="20"/>
           <w:szCs w:val="20"/>
-          <w:lang w:val="el-GR"/>
-        </w:rPr>
-      </w:pPr>
-      <w:r>
-        <w:rPr>
-          <w:rFonts w:ascii="Consolas" w:eastAsia="Consolas" w:hAnsi="Consolas" w:cs="Consolas"/>
-          <w:sz w:val="20"/>
-          <w:szCs w:val="20"/>
-          <w:lang w:val="el-GR"/>
+        </w:rPr>
+      </w:pPr>
+      <w:r>
+        <w:rPr>
+          <w:rFonts w:ascii="Consolas" w:eastAsia="Consolas" w:hAnsi="Consolas" w:cs="Consolas"/>
+          <w:sz w:val="20"/>
+          <w:szCs w:val="20"/>
         </w:rPr>
         <w:t xml:space="preserve">    "members": </w:t>
       </w:r>
@@ -8548,7 +8795,6 @@
           <w:rFonts w:ascii="Consolas" w:eastAsia="Consolas" w:hAnsi="Consolas" w:cs="Consolas"/>
           <w:sz w:val="20"/>
           <w:szCs w:val="20"/>
-          <w:lang w:val="el-GR"/>
         </w:rPr>
         <w:t>Members_Page</w:t>
       </w:r>
@@ -8558,7 +8804,6 @@
           <w:rFonts w:ascii="Consolas" w:eastAsia="Consolas" w:hAnsi="Consolas" w:cs="Consolas"/>
           <w:sz w:val="20"/>
           <w:szCs w:val="20"/>
-          <w:lang w:val="el-GR"/>
         </w:rPr>
         <w:t>(self, service),</w:t>
       </w:r>
@@ -8571,15 +8816,13 @@
           <w:rFonts w:ascii="Consolas" w:eastAsia="Consolas" w:hAnsi="Consolas" w:cs="Consolas"/>
           <w:sz w:val="20"/>
           <w:szCs w:val="20"/>
-          <w:lang w:val="el-GR"/>
-        </w:rPr>
-      </w:pPr>
-      <w:r>
-        <w:rPr>
-          <w:rFonts w:ascii="Consolas" w:eastAsia="Consolas" w:hAnsi="Consolas" w:cs="Consolas"/>
-          <w:sz w:val="20"/>
-          <w:szCs w:val="20"/>
-          <w:lang w:val="el-GR"/>
+        </w:rPr>
+      </w:pPr>
+      <w:r>
+        <w:rPr>
+          <w:rFonts w:ascii="Consolas" w:eastAsia="Consolas" w:hAnsi="Consolas" w:cs="Consolas"/>
+          <w:sz w:val="20"/>
+          <w:szCs w:val="20"/>
         </w:rPr>
         <w:t xml:space="preserve">    ...</w:t>
       </w:r>
@@ -8592,15 +8835,13 @@
           <w:rFonts w:ascii="Consolas" w:eastAsia="Consolas" w:hAnsi="Consolas" w:cs="Consolas"/>
           <w:sz w:val="20"/>
           <w:szCs w:val="20"/>
-          <w:lang w:val="el-GR"/>
-        </w:rPr>
-      </w:pPr>
-      <w:r>
-        <w:rPr>
-          <w:rFonts w:ascii="Consolas" w:eastAsia="Consolas" w:hAnsi="Consolas" w:cs="Consolas"/>
-          <w:sz w:val="20"/>
-          <w:szCs w:val="20"/>
-          <w:lang w:val="el-GR"/>
+        </w:rPr>
+      </w:pPr>
+      <w:r>
+        <w:rPr>
+          <w:rFonts w:ascii="Consolas" w:eastAsia="Consolas" w:hAnsi="Consolas" w:cs="Consolas"/>
+          <w:sz w:val="20"/>
+          <w:szCs w:val="20"/>
         </w:rPr>
         <w:t>}</w:t>
       </w:r>
@@ -8608,9 +8849,6 @@
     <w:p>
       <w:pPr>
         <w:spacing w:after="120"/>
-        <w:rPr>
-          <w:lang w:val="el-GR"/>
-        </w:rPr>
       </w:pPr>
     </w:p>
     <w:p>
@@ -8648,15 +8886,24 @@
     <w:p>
       <w:pPr>
         <w:spacing w:after="120"/>
-        <w:rPr>
-          <w:lang w:val="el-GR"/>
-        </w:rPr>
-      </w:pPr>
-      <w:r>
-        <w:rPr>
-          <w:lang w:val="el-GR"/>
-        </w:rPr>
-        <w:t>Η μέθοδος:</w:t>
+      </w:pPr>
+      <w:r>
+        <w:rPr>
+          <w:lang w:val="el-GR"/>
+        </w:rPr>
+        <w:t>Η</w:t>
+      </w:r>
+      <w:r>
+        <w:t xml:space="preserve"> </w:t>
+      </w:r>
+      <w:r>
+        <w:rPr>
+          <w:lang w:val="el-GR"/>
+        </w:rPr>
+        <w:t>μέθοδος</w:t>
+      </w:r>
+      <w:r>
+        <w:t>:</w:t>
       </w:r>
     </w:p>
     <w:p>
@@ -8684,7 +8931,36 @@
           <w:szCs w:val="20"/>
           <w:highlight w:val="lightGray"/>
         </w:rPr>
-        <w:t>pack_forget()</w:t>
+        <w:t>pack</w:t>
+      </w:r>
+      <w:r>
+        <w:rPr>
+          <w:rFonts w:ascii="Consolas" w:eastAsia="Consolas" w:hAnsi="Consolas" w:cs="Consolas"/>
+          <w:sz w:val="20"/>
+          <w:szCs w:val="20"/>
+          <w:highlight w:val="lightGray"/>
+          <w:lang w:val="el-GR"/>
+        </w:rPr>
+        <w:t>_</w:t>
+      </w:r>
+      <w:r>
+        <w:rPr>
+          <w:rFonts w:ascii="Consolas" w:eastAsia="Consolas" w:hAnsi="Consolas" w:cs="Consolas"/>
+          <w:sz w:val="20"/>
+          <w:szCs w:val="20"/>
+          <w:highlight w:val="lightGray"/>
+        </w:rPr>
+        <w:t>forget</w:t>
+      </w:r>
+      <w:r>
+        <w:rPr>
+          <w:rFonts w:ascii="Consolas" w:eastAsia="Consolas" w:hAnsi="Consolas" w:cs="Consolas"/>
+          <w:sz w:val="20"/>
+          <w:szCs w:val="20"/>
+          <w:highlight w:val="lightGray"/>
+          <w:lang w:val="el-GR"/>
+        </w:rPr>
+        <w:t>()</w:t>
       </w:r>
       <w:r>
         <w:rPr>
@@ -8737,7 +9013,17 @@
           <w:szCs w:val="20"/>
           <w:highlight w:val="lightGray"/>
         </w:rPr>
-        <w:t>reset()</w:t>
+        <w:t>reset</w:t>
+      </w:r>
+      <w:r>
+        <w:rPr>
+          <w:rFonts w:ascii="Consolas" w:eastAsia="Consolas" w:hAnsi="Consolas" w:cs="Consolas"/>
+          <w:sz w:val="20"/>
+          <w:szCs w:val="20"/>
+          <w:highlight w:val="lightGray"/>
+          <w:lang w:val="el-GR"/>
+        </w:rPr>
+        <w:t>()</w:t>
       </w:r>
       <w:r>
         <w:rPr>
@@ -8765,19 +9051,7 @@
         <w:rPr>
           <w:lang w:val="el-GR"/>
         </w:rPr>
-        <w:t xml:space="preserve">Αυτό εξασφαλίζει ότι κάθε σελίδα ανανεώνει τα δεδομένα της από το DB κάθε φορά που ο χρήστης </w:t>
-      </w:r>
-      <w:r>
-        <w:rPr>
-          <w:lang w:val="el-GR"/>
-        </w:rPr>
-        <w:t>πλοηγείτε</w:t>
-      </w:r>
-      <w:r>
-        <w:rPr>
-          <w:lang w:val="el-GR"/>
-        </w:rPr>
-        <w:t xml:space="preserve"> σε αυτήν.</w:t>
+        <w:t>Αυτό εξασφαλίζει ότι κάθε σελίδα ανανεώνει τα δεδομένα της από το DB κάθε φορά που ο χρήστης πλοηγείτε σε αυτήν.</w:t>
       </w:r>
     </w:p>
     <w:p>
@@ -8791,17 +9065,38 @@
     <w:p>
       <w:pPr>
         <w:pStyle w:val="Heading2"/>
-      </w:pPr>
-      <w:r>
+        <w:rPr>
+          <w:lang w:val="el-GR"/>
+        </w:rPr>
+      </w:pPr>
+      <w:r>
+        <w:rPr>
+          <w:lang w:val="el-GR"/>
+        </w:rPr>
         <w:t xml:space="preserve">11.3 </w:t>
       </w:r>
       <w:proofErr w:type="spellStart"/>
       <w:r>
-        <w:t>SideBar_Menu</w:t>
-      </w:r>
-      <w:proofErr w:type="spellEnd"/>
-      <w:r>
-        <w:t xml:space="preserve"> – Πλοήγηση &amp; Icons</w:t>
+        <w:t>SideBar</w:t>
+      </w:r>
+      <w:proofErr w:type="spellEnd"/>
+      <w:r>
+        <w:rPr>
+          <w:lang w:val="el-GR"/>
+        </w:rPr>
+        <w:t>_</w:t>
+      </w:r>
+      <w:r>
+        <w:t>Menu</w:t>
+      </w:r>
+      <w:r>
+        <w:rPr>
+          <w:lang w:val="el-GR"/>
+        </w:rPr>
+        <w:t xml:space="preserve"> – Πλοήγηση &amp; </w:t>
+      </w:r>
+      <w:r>
+        <w:t>Icons</w:t>
       </w:r>
     </w:p>
     <w:p>
@@ -9015,7 +9310,6 @@
           <w:color w:val="2E74B5"/>
           <w:sz w:val="24"/>
           <w:szCs w:val="24"/>
-          <w:lang w:val="el-GR"/>
         </w:rPr>
       </w:pPr>
     </w:p>
@@ -9028,7 +9322,6 @@
           <w:color w:val="2E74B5"/>
           <w:sz w:val="24"/>
           <w:szCs w:val="24"/>
-          <w:lang w:val="el-GR"/>
         </w:rPr>
       </w:pPr>
     </w:p>
@@ -9041,7 +9334,6 @@
           <w:color w:val="2E74B5"/>
           <w:sz w:val="24"/>
           <w:szCs w:val="24"/>
-          <w:lang w:val="el-GR"/>
         </w:rPr>
       </w:pPr>
     </w:p>
@@ -9054,7 +9346,6 @@
           <w:color w:val="2E74B5"/>
           <w:sz w:val="24"/>
           <w:szCs w:val="24"/>
-          <w:lang w:val="el-GR"/>
         </w:rPr>
       </w:pPr>
     </w:p>
@@ -9067,7 +9358,6 @@
           <w:color w:val="2E74B5"/>
           <w:sz w:val="24"/>
           <w:szCs w:val="24"/>
-          <w:lang w:val="el-GR"/>
         </w:rPr>
       </w:pPr>
     </w:p>
@@ -9080,7 +9370,6 @@
           <w:color w:val="2E74B5"/>
           <w:sz w:val="24"/>
           <w:szCs w:val="24"/>
-          <w:lang w:val="el-GR"/>
         </w:rPr>
       </w:pPr>
     </w:p>
@@ -9093,7 +9382,6 @@
           <w:color w:val="2E74B5"/>
           <w:sz w:val="24"/>
           <w:szCs w:val="24"/>
-          <w:lang w:val="el-GR"/>
         </w:rPr>
       </w:pPr>
     </w:p>
@@ -9106,6 +9394,7 @@
           <w:color w:val="2E74B5"/>
           <w:sz w:val="24"/>
           <w:szCs w:val="24"/>
+          <w:lang w:val="el-GR"/>
         </w:rPr>
       </w:pPr>
       <w:r>
@@ -9115,11 +9404,10 @@
           <w:color w:val="2E74B5"/>
           <w:sz w:val="24"/>
           <w:szCs w:val="24"/>
-        </w:rPr>
-        <w:lastRenderedPageBreak/>
-        <w:t xml:space="preserve">1.3.1 </w:t>
-      </w:r>
-      <w:proofErr w:type="spellStart"/>
+          <w:lang w:val="el-GR"/>
+        </w:rPr>
+        <w:t xml:space="preserve">1.3.1 Φόρτωση </w:t>
+      </w:r>
       <w:r>
         <w:rPr>
           <w:b/>
@@ -9128,18 +9416,7 @@
           <w:sz w:val="24"/>
           <w:szCs w:val="24"/>
         </w:rPr>
-        <w:t>Φόρτωση</w:t>
-      </w:r>
-      <w:proofErr w:type="spellEnd"/>
-      <w:r>
-        <w:rPr>
-          <w:b/>
-          <w:bCs/>
-          <w:color w:val="2E74B5"/>
-          <w:sz w:val="24"/>
-          <w:szCs w:val="24"/>
-        </w:rPr>
-        <w:t xml:space="preserve"> Icons</w:t>
+        <w:t>Icons</w:t>
       </w:r>
     </w:p>
     <w:p>
@@ -9189,23 +9466,13 @@
         <w:t xml:space="preserve">BASE_DIR = </w:t>
       </w:r>
       <w:proofErr w:type="spellStart"/>
-      <w:proofErr w:type="gramStart"/>
-      <w:r>
-        <w:rPr>
-          <w:rFonts w:ascii="Consolas" w:eastAsia="Consolas" w:hAnsi="Consolas" w:cs="Consolas"/>
-          <w:sz w:val="20"/>
-          <w:szCs w:val="20"/>
-        </w:rPr>
-        <w:t>os.path</w:t>
-      </w:r>
-      <w:proofErr w:type="gramEnd"/>
-      <w:r>
-        <w:rPr>
-          <w:rFonts w:ascii="Consolas" w:eastAsia="Consolas" w:hAnsi="Consolas" w:cs="Consolas"/>
-          <w:sz w:val="20"/>
-          <w:szCs w:val="20"/>
-        </w:rPr>
-        <w:t>.dirname</w:t>
+      <w:r>
+        <w:rPr>
+          <w:rFonts w:ascii="Consolas" w:eastAsia="Consolas" w:hAnsi="Consolas" w:cs="Consolas"/>
+          <w:sz w:val="20"/>
+          <w:szCs w:val="20"/>
+        </w:rPr>
+        <w:t>os.path.dirname</w:t>
       </w:r>
       <w:proofErr w:type="spellEnd"/>
       <w:r>
@@ -9217,23 +9484,13 @@
         <w:t>(</w:t>
       </w:r>
       <w:proofErr w:type="spellStart"/>
-      <w:proofErr w:type="gramStart"/>
-      <w:r>
-        <w:rPr>
-          <w:rFonts w:ascii="Consolas" w:eastAsia="Consolas" w:hAnsi="Consolas" w:cs="Consolas"/>
-          <w:sz w:val="20"/>
-          <w:szCs w:val="20"/>
-        </w:rPr>
-        <w:t>os.path</w:t>
-      </w:r>
-      <w:proofErr w:type="gramEnd"/>
-      <w:r>
-        <w:rPr>
-          <w:rFonts w:ascii="Consolas" w:eastAsia="Consolas" w:hAnsi="Consolas" w:cs="Consolas"/>
-          <w:sz w:val="20"/>
-          <w:szCs w:val="20"/>
-        </w:rPr>
-        <w:t>.abspath</w:t>
+      <w:r>
+        <w:rPr>
+          <w:rFonts w:ascii="Consolas" w:eastAsia="Consolas" w:hAnsi="Consolas" w:cs="Consolas"/>
+          <w:sz w:val="20"/>
+          <w:szCs w:val="20"/>
+        </w:rPr>
+        <w:t>os.path.abspath</w:t>
       </w:r>
       <w:proofErr w:type="spellEnd"/>
       <w:r>
@@ -9253,15 +9510,13 @@
           <w:rFonts w:ascii="Consolas" w:eastAsia="Consolas" w:hAnsi="Consolas" w:cs="Consolas"/>
           <w:sz w:val="20"/>
           <w:szCs w:val="20"/>
-          <w:lang w:val="el-GR"/>
-        </w:rPr>
-      </w:pPr>
-      <w:r>
-        <w:rPr>
-          <w:rFonts w:ascii="Consolas" w:eastAsia="Consolas" w:hAnsi="Consolas" w:cs="Consolas"/>
-          <w:sz w:val="20"/>
-          <w:szCs w:val="20"/>
-          <w:lang w:val="el-GR"/>
+        </w:rPr>
+      </w:pPr>
+      <w:r>
+        <w:rPr>
+          <w:rFonts w:ascii="Consolas" w:eastAsia="Consolas" w:hAnsi="Consolas" w:cs="Consolas"/>
+          <w:sz w:val="20"/>
+          <w:szCs w:val="20"/>
         </w:rPr>
         <w:t xml:space="preserve">RESOURCES = </w:t>
       </w:r>
@@ -9271,7 +9526,6 @@
           <w:rFonts w:ascii="Consolas" w:eastAsia="Consolas" w:hAnsi="Consolas" w:cs="Consolas"/>
           <w:sz w:val="20"/>
           <w:szCs w:val="20"/>
-          <w:lang w:val="el-GR"/>
         </w:rPr>
         <w:t>os.path.join</w:t>
       </w:r>
@@ -9281,29 +9535,8 @@
           <w:rFonts w:ascii="Consolas" w:eastAsia="Consolas" w:hAnsi="Consolas" w:cs="Consolas"/>
           <w:sz w:val="20"/>
           <w:szCs w:val="20"/>
-          <w:lang w:val="el-GR"/>
-        </w:rPr>
-        <w:t>(BASE_DIR, "</w:t>
-      </w:r>
-      <w:proofErr w:type="spellStart"/>
-      <w:r>
-        <w:rPr>
-          <w:rFonts w:ascii="Consolas" w:eastAsia="Consolas" w:hAnsi="Consolas" w:cs="Consolas"/>
-          <w:sz w:val="20"/>
-          <w:szCs w:val="20"/>
-          <w:lang w:val="el-GR"/>
-        </w:rPr>
-        <w:t>resources</w:t>
-      </w:r>
-      <w:proofErr w:type="spellEnd"/>
-      <w:r>
-        <w:rPr>
-          <w:rFonts w:ascii="Consolas" w:eastAsia="Consolas" w:hAnsi="Consolas" w:cs="Consolas"/>
-          <w:sz w:val="20"/>
-          <w:szCs w:val="20"/>
-          <w:lang w:val="el-GR"/>
-        </w:rPr>
-        <w:t>")</w:t>
+        </w:rPr>
+        <w:t>(BASE_DIR, "resources")</w:t>
       </w:r>
     </w:p>
     <w:p>
@@ -9314,7 +9547,6 @@
           <w:rFonts w:ascii="Consolas" w:eastAsia="Consolas" w:hAnsi="Consolas" w:cs="Consolas"/>
           <w:sz w:val="20"/>
           <w:szCs w:val="20"/>
-          <w:lang w:val="el-GR"/>
         </w:rPr>
       </w:pPr>
     </w:p>
@@ -9326,15 +9558,13 @@
           <w:rFonts w:ascii="Consolas" w:eastAsia="Consolas" w:hAnsi="Consolas" w:cs="Consolas"/>
           <w:sz w:val="20"/>
           <w:szCs w:val="20"/>
-          <w:lang w:val="el-GR"/>
-        </w:rPr>
-      </w:pPr>
-      <w:r>
-        <w:rPr>
-          <w:rFonts w:ascii="Consolas" w:eastAsia="Consolas" w:hAnsi="Consolas" w:cs="Consolas"/>
-          <w:sz w:val="20"/>
-          <w:szCs w:val="20"/>
-          <w:lang w:val="el-GR"/>
+        </w:rPr>
+      </w:pPr>
+      <w:r>
+        <w:rPr>
+          <w:rFonts w:ascii="Consolas" w:eastAsia="Consolas" w:hAnsi="Consolas" w:cs="Consolas"/>
+          <w:sz w:val="20"/>
+          <w:szCs w:val="20"/>
         </w:rPr>
         <w:t xml:space="preserve">def </w:t>
       </w:r>
@@ -9344,59 +9574,17 @@
           <w:rFonts w:ascii="Consolas" w:eastAsia="Consolas" w:hAnsi="Consolas" w:cs="Consolas"/>
           <w:sz w:val="20"/>
           <w:szCs w:val="20"/>
-          <w:lang w:val="el-GR"/>
-        </w:rPr>
-        <w:t>load_</w:t>
-      </w:r>
-      <w:proofErr w:type="gramStart"/>
-      <w:r>
-        <w:rPr>
-          <w:rFonts w:ascii="Consolas" w:eastAsia="Consolas" w:hAnsi="Consolas" w:cs="Consolas"/>
-          <w:sz w:val="20"/>
-          <w:szCs w:val="20"/>
-          <w:lang w:val="el-GR"/>
-        </w:rPr>
-        <w:t>icon</w:t>
-      </w:r>
-      <w:proofErr w:type="spellEnd"/>
-      <w:r>
-        <w:rPr>
-          <w:rFonts w:ascii="Consolas" w:eastAsia="Consolas" w:hAnsi="Consolas" w:cs="Consolas"/>
-          <w:sz w:val="20"/>
-          <w:szCs w:val="20"/>
-          <w:lang w:val="el-GR"/>
-        </w:rPr>
-        <w:t>(</w:t>
-      </w:r>
-      <w:proofErr w:type="gramEnd"/>
-      <w:r>
-        <w:rPr>
-          <w:rFonts w:ascii="Consolas" w:eastAsia="Consolas" w:hAnsi="Consolas" w:cs="Consolas"/>
-          <w:sz w:val="20"/>
-          <w:szCs w:val="20"/>
-          <w:lang w:val="el-GR"/>
-        </w:rPr>
-        <w:t>name, size</w:t>
-      </w:r>
-      <w:proofErr w:type="gramStart"/>
-      <w:r>
-        <w:rPr>
-          <w:rFonts w:ascii="Consolas" w:eastAsia="Consolas" w:hAnsi="Consolas" w:cs="Consolas"/>
-          <w:sz w:val="20"/>
-          <w:szCs w:val="20"/>
-          <w:lang w:val="el-GR"/>
-        </w:rPr>
-        <w:t>=(</w:t>
-      </w:r>
-      <w:proofErr w:type="gramEnd"/>
-      <w:r>
-        <w:rPr>
-          <w:rFonts w:ascii="Consolas" w:eastAsia="Consolas" w:hAnsi="Consolas" w:cs="Consolas"/>
-          <w:sz w:val="20"/>
-          <w:szCs w:val="20"/>
-          <w:lang w:val="el-GR"/>
-        </w:rPr>
-        <w:t>22, 22)):</w:t>
+        </w:rPr>
+        <w:t>load_icon</w:t>
+      </w:r>
+      <w:proofErr w:type="spellEnd"/>
+      <w:r>
+        <w:rPr>
+          <w:rFonts w:ascii="Consolas" w:eastAsia="Consolas" w:hAnsi="Consolas" w:cs="Consolas"/>
+          <w:sz w:val="20"/>
+          <w:szCs w:val="20"/>
+        </w:rPr>
+        <w:t>(name, size=(22, 22)):</w:t>
       </w:r>
     </w:p>
     <w:p>
@@ -9407,68 +9595,33 @@
           <w:rFonts w:ascii="Consolas" w:eastAsia="Consolas" w:hAnsi="Consolas" w:cs="Consolas"/>
           <w:sz w:val="20"/>
           <w:szCs w:val="20"/>
-          <w:lang w:val="el-GR"/>
-        </w:rPr>
-      </w:pPr>
-      <w:r>
-        <w:rPr>
-          <w:rFonts w:ascii="Consolas" w:eastAsia="Consolas" w:hAnsi="Consolas" w:cs="Consolas"/>
-          <w:sz w:val="20"/>
-          <w:szCs w:val="20"/>
-          <w:lang w:val="el-GR"/>
+        </w:rPr>
+      </w:pPr>
+      <w:r>
+        <w:rPr>
+          <w:rFonts w:ascii="Consolas" w:eastAsia="Consolas" w:hAnsi="Consolas" w:cs="Consolas"/>
+          <w:sz w:val="20"/>
+          <w:szCs w:val="20"/>
         </w:rPr>
         <w:t xml:space="preserve">    path = </w:t>
       </w:r>
       <w:proofErr w:type="spellStart"/>
-      <w:proofErr w:type="gramStart"/>
-      <w:r>
-        <w:rPr>
-          <w:rFonts w:ascii="Consolas" w:eastAsia="Consolas" w:hAnsi="Consolas" w:cs="Consolas"/>
-          <w:sz w:val="20"/>
-          <w:szCs w:val="20"/>
-          <w:lang w:val="el-GR"/>
-        </w:rPr>
-        <w:t>os.path</w:t>
-      </w:r>
-      <w:proofErr w:type="gramEnd"/>
-      <w:r>
-        <w:rPr>
-          <w:rFonts w:ascii="Consolas" w:eastAsia="Consolas" w:hAnsi="Consolas" w:cs="Consolas"/>
-          <w:sz w:val="20"/>
-          <w:szCs w:val="20"/>
-          <w:lang w:val="el-GR"/>
-        </w:rPr>
-        <w:t>.</w:t>
-      </w:r>
-      <w:proofErr w:type="gramStart"/>
-      <w:r>
-        <w:rPr>
-          <w:rFonts w:ascii="Consolas" w:eastAsia="Consolas" w:hAnsi="Consolas" w:cs="Consolas"/>
-          <w:sz w:val="20"/>
-          <w:szCs w:val="20"/>
-          <w:lang w:val="el-GR"/>
-        </w:rPr>
-        <w:t>join</w:t>
-      </w:r>
-      <w:proofErr w:type="spellEnd"/>
-      <w:r>
-        <w:rPr>
-          <w:rFonts w:ascii="Consolas" w:eastAsia="Consolas" w:hAnsi="Consolas" w:cs="Consolas"/>
-          <w:sz w:val="20"/>
-          <w:szCs w:val="20"/>
-          <w:lang w:val="el-GR"/>
-        </w:rPr>
-        <w:t>(</w:t>
-      </w:r>
-      <w:proofErr w:type="gramEnd"/>
-      <w:r>
-        <w:rPr>
-          <w:rFonts w:ascii="Consolas" w:eastAsia="Consolas" w:hAnsi="Consolas" w:cs="Consolas"/>
-          <w:sz w:val="20"/>
-          <w:szCs w:val="20"/>
-          <w:lang w:val="el-GR"/>
-        </w:rPr>
-        <w:t>RESOURCES, name)</w:t>
+      <w:r>
+        <w:rPr>
+          <w:rFonts w:ascii="Consolas" w:eastAsia="Consolas" w:hAnsi="Consolas" w:cs="Consolas"/>
+          <w:sz w:val="20"/>
+          <w:szCs w:val="20"/>
+        </w:rPr>
+        <w:t>os.path.join</w:t>
+      </w:r>
+      <w:proofErr w:type="spellEnd"/>
+      <w:r>
+        <w:rPr>
+          <w:rFonts w:ascii="Consolas" w:eastAsia="Consolas" w:hAnsi="Consolas" w:cs="Consolas"/>
+          <w:sz w:val="20"/>
+          <w:szCs w:val="20"/>
+        </w:rPr>
+        <w:t>(RESOURCES, name)</w:t>
       </w:r>
     </w:p>
     <w:p>
@@ -9479,15 +9632,13 @@
           <w:rFonts w:ascii="Consolas" w:eastAsia="Consolas" w:hAnsi="Consolas" w:cs="Consolas"/>
           <w:sz w:val="20"/>
           <w:szCs w:val="20"/>
-          <w:lang w:val="el-GR"/>
-        </w:rPr>
-      </w:pPr>
-      <w:r>
-        <w:rPr>
-          <w:rFonts w:ascii="Consolas" w:eastAsia="Consolas" w:hAnsi="Consolas" w:cs="Consolas"/>
-          <w:sz w:val="20"/>
-          <w:szCs w:val="20"/>
-          <w:lang w:val="el-GR"/>
+        </w:rPr>
+      </w:pPr>
+      <w:r>
+        <w:rPr>
+          <w:rFonts w:ascii="Consolas" w:eastAsia="Consolas" w:hAnsi="Consolas" w:cs="Consolas"/>
+          <w:sz w:val="20"/>
+          <w:szCs w:val="20"/>
         </w:rPr>
         <w:t xml:space="preserve">    </w:t>
       </w:r>
@@ -9497,7 +9648,6 @@
           <w:rFonts w:ascii="Consolas" w:eastAsia="Consolas" w:hAnsi="Consolas" w:cs="Consolas"/>
           <w:sz w:val="20"/>
           <w:szCs w:val="20"/>
-          <w:lang w:val="el-GR"/>
         </w:rPr>
         <w:t>img</w:t>
       </w:r>
@@ -9507,7 +9657,6 @@
           <w:rFonts w:ascii="Consolas" w:eastAsia="Consolas" w:hAnsi="Consolas" w:cs="Consolas"/>
           <w:sz w:val="20"/>
           <w:szCs w:val="20"/>
-          <w:lang w:val="el-GR"/>
         </w:rPr>
         <w:t xml:space="preserve"> = </w:t>
       </w:r>
@@ -9517,7 +9666,6 @@
           <w:rFonts w:ascii="Consolas" w:eastAsia="Consolas" w:hAnsi="Consolas" w:cs="Consolas"/>
           <w:sz w:val="20"/>
           <w:szCs w:val="20"/>
-          <w:lang w:val="el-GR"/>
         </w:rPr>
         <w:t>Image.open</w:t>
       </w:r>
@@ -9527,29 +9675,8 @@
           <w:rFonts w:ascii="Consolas" w:eastAsia="Consolas" w:hAnsi="Consolas" w:cs="Consolas"/>
           <w:sz w:val="20"/>
           <w:szCs w:val="20"/>
-          <w:lang w:val="el-GR"/>
-        </w:rPr>
-        <w:t>(path</w:t>
-      </w:r>
-      <w:proofErr w:type="gramStart"/>
-      <w:r>
-        <w:rPr>
-          <w:rFonts w:ascii="Consolas" w:eastAsia="Consolas" w:hAnsi="Consolas" w:cs="Consolas"/>
-          <w:sz w:val="20"/>
-          <w:szCs w:val="20"/>
-          <w:lang w:val="el-GR"/>
-        </w:rPr>
-        <w:t>).resize</w:t>
-      </w:r>
-      <w:proofErr w:type="gramEnd"/>
-      <w:r>
-        <w:rPr>
-          <w:rFonts w:ascii="Consolas" w:eastAsia="Consolas" w:hAnsi="Consolas" w:cs="Consolas"/>
-          <w:sz w:val="20"/>
-          <w:szCs w:val="20"/>
-          <w:lang w:val="el-GR"/>
-        </w:rPr>
-        <w:t>(size)</w:t>
+        </w:rPr>
+        <w:t>(path).resize(size)</w:t>
       </w:r>
     </w:p>
     <w:p>
@@ -9560,15 +9687,13 @@
           <w:rFonts w:ascii="Consolas" w:eastAsia="Consolas" w:hAnsi="Consolas" w:cs="Consolas"/>
           <w:sz w:val="20"/>
           <w:szCs w:val="20"/>
-          <w:lang w:val="el-GR"/>
-        </w:rPr>
-      </w:pPr>
-      <w:r>
-        <w:rPr>
-          <w:rFonts w:ascii="Consolas" w:eastAsia="Consolas" w:hAnsi="Consolas" w:cs="Consolas"/>
-          <w:sz w:val="20"/>
-          <w:szCs w:val="20"/>
-          <w:lang w:val="el-GR"/>
+        </w:rPr>
+      </w:pPr>
+      <w:r>
+        <w:rPr>
+          <w:rFonts w:ascii="Consolas" w:eastAsia="Consolas" w:hAnsi="Consolas" w:cs="Consolas"/>
+          <w:sz w:val="20"/>
+          <w:szCs w:val="20"/>
         </w:rPr>
         <w:t xml:space="preserve">    return </w:t>
       </w:r>
@@ -9578,7 +9703,6 @@
           <w:rFonts w:ascii="Consolas" w:eastAsia="Consolas" w:hAnsi="Consolas" w:cs="Consolas"/>
           <w:sz w:val="20"/>
           <w:szCs w:val="20"/>
-          <w:lang w:val="el-GR"/>
         </w:rPr>
         <w:t>ImageTk.PhotoImage</w:t>
       </w:r>
@@ -9588,7 +9712,6 @@
           <w:rFonts w:ascii="Consolas" w:eastAsia="Consolas" w:hAnsi="Consolas" w:cs="Consolas"/>
           <w:sz w:val="20"/>
           <w:szCs w:val="20"/>
-          <w:lang w:val="el-GR"/>
         </w:rPr>
         <w:t>(</w:t>
       </w:r>
@@ -9598,7 +9721,6 @@
           <w:rFonts w:ascii="Consolas" w:eastAsia="Consolas" w:hAnsi="Consolas" w:cs="Consolas"/>
           <w:sz w:val="20"/>
           <w:szCs w:val="20"/>
-          <w:lang w:val="el-GR"/>
         </w:rPr>
         <w:t>img</w:t>
       </w:r>
@@ -9608,7 +9730,6 @@
           <w:rFonts w:ascii="Consolas" w:eastAsia="Consolas" w:hAnsi="Consolas" w:cs="Consolas"/>
           <w:sz w:val="20"/>
           <w:szCs w:val="20"/>
-          <w:lang w:val="el-GR"/>
         </w:rPr>
         <w:t>)</w:t>
       </w:r>
@@ -9616,9 +9737,6 @@
     <w:p>
       <w:pPr>
         <w:spacing w:after="120"/>
-        <w:rPr>
-          <w:lang w:val="el-GR"/>
-        </w:rPr>
       </w:pPr>
       <w:r>
         <w:rPr>
@@ -9722,17 +9840,40 @@
     <w:p>
       <w:pPr>
         <w:spacing w:after="120"/>
-        <w:rPr>
-          <w:lang w:val="el-GR"/>
-        </w:rPr>
       </w:pPr>
     </w:p>
     <w:p>
       <w:pPr>
         <w:pStyle w:val="Heading2"/>
-      </w:pPr>
-      <w:r>
-        <w:t>11.4 Styles.py – Κεντρική Διαχείριση Εμφάνισης</w:t>
+        <w:rPr>
+          <w:lang w:val="el-GR"/>
+        </w:rPr>
+      </w:pPr>
+      <w:r>
+        <w:rPr>
+          <w:lang w:val="el-GR"/>
+        </w:rPr>
+        <w:t xml:space="preserve">11.4 </w:t>
+      </w:r>
+      <w:r>
+        <w:t>Styles</w:t>
+      </w:r>
+      <w:r>
+        <w:rPr>
+          <w:lang w:val="el-GR"/>
+        </w:rPr>
+        <w:t>.</w:t>
+      </w:r>
+      <w:proofErr w:type="spellStart"/>
+      <w:r>
+        <w:t>py</w:t>
+      </w:r>
+      <w:proofErr w:type="spellEnd"/>
+      <w:r>
+        <w:rPr>
+          <w:lang w:val="el-GR"/>
+        </w:rPr>
+        <w:t xml:space="preserve"> – Κεντρική Διαχείριση Εμφάνισης</w:t>
       </w:r>
     </w:p>
     <w:p>
@@ -10116,65 +10257,344 @@
           <w:sz w:val="24"/>
           <w:szCs w:val="24"/>
         </w:rPr>
-        <w:t xml:space="preserve">11.5.2 </w:t>
-      </w:r>
-      <w:proofErr w:type="gramStart"/>
-      <w:r>
+        <w:t>11.5.2 reset()</w:t>
+      </w:r>
+    </w:p>
+    <w:p>
+      <w:pPr>
+        <w:spacing w:after="120"/>
+        <w:rPr>
+          <w:lang w:val="el-GR"/>
+        </w:rPr>
+      </w:pPr>
+      <w:r>
+        <w:rPr>
+          <w:lang w:val="el-GR"/>
+        </w:rPr>
+        <w:t xml:space="preserve">Καλείται από το </w:t>
+      </w:r>
+      <w:proofErr w:type="spellStart"/>
+      <w:r>
+        <w:rPr>
+          <w:lang w:val="el-GR"/>
+        </w:rPr>
+        <w:t>MainTkWindow</w:t>
+      </w:r>
+      <w:proofErr w:type="spellEnd"/>
+      <w:r>
+        <w:rPr>
+          <w:lang w:val="el-GR"/>
+        </w:rPr>
+        <w:t xml:space="preserve"> όταν η σελίδα γίνει </w:t>
+      </w:r>
+      <w:proofErr w:type="spellStart"/>
+      <w:r>
+        <w:rPr>
+          <w:lang w:val="el-GR"/>
+        </w:rPr>
+        <w:t>visible</w:t>
+      </w:r>
+      <w:proofErr w:type="spellEnd"/>
+      <w:r>
+        <w:rPr>
+          <w:lang w:val="el-GR"/>
+        </w:rPr>
+        <w:t>.</w:t>
+      </w:r>
+    </w:p>
+    <w:p>
+      <w:pPr>
+        <w:spacing w:after="120"/>
+      </w:pPr>
+      <w:r>
+        <w:rPr>
+          <w:lang w:val="el-GR"/>
+        </w:rPr>
+        <w:t>Παράδειγμα</w:t>
+      </w:r>
+      <w:r>
+        <w:t>:</w:t>
+      </w:r>
+    </w:p>
+    <w:p>
+      <w:pPr>
+        <w:shd w:val="clear" w:color="auto" w:fill="F2F2F2"/>
+        <w:spacing w:after="60"/>
+        <w:rPr>
+          <w:rFonts w:ascii="Consolas" w:eastAsia="Consolas" w:hAnsi="Consolas" w:cs="Consolas"/>
+          <w:sz w:val="20"/>
+          <w:szCs w:val="20"/>
+          <w:lang w:val="el-GR"/>
+        </w:rPr>
+      </w:pPr>
+      <w:proofErr w:type="spellStart"/>
+      <w:r>
+        <w:rPr>
+          <w:rFonts w:ascii="Consolas" w:eastAsia="Consolas" w:hAnsi="Consolas" w:cs="Consolas"/>
+          <w:sz w:val="20"/>
+          <w:szCs w:val="20"/>
+          <w:lang w:val="el-GR"/>
+        </w:rPr>
+        <w:t>def</w:t>
+      </w:r>
+      <w:proofErr w:type="spellEnd"/>
+      <w:r>
+        <w:rPr>
+          <w:rFonts w:ascii="Consolas" w:eastAsia="Consolas" w:hAnsi="Consolas" w:cs="Consolas"/>
+          <w:sz w:val="20"/>
+          <w:szCs w:val="20"/>
+          <w:lang w:val="el-GR"/>
+        </w:rPr>
+        <w:t xml:space="preserve"> </w:t>
+      </w:r>
+      <w:proofErr w:type="spellStart"/>
+      <w:r>
+        <w:rPr>
+          <w:rFonts w:ascii="Consolas" w:eastAsia="Consolas" w:hAnsi="Consolas" w:cs="Consolas"/>
+          <w:sz w:val="20"/>
+          <w:szCs w:val="20"/>
+          <w:lang w:val="el-GR"/>
+        </w:rPr>
+        <w:t>reset</w:t>
+      </w:r>
+      <w:proofErr w:type="spellEnd"/>
+      <w:r>
+        <w:rPr>
+          <w:rFonts w:ascii="Consolas" w:eastAsia="Consolas" w:hAnsi="Consolas" w:cs="Consolas"/>
+          <w:sz w:val="20"/>
+          <w:szCs w:val="20"/>
+          <w:lang w:val="el-GR"/>
+        </w:rPr>
+        <w:t>(</w:t>
+      </w:r>
+      <w:proofErr w:type="spellStart"/>
+      <w:r>
+        <w:rPr>
+          <w:rFonts w:ascii="Consolas" w:eastAsia="Consolas" w:hAnsi="Consolas" w:cs="Consolas"/>
+          <w:sz w:val="20"/>
+          <w:szCs w:val="20"/>
+          <w:lang w:val="el-GR"/>
+        </w:rPr>
+        <w:t>self</w:t>
+      </w:r>
+      <w:proofErr w:type="spellEnd"/>
+      <w:r>
+        <w:rPr>
+          <w:rFonts w:ascii="Consolas" w:eastAsia="Consolas" w:hAnsi="Consolas" w:cs="Consolas"/>
+          <w:sz w:val="20"/>
+          <w:szCs w:val="20"/>
+          <w:lang w:val="el-GR"/>
+        </w:rPr>
+        <w:t>):</w:t>
+      </w:r>
+    </w:p>
+    <w:p>
+      <w:pPr>
+        <w:shd w:val="clear" w:color="auto" w:fill="F2F2F2"/>
+        <w:spacing w:after="60"/>
+        <w:rPr>
+          <w:rFonts w:ascii="Consolas" w:eastAsia="Consolas" w:hAnsi="Consolas" w:cs="Consolas"/>
+          <w:sz w:val="20"/>
+          <w:szCs w:val="20"/>
+        </w:rPr>
+      </w:pPr>
+      <w:r>
+        <w:rPr>
+          <w:rFonts w:ascii="Consolas" w:eastAsia="Consolas" w:hAnsi="Consolas" w:cs="Consolas"/>
+          <w:sz w:val="20"/>
+          <w:szCs w:val="20"/>
+          <w:lang w:val="el-GR"/>
+        </w:rPr>
+        <w:t xml:space="preserve">    </w:t>
+      </w:r>
+      <w:proofErr w:type="spellStart"/>
+      <w:r>
+        <w:rPr>
+          <w:rFonts w:ascii="Consolas" w:eastAsia="Consolas" w:hAnsi="Consolas" w:cs="Consolas"/>
+          <w:sz w:val="20"/>
+          <w:szCs w:val="20"/>
+        </w:rPr>
+        <w:t>self.refresh_table</w:t>
+      </w:r>
+      <w:proofErr w:type="spellEnd"/>
+      <w:r>
+        <w:rPr>
+          <w:rFonts w:ascii="Consolas" w:eastAsia="Consolas" w:hAnsi="Consolas" w:cs="Consolas"/>
+          <w:sz w:val="20"/>
+          <w:szCs w:val="20"/>
+        </w:rPr>
+        <w:t>()</w:t>
+      </w:r>
+    </w:p>
+    <w:p>
+      <w:pPr>
+        <w:shd w:val="clear" w:color="auto" w:fill="F2F2F2"/>
+        <w:spacing w:after="60"/>
+        <w:rPr>
+          <w:rFonts w:ascii="Consolas" w:eastAsia="Consolas" w:hAnsi="Consolas" w:cs="Consolas"/>
+          <w:sz w:val="20"/>
+          <w:szCs w:val="20"/>
+        </w:rPr>
+      </w:pPr>
+      <w:r>
+        <w:rPr>
+          <w:rFonts w:ascii="Consolas" w:eastAsia="Consolas" w:hAnsi="Consolas" w:cs="Consolas"/>
+          <w:sz w:val="20"/>
+          <w:szCs w:val="20"/>
+        </w:rPr>
+        <w:lastRenderedPageBreak/>
+        <w:t xml:space="preserve">    </w:t>
+      </w:r>
+      <w:proofErr w:type="spellStart"/>
+      <w:r>
+        <w:rPr>
+          <w:rFonts w:ascii="Consolas" w:eastAsia="Consolas" w:hAnsi="Consolas" w:cs="Consolas"/>
+          <w:sz w:val="20"/>
+          <w:szCs w:val="20"/>
+        </w:rPr>
+        <w:t>self.clear_inputs</w:t>
+      </w:r>
+      <w:proofErr w:type="spellEnd"/>
+      <w:r>
+        <w:rPr>
+          <w:rFonts w:ascii="Consolas" w:eastAsia="Consolas" w:hAnsi="Consolas" w:cs="Consolas"/>
+          <w:sz w:val="20"/>
+          <w:szCs w:val="20"/>
+        </w:rPr>
+        <w:t>()</w:t>
+      </w:r>
+    </w:p>
+    <w:p>
+      <w:pPr>
+        <w:pStyle w:val="Heading2"/>
         <w:rPr>
           <w:sz w:val="24"/>
           <w:szCs w:val="24"/>
         </w:rPr>
-        <w:t>reset(</w:t>
-      </w:r>
-      <w:proofErr w:type="gramEnd"/>
-      <w:r>
+      </w:pPr>
+    </w:p>
+    <w:p>
+      <w:pPr>
+        <w:pStyle w:val="Heading2"/>
         <w:rPr>
           <w:sz w:val="24"/>
           <w:szCs w:val="24"/>
         </w:rPr>
-        <w:t>)</w:t>
+      </w:pPr>
+      <w:r>
+        <w:rPr>
+          <w:sz w:val="24"/>
+          <w:szCs w:val="24"/>
+        </w:rPr>
+        <w:t xml:space="preserve">11.5.3 </w:t>
+      </w:r>
+      <w:proofErr w:type="spellStart"/>
+      <w:r>
+        <w:rPr>
+          <w:sz w:val="24"/>
+          <w:szCs w:val="24"/>
+        </w:rPr>
+        <w:t>refresh_table</w:t>
+      </w:r>
+      <w:proofErr w:type="spellEnd"/>
+      <w:r>
+        <w:rPr>
+          <w:sz w:val="24"/>
+          <w:szCs w:val="24"/>
+        </w:rPr>
+        <w:t>()</w:t>
       </w:r>
     </w:p>
     <w:p>
       <w:pPr>
         <w:spacing w:after="120"/>
-        <w:rPr>
-          <w:lang w:val="el-GR"/>
-        </w:rPr>
-      </w:pPr>
-      <w:r>
-        <w:rPr>
-          <w:lang w:val="el-GR"/>
-        </w:rPr>
-        <w:t xml:space="preserve">Καλείται από το </w:t>
-      </w:r>
-      <w:proofErr w:type="spellStart"/>
-      <w:r>
-        <w:rPr>
-          <w:lang w:val="el-GR"/>
-        </w:rPr>
-        <w:t>MainTkWindow</w:t>
-      </w:r>
-      <w:proofErr w:type="spellEnd"/>
-      <w:r>
-        <w:rPr>
-          <w:lang w:val="el-GR"/>
-        </w:rPr>
-        <w:t xml:space="preserve"> όταν η σελίδα γίνει </w:t>
-      </w:r>
-      <w:proofErr w:type="spellStart"/>
-      <w:r>
-        <w:rPr>
-          <w:lang w:val="el-GR"/>
-        </w:rPr>
-        <w:t>visible</w:t>
-      </w:r>
-      <w:proofErr w:type="spellEnd"/>
-      <w:r>
-        <w:rPr>
-          <w:lang w:val="el-GR"/>
-        </w:rPr>
-        <w:t>.</w:t>
+      </w:pPr>
+      <w:r>
+        <w:rPr>
+          <w:lang w:val="el-GR"/>
+        </w:rPr>
+        <w:t>Όλες</w:t>
+      </w:r>
+      <w:r>
+        <w:t xml:space="preserve"> </w:t>
+      </w:r>
+      <w:r>
+        <w:rPr>
+          <w:lang w:val="el-GR"/>
+        </w:rPr>
+        <w:t>οι</w:t>
+      </w:r>
+      <w:r>
+        <w:t xml:space="preserve"> </w:t>
+      </w:r>
+      <w:r>
+        <w:rPr>
+          <w:lang w:val="el-GR"/>
+        </w:rPr>
+        <w:t>σελίδες</w:t>
+      </w:r>
+      <w:r>
+        <w:t xml:space="preserve"> </w:t>
+      </w:r>
+      <w:r>
+        <w:rPr>
+          <w:lang w:val="el-GR"/>
+        </w:rPr>
+        <w:t>που</w:t>
+      </w:r>
+      <w:r>
+        <w:t xml:space="preserve"> </w:t>
+      </w:r>
+      <w:r>
+        <w:rPr>
+          <w:lang w:val="el-GR"/>
+        </w:rPr>
+        <w:t>έχουν</w:t>
+      </w:r>
+      <w:r>
+        <w:t xml:space="preserve"> </w:t>
+      </w:r>
+      <w:r>
+        <w:rPr>
+          <w:lang w:val="el-GR"/>
+        </w:rPr>
+        <w:t>πίνακες</w:t>
+      </w:r>
+      <w:r>
+        <w:t xml:space="preserve"> (</w:t>
+      </w:r>
+      <w:proofErr w:type="spellStart"/>
+      <w:r>
+        <w:t>Treeview</w:t>
+      </w:r>
+      <w:proofErr w:type="spellEnd"/>
+      <w:r>
+        <w:t xml:space="preserve">) </w:t>
+      </w:r>
+      <w:r>
+        <w:rPr>
+          <w:lang w:val="el-GR"/>
+        </w:rPr>
+        <w:t>χρησιμοποιούν</w:t>
+      </w:r>
+      <w:r>
+        <w:t xml:space="preserve"> dedicated refresh methods.</w:t>
+      </w:r>
+    </w:p>
+    <w:p>
+      <w:pPr>
+        <w:pStyle w:val="Heading2"/>
+        <w:rPr>
+          <w:sz w:val="24"/>
+          <w:szCs w:val="24"/>
+        </w:rPr>
+      </w:pPr>
+      <w:r>
+        <w:rPr>
+          <w:sz w:val="24"/>
+          <w:szCs w:val="24"/>
+        </w:rPr>
+        <w:t>11.5.4 Event Handlers</w:t>
       </w:r>
     </w:p>
     <w:p>
@@ -10185,10 +10605,36 @@
         <w:rPr>
           <w:lang w:val="el-GR"/>
         </w:rPr>
-        <w:t>Παράδειγμα</w:t>
-      </w:r>
-      <w:r>
-        <w:t>:</w:t>
+        <w:t>Κάθε</w:t>
+      </w:r>
+      <w:r>
+        <w:t xml:space="preserve"> </w:t>
+      </w:r>
+      <w:r>
+        <w:rPr>
+          <w:lang w:val="el-GR"/>
+        </w:rPr>
+        <w:t>κουμπί</w:t>
+      </w:r>
+      <w:r>
+        <w:t xml:space="preserve"> </w:t>
+      </w:r>
+      <w:r>
+        <w:rPr>
+          <w:lang w:val="el-GR"/>
+        </w:rPr>
+        <w:t>καλεί</w:t>
+      </w:r>
+      <w:r>
+        <w:t xml:space="preserve"> </w:t>
+      </w:r>
+      <w:proofErr w:type="spellStart"/>
+      <w:r>
+        <w:t>BusinessLogic</w:t>
+      </w:r>
+      <w:proofErr w:type="spellEnd"/>
+      <w:r>
+        <w:t xml:space="preserve"> methods:</w:t>
       </w:r>
     </w:p>
     <w:p>
@@ -10199,46 +10645,23 @@
           <w:rFonts w:ascii="Consolas" w:eastAsia="Consolas" w:hAnsi="Consolas" w:cs="Consolas"/>
           <w:sz w:val="20"/>
           <w:szCs w:val="20"/>
-          <w:lang w:val="el-GR"/>
-        </w:rPr>
-      </w:pPr>
-      <w:proofErr w:type="spellStart"/>
-      <w:r>
-        <w:rPr>
-          <w:rFonts w:ascii="Consolas" w:eastAsia="Consolas" w:hAnsi="Consolas" w:cs="Consolas"/>
-          <w:sz w:val="20"/>
-          <w:szCs w:val="20"/>
-          <w:lang w:val="el-GR"/>
-        </w:rPr>
-        <w:t>def</w:t>
-      </w:r>
-      <w:proofErr w:type="spellEnd"/>
-      <w:r>
-        <w:rPr>
-          <w:rFonts w:ascii="Consolas" w:eastAsia="Consolas" w:hAnsi="Consolas" w:cs="Consolas"/>
-          <w:sz w:val="20"/>
-          <w:szCs w:val="20"/>
-          <w:lang w:val="el-GR"/>
-        </w:rPr>
-        <w:t xml:space="preserve"> </w:t>
-      </w:r>
-      <w:proofErr w:type="spellStart"/>
-      <w:r>
-        <w:rPr>
-          <w:rFonts w:ascii="Consolas" w:eastAsia="Consolas" w:hAnsi="Consolas" w:cs="Consolas"/>
-          <w:sz w:val="20"/>
-          <w:szCs w:val="20"/>
-          <w:lang w:val="el-GR"/>
-        </w:rPr>
-        <w:t>reset</w:t>
-      </w:r>
-      <w:proofErr w:type="spellEnd"/>
-      <w:r>
-        <w:rPr>
-          <w:rFonts w:ascii="Consolas" w:eastAsia="Consolas" w:hAnsi="Consolas" w:cs="Consolas"/>
-          <w:sz w:val="20"/>
-          <w:szCs w:val="20"/>
-          <w:lang w:val="el-GR"/>
+        </w:rPr>
+      </w:pPr>
+      <w:proofErr w:type="spellStart"/>
+      <w:r>
+        <w:rPr>
+          <w:rFonts w:ascii="Consolas" w:eastAsia="Consolas" w:hAnsi="Consolas" w:cs="Consolas"/>
+          <w:sz w:val="20"/>
+          <w:szCs w:val="20"/>
+        </w:rPr>
+        <w:t>self.service.add_member</w:t>
+      </w:r>
+      <w:proofErr w:type="spellEnd"/>
+      <w:r>
+        <w:rPr>
+          <w:rFonts w:ascii="Consolas" w:eastAsia="Consolas" w:hAnsi="Consolas" w:cs="Consolas"/>
+          <w:sz w:val="20"/>
+          <w:szCs w:val="20"/>
         </w:rPr>
         <w:t>(</w:t>
       </w:r>
@@ -10248,19 +10671,17 @@
           <w:rFonts w:ascii="Consolas" w:eastAsia="Consolas" w:hAnsi="Consolas" w:cs="Consolas"/>
           <w:sz w:val="20"/>
           <w:szCs w:val="20"/>
-          <w:lang w:val="el-GR"/>
-        </w:rPr>
-        <w:t>self</w:t>
-      </w:r>
-      <w:proofErr w:type="spellEnd"/>
-      <w:r>
-        <w:rPr>
-          <w:rFonts w:ascii="Consolas" w:eastAsia="Consolas" w:hAnsi="Consolas" w:cs="Consolas"/>
-          <w:sz w:val="20"/>
-          <w:szCs w:val="20"/>
-          <w:lang w:val="el-GR"/>
-        </w:rPr>
-        <w:t>):</w:t>
+        </w:rPr>
+        <w:t>dto</w:t>
+      </w:r>
+      <w:proofErr w:type="spellEnd"/>
+      <w:r>
+        <w:rPr>
+          <w:rFonts w:ascii="Consolas" w:eastAsia="Consolas" w:hAnsi="Consolas" w:cs="Consolas"/>
+          <w:sz w:val="20"/>
+          <w:szCs w:val="20"/>
+        </w:rPr>
+        <w:t>)</w:t>
       </w:r>
     </w:p>
     <w:p>
@@ -10271,66 +10692,59 @@
           <w:rFonts w:ascii="Consolas" w:eastAsia="Consolas" w:hAnsi="Consolas" w:cs="Consolas"/>
           <w:sz w:val="20"/>
           <w:szCs w:val="20"/>
-          <w:lang w:val="el-GR"/>
-        </w:rPr>
-      </w:pPr>
-      <w:r>
-        <w:rPr>
-          <w:rFonts w:ascii="Consolas" w:eastAsia="Consolas" w:hAnsi="Consolas" w:cs="Consolas"/>
-          <w:sz w:val="20"/>
-          <w:szCs w:val="20"/>
-          <w:lang w:val="el-GR"/>
-        </w:rPr>
-        <w:t xml:space="preserve">    </w:t>
-      </w:r>
-      <w:proofErr w:type="spellStart"/>
-      <w:proofErr w:type="gramStart"/>
-      <w:r>
-        <w:rPr>
-          <w:rFonts w:ascii="Consolas" w:eastAsia="Consolas" w:hAnsi="Consolas" w:cs="Consolas"/>
-          <w:sz w:val="20"/>
-          <w:szCs w:val="20"/>
-          <w:lang w:val="el-GR"/>
-        </w:rPr>
-        <w:t>self.refresh</w:t>
-      </w:r>
-      <w:proofErr w:type="gramEnd"/>
-      <w:r>
-        <w:rPr>
-          <w:rFonts w:ascii="Consolas" w:eastAsia="Consolas" w:hAnsi="Consolas" w:cs="Consolas"/>
-          <w:sz w:val="20"/>
-          <w:szCs w:val="20"/>
-          <w:lang w:val="el-GR"/>
-        </w:rPr>
-        <w:t>_</w:t>
-      </w:r>
-      <w:proofErr w:type="gramStart"/>
-      <w:r>
-        <w:rPr>
-          <w:rFonts w:ascii="Consolas" w:eastAsia="Consolas" w:hAnsi="Consolas" w:cs="Consolas"/>
-          <w:sz w:val="20"/>
-          <w:szCs w:val="20"/>
-          <w:lang w:val="el-GR"/>
-        </w:rPr>
-        <w:t>table</w:t>
-      </w:r>
-      <w:proofErr w:type="spellEnd"/>
-      <w:r>
-        <w:rPr>
-          <w:rFonts w:ascii="Consolas" w:eastAsia="Consolas" w:hAnsi="Consolas" w:cs="Consolas"/>
-          <w:sz w:val="20"/>
-          <w:szCs w:val="20"/>
-          <w:lang w:val="el-GR"/>
+        </w:rPr>
+      </w:pPr>
+      <w:proofErr w:type="spellStart"/>
+      <w:r>
+        <w:rPr>
+          <w:rFonts w:ascii="Consolas" w:eastAsia="Consolas" w:hAnsi="Consolas" w:cs="Consolas"/>
+          <w:sz w:val="20"/>
+          <w:szCs w:val="20"/>
+        </w:rPr>
+        <w:t>self.service.borrow_book</w:t>
+      </w:r>
+      <w:proofErr w:type="spellEnd"/>
+      <w:r>
+        <w:rPr>
+          <w:rFonts w:ascii="Consolas" w:eastAsia="Consolas" w:hAnsi="Consolas" w:cs="Consolas"/>
+          <w:sz w:val="20"/>
+          <w:szCs w:val="20"/>
         </w:rPr>
         <w:t>(</w:t>
       </w:r>
-      <w:proofErr w:type="gramEnd"/>
-      <w:r>
-        <w:rPr>
-          <w:rFonts w:ascii="Consolas" w:eastAsia="Consolas" w:hAnsi="Consolas" w:cs="Consolas"/>
-          <w:sz w:val="20"/>
-          <w:szCs w:val="20"/>
-          <w:lang w:val="el-GR"/>
+      <w:proofErr w:type="spellStart"/>
+      <w:r>
+        <w:rPr>
+          <w:rFonts w:ascii="Consolas" w:eastAsia="Consolas" w:hAnsi="Consolas" w:cs="Consolas"/>
+          <w:sz w:val="20"/>
+          <w:szCs w:val="20"/>
+        </w:rPr>
+        <w:t>member_id</w:t>
+      </w:r>
+      <w:proofErr w:type="spellEnd"/>
+      <w:r>
+        <w:rPr>
+          <w:rFonts w:ascii="Consolas" w:eastAsia="Consolas" w:hAnsi="Consolas" w:cs="Consolas"/>
+          <w:sz w:val="20"/>
+          <w:szCs w:val="20"/>
+        </w:rPr>
+        <w:t xml:space="preserve">, </w:t>
+      </w:r>
+      <w:proofErr w:type="spellStart"/>
+      <w:r>
+        <w:rPr>
+          <w:rFonts w:ascii="Consolas" w:eastAsia="Consolas" w:hAnsi="Consolas" w:cs="Consolas"/>
+          <w:sz w:val="20"/>
+          <w:szCs w:val="20"/>
+        </w:rPr>
+        <w:t>book_id</w:t>
+      </w:r>
+      <w:proofErr w:type="spellEnd"/>
+      <w:r>
+        <w:rPr>
+          <w:rFonts w:ascii="Consolas" w:eastAsia="Consolas" w:hAnsi="Consolas" w:cs="Consolas"/>
+          <w:sz w:val="20"/>
+          <w:szCs w:val="20"/>
         </w:rPr>
         <w:t>)</w:t>
       </w:r>
@@ -10343,535 +10757,130 @@
           <w:rFonts w:ascii="Consolas" w:eastAsia="Consolas" w:hAnsi="Consolas" w:cs="Consolas"/>
           <w:sz w:val="20"/>
           <w:szCs w:val="20"/>
-          <w:lang w:val="el-GR"/>
-        </w:rPr>
-      </w:pPr>
-      <w:r>
-        <w:rPr>
-          <w:rFonts w:ascii="Consolas" w:eastAsia="Consolas" w:hAnsi="Consolas" w:cs="Consolas"/>
-          <w:sz w:val="20"/>
-          <w:szCs w:val="20"/>
-          <w:lang w:val="el-GR"/>
-        </w:rPr>
-        <w:t xml:space="preserve">    </w:t>
-      </w:r>
-      <w:proofErr w:type="spellStart"/>
-      <w:proofErr w:type="gramStart"/>
-      <w:r>
-        <w:rPr>
-          <w:rFonts w:ascii="Consolas" w:eastAsia="Consolas" w:hAnsi="Consolas" w:cs="Consolas"/>
-          <w:sz w:val="20"/>
-          <w:szCs w:val="20"/>
-          <w:lang w:val="el-GR"/>
-        </w:rPr>
-        <w:t>self.clear</w:t>
-      </w:r>
-      <w:proofErr w:type="gramEnd"/>
-      <w:r>
-        <w:rPr>
-          <w:rFonts w:ascii="Consolas" w:eastAsia="Consolas" w:hAnsi="Consolas" w:cs="Consolas"/>
-          <w:sz w:val="20"/>
-          <w:szCs w:val="20"/>
-          <w:lang w:val="el-GR"/>
-        </w:rPr>
-        <w:t>_</w:t>
-      </w:r>
-      <w:proofErr w:type="gramStart"/>
-      <w:r>
-        <w:rPr>
-          <w:rFonts w:ascii="Consolas" w:eastAsia="Consolas" w:hAnsi="Consolas" w:cs="Consolas"/>
-          <w:sz w:val="20"/>
-          <w:szCs w:val="20"/>
-          <w:lang w:val="el-GR"/>
-        </w:rPr>
-        <w:t>inputs</w:t>
-      </w:r>
-      <w:proofErr w:type="spellEnd"/>
-      <w:r>
-        <w:rPr>
-          <w:rFonts w:ascii="Consolas" w:eastAsia="Consolas" w:hAnsi="Consolas" w:cs="Consolas"/>
-          <w:sz w:val="20"/>
-          <w:szCs w:val="20"/>
-          <w:lang w:val="el-GR"/>
-        </w:rPr>
-        <w:t>(</w:t>
-      </w:r>
-      <w:proofErr w:type="gramEnd"/>
-      <w:r>
-        <w:rPr>
-          <w:rFonts w:ascii="Consolas" w:eastAsia="Consolas" w:hAnsi="Consolas" w:cs="Consolas"/>
-          <w:sz w:val="20"/>
-          <w:szCs w:val="20"/>
-          <w:lang w:val="el-GR"/>
-        </w:rPr>
-        <w:t>)</w:t>
-      </w:r>
+        </w:rPr>
+      </w:pPr>
+      <w:proofErr w:type="spellStart"/>
+      <w:r>
+        <w:rPr>
+          <w:rFonts w:ascii="Consolas" w:eastAsia="Consolas" w:hAnsi="Consolas" w:cs="Consolas"/>
+          <w:sz w:val="20"/>
+          <w:szCs w:val="20"/>
+        </w:rPr>
+        <w:t>self.service.list_books</w:t>
+      </w:r>
+      <w:proofErr w:type="spellEnd"/>
+      <w:r>
+        <w:rPr>
+          <w:rFonts w:ascii="Consolas" w:eastAsia="Consolas" w:hAnsi="Consolas" w:cs="Consolas"/>
+          <w:sz w:val="20"/>
+          <w:szCs w:val="20"/>
+        </w:rPr>
+        <w:t>()</w:t>
+      </w:r>
+    </w:p>
+    <w:p>
+      <w:pPr>
+        <w:spacing w:after="120"/>
+      </w:pPr>
+      <w:r>
+        <w:rPr>
+          <w:lang w:val="el-GR"/>
+        </w:rPr>
+        <w:t>Το</w:t>
+      </w:r>
+      <w:r>
+        <w:t xml:space="preserve"> </w:t>
+      </w:r>
+      <w:r>
+        <w:t>GUI</w:t>
+      </w:r>
+      <w:r>
+        <w:t xml:space="preserve"> </w:t>
+      </w:r>
+      <w:r>
+        <w:rPr>
+          <w:lang w:val="el-GR"/>
+        </w:rPr>
+        <w:t>δεν</w:t>
+      </w:r>
+      <w:r>
+        <w:t xml:space="preserve"> </w:t>
+      </w:r>
+      <w:r>
+        <w:rPr>
+          <w:lang w:val="el-GR"/>
+        </w:rPr>
+        <w:t>βλέπει</w:t>
+      </w:r>
+      <w:r>
+        <w:t xml:space="preserve"> </w:t>
+      </w:r>
+      <w:r>
+        <w:rPr>
+          <w:lang w:val="el-GR"/>
+        </w:rPr>
+        <w:t>ποτέ</w:t>
+      </w:r>
+      <w:r>
+        <w:t xml:space="preserve"> </w:t>
+      </w:r>
+      <w:r>
+        <w:t>SQL</w:t>
+      </w:r>
+      <w:r>
+        <w:t xml:space="preserve"> </w:t>
+      </w:r>
+      <w:r>
+        <w:rPr>
+          <w:lang w:val="el-GR"/>
+        </w:rPr>
+        <w:t>ή</w:t>
+      </w:r>
+      <w:r>
+        <w:t xml:space="preserve"> </w:t>
+      </w:r>
+      <w:r>
+        <w:t>cursor</w:t>
+      </w:r>
+      <w:r>
+        <w:t>.</w:t>
+      </w:r>
+    </w:p>
+    <w:p>
+      <w:pPr>
+        <w:spacing w:after="120"/>
+      </w:pPr>
     </w:p>
     <w:p>
       <w:pPr>
         <w:pStyle w:val="Heading2"/>
-        <w:rPr>
-          <w:sz w:val="24"/>
-          <w:szCs w:val="24"/>
-          <w:lang w:val="el-GR"/>
-        </w:rPr>
-      </w:pPr>
-    </w:p>
-    <w:p>
-      <w:pPr>
-        <w:pStyle w:val="Heading2"/>
-        <w:rPr>
-          <w:sz w:val="24"/>
-          <w:szCs w:val="24"/>
-        </w:rPr>
-      </w:pPr>
-      <w:r>
-        <w:rPr>
-          <w:sz w:val="24"/>
-          <w:szCs w:val="24"/>
-        </w:rPr>
-        <w:t xml:space="preserve">11.5.3 </w:t>
-      </w:r>
-      <w:proofErr w:type="spellStart"/>
-      <w:r>
-        <w:rPr>
-          <w:sz w:val="24"/>
-          <w:szCs w:val="24"/>
-        </w:rPr>
-        <w:t>refresh_</w:t>
-      </w:r>
-      <w:proofErr w:type="gramStart"/>
-      <w:r>
-        <w:rPr>
-          <w:sz w:val="24"/>
-          <w:szCs w:val="24"/>
-        </w:rPr>
-        <w:t>table</w:t>
-      </w:r>
-      <w:proofErr w:type="spellEnd"/>
-      <w:r>
-        <w:rPr>
-          <w:sz w:val="24"/>
-          <w:szCs w:val="24"/>
-        </w:rPr>
-        <w:t>(</w:t>
-      </w:r>
-      <w:proofErr w:type="gramEnd"/>
-      <w:r>
-        <w:rPr>
-          <w:sz w:val="24"/>
-          <w:szCs w:val="24"/>
-        </w:rPr>
-        <w:t>)</w:t>
-      </w:r>
-    </w:p>
-    <w:p>
-      <w:pPr>
-        <w:spacing w:after="120"/>
-      </w:pPr>
-      <w:r>
-        <w:rPr>
-          <w:lang w:val="el-GR"/>
-        </w:rPr>
-        <w:t>Όλες</w:t>
-      </w:r>
+      </w:pPr>
+      <w:r>
+        <w:t xml:space="preserve">11.6 </w:t>
+      </w:r>
+      <w:proofErr w:type="spellStart"/>
+      <w:r>
+        <w:t>Statistics_Page</w:t>
+      </w:r>
+      <w:proofErr w:type="spellEnd"/>
+      <w:r>
+        <w:t xml:space="preserve"> – </w:t>
+      </w:r>
+      <w:proofErr w:type="spellStart"/>
+      <w:r>
+        <w:t>Τέσσερις</w:t>
+      </w:r>
+      <w:proofErr w:type="spellEnd"/>
       <w:r>
         <w:t xml:space="preserve"> </w:t>
       </w:r>
-      <w:r>
-        <w:rPr>
-          <w:lang w:val="el-GR"/>
-        </w:rPr>
-        <w:t>οι</w:t>
-      </w:r>
-      <w:r>
-        <w:t xml:space="preserve"> </w:t>
-      </w:r>
-      <w:r>
-        <w:rPr>
-          <w:lang w:val="el-GR"/>
-        </w:rPr>
-        <w:t>σελίδες</w:t>
-      </w:r>
-      <w:r>
-        <w:t xml:space="preserve"> </w:t>
-      </w:r>
-      <w:r>
-        <w:rPr>
-          <w:lang w:val="el-GR"/>
-        </w:rPr>
-        <w:t>που</w:t>
-      </w:r>
-      <w:r>
-        <w:t xml:space="preserve"> </w:t>
-      </w:r>
-      <w:r>
-        <w:rPr>
-          <w:lang w:val="el-GR"/>
-        </w:rPr>
-        <w:t>έχουν</w:t>
-      </w:r>
-      <w:r>
-        <w:t xml:space="preserve"> </w:t>
-      </w:r>
-      <w:r>
-        <w:rPr>
-          <w:lang w:val="el-GR"/>
-        </w:rPr>
-        <w:t>πίνακες</w:t>
-      </w:r>
-      <w:r>
-        <w:t xml:space="preserve"> (</w:t>
-      </w:r>
-      <w:proofErr w:type="spellStart"/>
-      <w:r>
-        <w:t>Treeview</w:t>
-      </w:r>
-      <w:proofErr w:type="spellEnd"/>
-      <w:r>
-        <w:t xml:space="preserve">) </w:t>
-      </w:r>
-      <w:r>
-        <w:rPr>
-          <w:lang w:val="el-GR"/>
-        </w:rPr>
-        <w:t>χρησιμοποιούν</w:t>
-      </w:r>
-      <w:r>
-        <w:t xml:space="preserve"> dedicated refresh methods.</w:t>
-      </w:r>
-    </w:p>
-    <w:p>
-      <w:pPr>
-        <w:pStyle w:val="Heading2"/>
-        <w:rPr>
-          <w:sz w:val="24"/>
-          <w:szCs w:val="24"/>
-        </w:rPr>
-      </w:pPr>
-      <w:r>
-        <w:rPr>
-          <w:sz w:val="24"/>
-          <w:szCs w:val="24"/>
-        </w:rPr>
-        <w:t>11.5.4 Event Handlers</w:t>
-      </w:r>
-    </w:p>
-    <w:p>
-      <w:pPr>
-        <w:spacing w:after="120"/>
-      </w:pPr>
-      <w:r>
-        <w:rPr>
-          <w:lang w:val="el-GR"/>
-        </w:rPr>
-        <w:t>Κάθε</w:t>
-      </w:r>
-      <w:r>
-        <w:t xml:space="preserve"> </w:t>
-      </w:r>
-      <w:r>
-        <w:rPr>
-          <w:lang w:val="el-GR"/>
-        </w:rPr>
-        <w:t>κουμπί</w:t>
-      </w:r>
-      <w:r>
-        <w:t xml:space="preserve"> </w:t>
-      </w:r>
-      <w:r>
-        <w:rPr>
-          <w:lang w:val="el-GR"/>
-        </w:rPr>
-        <w:t>καλεί</w:t>
-      </w:r>
-      <w:r>
-        <w:t xml:space="preserve"> </w:t>
-      </w:r>
-      <w:proofErr w:type="spellStart"/>
-      <w:r>
-        <w:t>BusinessLogic</w:t>
-      </w:r>
-      <w:proofErr w:type="spellEnd"/>
-      <w:r>
-        <w:t xml:space="preserve"> methods:</w:t>
-      </w:r>
-    </w:p>
-    <w:p>
-      <w:pPr>
-        <w:shd w:val="clear" w:color="auto" w:fill="F2F2F2"/>
-        <w:spacing w:after="60"/>
-        <w:rPr>
-          <w:rFonts w:ascii="Consolas" w:eastAsia="Consolas" w:hAnsi="Consolas" w:cs="Consolas"/>
-          <w:sz w:val="20"/>
-          <w:szCs w:val="20"/>
-        </w:rPr>
-      </w:pPr>
-      <w:proofErr w:type="spellStart"/>
-      <w:r>
-        <w:rPr>
-          <w:rFonts w:ascii="Consolas" w:eastAsia="Consolas" w:hAnsi="Consolas" w:cs="Consolas"/>
-          <w:sz w:val="20"/>
-          <w:szCs w:val="20"/>
-        </w:rPr>
-        <w:t>self.service.add_member</w:t>
-      </w:r>
-      <w:proofErr w:type="spellEnd"/>
-      <w:r>
-        <w:rPr>
-          <w:rFonts w:ascii="Consolas" w:eastAsia="Consolas" w:hAnsi="Consolas" w:cs="Consolas"/>
-          <w:sz w:val="20"/>
-          <w:szCs w:val="20"/>
-        </w:rPr>
-        <w:t>(</w:t>
-      </w:r>
-      <w:proofErr w:type="spellStart"/>
-      <w:r>
-        <w:rPr>
-          <w:rFonts w:ascii="Consolas" w:eastAsia="Consolas" w:hAnsi="Consolas" w:cs="Consolas"/>
-          <w:sz w:val="20"/>
-          <w:szCs w:val="20"/>
-        </w:rPr>
-        <w:t>dto</w:t>
-      </w:r>
-      <w:proofErr w:type="spellEnd"/>
-      <w:r>
-        <w:rPr>
-          <w:rFonts w:ascii="Consolas" w:eastAsia="Consolas" w:hAnsi="Consolas" w:cs="Consolas"/>
-          <w:sz w:val="20"/>
-          <w:szCs w:val="20"/>
-        </w:rPr>
-        <w:t>)</w:t>
-      </w:r>
-    </w:p>
-    <w:p>
-      <w:pPr>
-        <w:shd w:val="clear" w:color="auto" w:fill="F2F2F2"/>
-        <w:spacing w:after="60"/>
-        <w:rPr>
-          <w:rFonts w:ascii="Consolas" w:eastAsia="Consolas" w:hAnsi="Consolas" w:cs="Consolas"/>
-          <w:sz w:val="20"/>
-          <w:szCs w:val="20"/>
-          <w:lang w:val="el-GR"/>
-        </w:rPr>
-      </w:pPr>
-      <w:proofErr w:type="spellStart"/>
-      <w:r>
-        <w:rPr>
-          <w:rFonts w:ascii="Consolas" w:eastAsia="Consolas" w:hAnsi="Consolas" w:cs="Consolas"/>
-          <w:sz w:val="20"/>
-          <w:szCs w:val="20"/>
-          <w:lang w:val="el-GR"/>
-        </w:rPr>
-        <w:t>self.service.borrow_book</w:t>
-      </w:r>
-      <w:proofErr w:type="spellEnd"/>
-      <w:r>
-        <w:rPr>
-          <w:rFonts w:ascii="Consolas" w:eastAsia="Consolas" w:hAnsi="Consolas" w:cs="Consolas"/>
-          <w:sz w:val="20"/>
-          <w:szCs w:val="20"/>
-          <w:lang w:val="el-GR"/>
-        </w:rPr>
-        <w:t>(</w:t>
-      </w:r>
-      <w:proofErr w:type="spellStart"/>
-      <w:r>
-        <w:rPr>
-          <w:rFonts w:ascii="Consolas" w:eastAsia="Consolas" w:hAnsi="Consolas" w:cs="Consolas"/>
-          <w:sz w:val="20"/>
-          <w:szCs w:val="20"/>
-          <w:lang w:val="el-GR"/>
-        </w:rPr>
-        <w:t>member_id</w:t>
-      </w:r>
-      <w:proofErr w:type="spellEnd"/>
-      <w:r>
-        <w:rPr>
-          <w:rFonts w:ascii="Consolas" w:eastAsia="Consolas" w:hAnsi="Consolas" w:cs="Consolas"/>
-          <w:sz w:val="20"/>
-          <w:szCs w:val="20"/>
-          <w:lang w:val="el-GR"/>
-        </w:rPr>
-        <w:t xml:space="preserve">, </w:t>
-      </w:r>
-      <w:proofErr w:type="spellStart"/>
-      <w:r>
-        <w:rPr>
-          <w:rFonts w:ascii="Consolas" w:eastAsia="Consolas" w:hAnsi="Consolas" w:cs="Consolas"/>
-          <w:sz w:val="20"/>
-          <w:szCs w:val="20"/>
-          <w:lang w:val="el-GR"/>
-        </w:rPr>
-        <w:t>book_id</w:t>
-      </w:r>
-      <w:proofErr w:type="spellEnd"/>
-      <w:r>
-        <w:rPr>
-          <w:rFonts w:ascii="Consolas" w:eastAsia="Consolas" w:hAnsi="Consolas" w:cs="Consolas"/>
-          <w:sz w:val="20"/>
-          <w:szCs w:val="20"/>
-          <w:lang w:val="el-GR"/>
-        </w:rPr>
-        <w:t>)</w:t>
-      </w:r>
-    </w:p>
-    <w:p>
-      <w:pPr>
-        <w:shd w:val="clear" w:color="auto" w:fill="F2F2F2"/>
-        <w:spacing w:after="60"/>
-        <w:rPr>
-          <w:rFonts w:ascii="Consolas" w:eastAsia="Consolas" w:hAnsi="Consolas" w:cs="Consolas"/>
-          <w:sz w:val="20"/>
-          <w:szCs w:val="20"/>
-          <w:lang w:val="el-GR"/>
-        </w:rPr>
-      </w:pPr>
-      <w:proofErr w:type="spellStart"/>
-      <w:proofErr w:type="gramStart"/>
-      <w:r>
-        <w:rPr>
-          <w:rFonts w:ascii="Consolas" w:eastAsia="Consolas" w:hAnsi="Consolas" w:cs="Consolas"/>
-          <w:sz w:val="20"/>
-          <w:szCs w:val="20"/>
-          <w:lang w:val="el-GR"/>
-        </w:rPr>
-        <w:t>self.service</w:t>
-      </w:r>
-      <w:proofErr w:type="gramEnd"/>
-      <w:r>
-        <w:rPr>
-          <w:rFonts w:ascii="Consolas" w:eastAsia="Consolas" w:hAnsi="Consolas" w:cs="Consolas"/>
-          <w:sz w:val="20"/>
-          <w:szCs w:val="20"/>
-          <w:lang w:val="el-GR"/>
-        </w:rPr>
-        <w:t>.list_</w:t>
-      </w:r>
-      <w:proofErr w:type="gramStart"/>
-      <w:r>
-        <w:rPr>
-          <w:rFonts w:ascii="Consolas" w:eastAsia="Consolas" w:hAnsi="Consolas" w:cs="Consolas"/>
-          <w:sz w:val="20"/>
-          <w:szCs w:val="20"/>
-          <w:lang w:val="el-GR"/>
-        </w:rPr>
-        <w:t>books</w:t>
-      </w:r>
-      <w:proofErr w:type="spellEnd"/>
-      <w:r>
-        <w:rPr>
-          <w:rFonts w:ascii="Consolas" w:eastAsia="Consolas" w:hAnsi="Consolas" w:cs="Consolas"/>
-          <w:sz w:val="20"/>
-          <w:szCs w:val="20"/>
-          <w:lang w:val="el-GR"/>
-        </w:rPr>
-        <w:t>(</w:t>
-      </w:r>
-      <w:proofErr w:type="gramEnd"/>
-      <w:r>
-        <w:rPr>
-          <w:rFonts w:ascii="Consolas" w:eastAsia="Consolas" w:hAnsi="Consolas" w:cs="Consolas"/>
-          <w:sz w:val="20"/>
-          <w:szCs w:val="20"/>
-          <w:lang w:val="el-GR"/>
-        </w:rPr>
-        <w:t>)</w:t>
-      </w:r>
-    </w:p>
-    <w:p>
-      <w:pPr>
-        <w:spacing w:after="120"/>
-        <w:rPr>
-          <w:lang w:val="el-GR"/>
-        </w:rPr>
-      </w:pPr>
-      <w:r>
-        <w:rPr>
-          <w:lang w:val="el-GR"/>
-        </w:rPr>
-        <w:t>Το</w:t>
-      </w:r>
-      <w:r>
-        <w:rPr>
-          <w:lang w:val="el-GR"/>
-        </w:rPr>
-        <w:t xml:space="preserve"> </w:t>
-      </w:r>
-      <w:r>
-        <w:t>GUI</w:t>
-      </w:r>
-      <w:r>
-        <w:rPr>
-          <w:lang w:val="el-GR"/>
-        </w:rPr>
-        <w:t xml:space="preserve"> δεν βλέπει ποτέ </w:t>
-      </w:r>
-      <w:r>
-        <w:t>SQL</w:t>
-      </w:r>
-      <w:r>
-        <w:rPr>
-          <w:lang w:val="el-GR"/>
-        </w:rPr>
-        <w:t xml:space="preserve"> ή </w:t>
-      </w:r>
-      <w:r>
-        <w:t>cursor</w:t>
-      </w:r>
-      <w:r>
-        <w:rPr>
-          <w:lang w:val="el-GR"/>
-        </w:rPr>
-        <w:t>.</w:t>
-      </w:r>
-    </w:p>
-    <w:p>
-      <w:pPr>
-        <w:spacing w:after="120"/>
-        <w:rPr>
-          <w:lang w:val="el-GR"/>
-        </w:rPr>
-      </w:pPr>
-    </w:p>
-    <w:p>
-      <w:pPr>
-        <w:pStyle w:val="Heading2"/>
-      </w:pPr>
-      <w:r>
-        <w:t xml:space="preserve">11.6 </w:t>
-      </w:r>
-      <w:proofErr w:type="spellStart"/>
-      <w:r>
-        <w:t>Statistics_Page</w:t>
-      </w:r>
-      <w:proofErr w:type="spellEnd"/>
-      <w:r>
-        <w:t xml:space="preserve"> – </w:t>
-      </w:r>
-      <w:proofErr w:type="spellStart"/>
-      <w:r>
-        <w:t>Τέσσερις</w:t>
-      </w:r>
-      <w:proofErr w:type="spellEnd"/>
-      <w:r>
-        <w:t xml:space="preserve"> </w:t>
-      </w:r>
       <w:proofErr w:type="spellStart"/>
       <w:r>
         <w:t>Ενότητες</w:t>
       </w:r>
       <w:proofErr w:type="spellEnd"/>
       <w:r>
-        <w:t xml:space="preserve"> </w:t>
-      </w:r>
-      <w:proofErr w:type="spellStart"/>
-      <w:r>
-        <w:t>με</w:t>
-      </w:r>
-      <w:proofErr w:type="spellEnd"/>
-      <w:r>
-        <w:t xml:space="preserve"> Scrollable Layout</w:t>
+        <w:t xml:space="preserve"> με Scrollable Layout</w:t>
       </w:r>
     </w:p>
     <w:p>
@@ -11308,23 +11317,7 @@
           <w:bCs/>
           <w:lang w:val="el-GR"/>
         </w:rPr>
-        <w:t xml:space="preserve">Κατανομή προτιμήσεων δανεισμού ανά μέλος (ή για όλα τα </w:t>
-      </w:r>
-      <w:r>
-        <w:rPr>
-          <w:b/>
-          <w:bCs/>
-          <w:lang w:val="el-GR"/>
-        </w:rPr>
-        <w:t>μέλη</w:t>
-      </w:r>
-      <w:r>
-        <w:rPr>
-          <w:b/>
-          <w:bCs/>
-          <w:lang w:val="el-GR"/>
-        </w:rPr>
-        <w:t xml:space="preserve">) ανά κατηγορία για χρονική περίοδο που δηλώνεται από το χρήστη της εφαρμογής </w:t>
+        <w:t xml:space="preserve">Κατανομή προτιμήσεων δανεισμού ανά μέλος (ή για όλα τα μέλη) ανά κατηγορία για χρονική περίοδο που δηλώνεται από το χρήστη της εφαρμογής </w:t>
       </w:r>
     </w:p>
     <w:p>
@@ -11347,15 +11340,7 @@
           <w:bCs/>
           <w:lang w:val="el-GR"/>
         </w:rPr>
-        <w:t>Ιστορικό δανεισμού ανά μέλος</w:t>
-      </w:r>
-      <w:r>
-        <w:rPr>
-          <w:b/>
-          <w:bCs/>
-          <w:lang w:val="el-GR"/>
-        </w:rPr>
-        <w:t xml:space="preserve"> </w:t>
+        <w:t xml:space="preserve">Ιστορικό δανεισμού ανά μέλος </w:t>
       </w:r>
     </w:p>
     <w:p>
@@ -11378,58 +11363,84 @@
           <w:bCs/>
           <w:lang w:val="el-GR"/>
         </w:rPr>
-        <w:t xml:space="preserve">Πλήθος δανεισμών ανά </w:t>
-      </w:r>
-      <w:r>
-        <w:rPr>
-          <w:b/>
-          <w:bCs/>
-          <w:lang w:val="el-GR"/>
-        </w:rPr>
-        <w:t>φίλτρο</w:t>
-      </w:r>
-      <w:r>
-        <w:rPr>
-          <w:b/>
-          <w:bCs/>
-          <w:lang w:val="el-GR"/>
-        </w:rPr>
-        <w:t xml:space="preserve"> (συγγραφέα, ηλικία , φύλλο)</w:t>
+        <w:t>Πλήθος δανεισμών ανά φίλτρο (συγγραφέα, ηλικία , φύλλο)</w:t>
       </w:r>
     </w:p>
     <w:p>
       <w:pPr>
         <w:pStyle w:val="Heading2"/>
+        <w:rPr>
+          <w:lang w:val="el-GR"/>
+        </w:rPr>
       </w:pPr>
     </w:p>
     <w:p>
       <w:pPr>
         <w:pStyle w:val="Heading2"/>
+        <w:rPr>
+          <w:lang w:val="el-GR"/>
+        </w:rPr>
       </w:pPr>
     </w:p>
     <w:p>
       <w:pPr>
         <w:pStyle w:val="Heading2"/>
+        <w:rPr>
+          <w:lang w:val="el-GR"/>
+        </w:rPr>
       </w:pPr>
     </w:p>
     <w:p>
       <w:pPr>
         <w:pStyle w:val="Heading2"/>
+        <w:rPr>
+          <w:lang w:val="el-GR"/>
+        </w:rPr>
       </w:pPr>
     </w:p>
     <w:p>
       <w:pPr>
         <w:pStyle w:val="Heading2"/>
-      </w:pPr>
-      <w:r>
-        <w:lastRenderedPageBreak/>
-        <w:t xml:space="preserve">11.7 Resource Management – Icons &amp; </w:t>
-      </w:r>
-      <w:proofErr w:type="spellStart"/>
+        <w:rPr>
+          <w:lang w:val="el-GR"/>
+        </w:rPr>
+      </w:pPr>
+      <w:r>
+        <w:rPr>
+          <w:lang w:val="el-GR"/>
+        </w:rPr>
+        <w:t xml:space="preserve">11.7 </w:t>
+      </w:r>
+      <w:r>
+        <w:t>Resource</w:t>
+      </w:r>
+      <w:r>
+        <w:rPr>
+          <w:lang w:val="el-GR"/>
+        </w:rPr>
+        <w:t xml:space="preserve"> </w:t>
+      </w:r>
+      <w:r>
+        <w:t>Management</w:t>
+      </w:r>
+      <w:r>
+        <w:rPr>
+          <w:lang w:val="el-GR"/>
+        </w:rPr>
+        <w:t xml:space="preserve"> – </w:t>
+      </w:r>
+      <w:r>
+        <w:t>Icons</w:t>
+      </w:r>
+      <w:r>
+        <w:rPr>
+          <w:lang w:val="el-GR"/>
+        </w:rPr>
+        <w:t xml:space="preserve"> &amp; </w:t>
+      </w:r>
       <w:r>
         <w:t>Images</w:t>
       </w:r>
-      <w:proofErr w:type="spellEnd"/>
     </w:p>
     <w:p>
       <w:pPr>
@@ -11473,13 +11484,7 @@
         <w:rPr>
           <w:lang w:val="el-GR"/>
         </w:rPr>
-        <w:t xml:space="preserve">, </w:t>
-      </w:r>
-      <w:r>
-        <w:rPr>
-          <w:lang w:val="el-GR"/>
-        </w:rPr>
-        <w:t xml:space="preserve">(PNG </w:t>
+        <w:t xml:space="preserve">, (PNG </w:t>
       </w:r>
       <w:proofErr w:type="spellStart"/>
       <w:r>
@@ -11812,6 +11817,9 @@
     <w:p>
       <w:pPr>
         <w:spacing w:after="120"/>
+        <w:rPr>
+          <w:lang w:val="el-GR"/>
+        </w:rPr>
       </w:pPr>
       <w:r>
         <w:rPr>
@@ -11921,42 +11929,41 @@
     <w:p>
       <w:pPr>
         <w:spacing w:after="120"/>
+        <w:rPr>
+          <w:lang w:val="el-GR"/>
+        </w:rPr>
       </w:pPr>
     </w:p>
     <w:p>
       <w:pPr>
         <w:pStyle w:val="Heading2"/>
-      </w:pPr>
-      <w:r>
+        <w:rPr>
+          <w:lang w:val="el-GR"/>
+        </w:rPr>
+      </w:pPr>
+      <w:r>
+        <w:rPr>
+          <w:lang w:val="el-GR"/>
+        </w:rPr>
         <w:t xml:space="preserve">11.8 </w:t>
       </w:r>
       <w:r>
         <w:t>UX</w:t>
       </w:r>
       <w:r>
+        <w:rPr>
+          <w:lang w:val="el-GR"/>
+        </w:rPr>
         <w:t xml:space="preserve"> </w:t>
       </w:r>
       <w:r>
         <w:t>Guidelines</w:t>
       </w:r>
       <w:r>
-        <w:t xml:space="preserve"> π</w:t>
-      </w:r>
-      <w:proofErr w:type="spellStart"/>
-      <w:r>
-        <w:t>ου</w:t>
-      </w:r>
-      <w:proofErr w:type="spellEnd"/>
-      <w:r>
-        <w:t xml:space="preserve"> </w:t>
-      </w:r>
-      <w:proofErr w:type="spellStart"/>
-      <w:r>
-        <w:t>Ακολουθήθηκ</w:t>
-      </w:r>
-      <w:proofErr w:type="spellEnd"/>
-      <w:r>
-        <w:t>αν</w:t>
+        <w:rPr>
+          <w:lang w:val="el-GR"/>
+        </w:rPr>
+        <w:t xml:space="preserve"> που Ακολουθήθηκαν</w:t>
       </w:r>
     </w:p>
     <w:p>
@@ -12088,15 +12095,7 @@
         <w:spacing w:after="120"/>
       </w:pPr>
       <w:r>
-        <w:t xml:space="preserve">Responsive layout </w:t>
-      </w:r>
-      <w:proofErr w:type="spellStart"/>
-      <w:r>
-        <w:t>με</w:t>
-      </w:r>
-      <w:proofErr w:type="spellEnd"/>
-      <w:r>
-        <w:t xml:space="preserve"> </w:t>
+        <w:t xml:space="preserve">Responsive layout με </w:t>
       </w:r>
       <w:proofErr w:type="spellStart"/>
       <w:r>
@@ -12296,6 +12295,9 @@
     <w:p>
       <w:pPr>
         <w:spacing w:after="120"/>
+        <w:rPr>
+          <w:lang w:val="el-GR"/>
+        </w:rPr>
       </w:pPr>
       <w:r>
         <w:rPr>
@@ -12316,31 +12318,41 @@
     <w:p>
       <w:pPr>
         <w:spacing w:after="120"/>
+        <w:rPr>
+          <w:lang w:val="el-GR"/>
+        </w:rPr>
       </w:pPr>
     </w:p>
     <w:p>
       <w:pPr>
         <w:pStyle w:val="Heading2"/>
-      </w:pPr>
-      <w:r>
+        <w:rPr>
+          <w:lang w:val="el-GR"/>
+        </w:rPr>
+      </w:pPr>
+      <w:r>
+        <w:rPr>
+          <w:lang w:val="el-GR"/>
+        </w:rPr>
         <w:t xml:space="preserve">11.9 </w:t>
       </w:r>
       <w:r>
-        <w:t xml:space="preserve">Frontend - </w:t>
+        <w:t>Frontend</w:t>
+      </w:r>
+      <w:r>
+        <w:rPr>
+          <w:lang w:val="el-GR"/>
+        </w:rPr>
+        <w:t xml:space="preserve"> - </w:t>
       </w:r>
       <w:r>
         <w:t>Tradeoffs</w:t>
       </w:r>
       <w:r>
-        <w:t xml:space="preserve"> &amp; </w:t>
-      </w:r>
-      <w:proofErr w:type="spellStart"/>
-      <w:r>
-        <w:t>Σημειώσεις</w:t>
-      </w:r>
-      <w:proofErr w:type="spellEnd"/>
-      <w:r>
-        <w:t xml:space="preserve"> </w:t>
+        <w:rPr>
+          <w:lang w:val="el-GR"/>
+        </w:rPr>
+        <w:t xml:space="preserve"> &amp; Σημειώσεις </w:t>
       </w:r>
     </w:p>
     <w:p>
@@ -12531,6 +12543,175 @@
           <w:lang w:val="el-GR"/>
         </w:rPr>
         <w:t xml:space="preserve"> επιτρέπει απεριόριστο περιεχόμενο χωρίς να αλλάζει η βασική δομή της σελίδας.</w:t>
+      </w:r>
+    </w:p>
+    <w:p>
+      <w:pPr>
+        <w:spacing w:after="120"/>
+        <w:rPr>
+          <w:lang w:val="el-GR"/>
+        </w:rPr>
+      </w:pPr>
+    </w:p>
+    <w:p>
+      <w:pPr>
+        <w:spacing w:after="120"/>
+        <w:rPr>
+          <w:lang w:val="el-GR"/>
+        </w:rPr>
+      </w:pPr>
+    </w:p>
+    <w:p>
+      <w:pPr>
+        <w:spacing w:after="120"/>
+      </w:pPr>
+      <w:r>
+        <w:rPr>
+          <w:lang w:val="el-GR"/>
+        </w:rPr>
+        <w:lastRenderedPageBreak/>
+        <w:t xml:space="preserve">Βιβλιογραφία – Πηγές Μελέτης Κατά τη διάρκεια του </w:t>
+      </w:r>
+      <w:r>
+        <w:t>project</w:t>
+      </w:r>
+      <w:r>
+        <w:rPr>
+          <w:lang w:val="el-GR"/>
+        </w:rPr>
+        <w:t xml:space="preserve"> μελέτησα πηγές όπως οι παρακάτω. </w:t>
+      </w:r>
+      <w:proofErr w:type="spellStart"/>
+      <w:r>
+        <w:t>Tkinter</w:t>
+      </w:r>
+      <w:proofErr w:type="spellEnd"/>
+      <w:r>
+        <w:t xml:space="preserve"> Official Documentation, SQLite Documentation και matplotlib Documentation. YouTube tutorials </w:t>
+      </w:r>
+      <w:proofErr w:type="spellStart"/>
+      <w:r>
+        <w:t>γι</w:t>
+      </w:r>
+      <w:proofErr w:type="spellEnd"/>
+      <w:r>
+        <w:t xml:space="preserve">α </w:t>
+      </w:r>
+      <w:proofErr w:type="spellStart"/>
+      <w:r>
+        <w:t>Tkinter</w:t>
+      </w:r>
+      <w:proofErr w:type="spellEnd"/>
+      <w:r>
+        <w:t xml:space="preserve">, matplotlib και SQLite. </w:t>
+      </w:r>
+      <w:proofErr w:type="spellStart"/>
+      <w:r>
+        <w:t>StackOverflow</w:t>
+      </w:r>
+      <w:proofErr w:type="spellEnd"/>
+      <w:r>
+        <w:t xml:space="preserve"> threads </w:t>
+      </w:r>
+      <w:proofErr w:type="spellStart"/>
+      <w:r>
+        <w:t>γι</w:t>
+      </w:r>
+      <w:proofErr w:type="spellEnd"/>
+      <w:r>
+        <w:t xml:space="preserve">α GUI patterns και SQL queries. GitHub repositories με </w:t>
+      </w:r>
+      <w:proofErr w:type="spellStart"/>
+      <w:r>
+        <w:t>Tkinter</w:t>
+      </w:r>
+      <w:proofErr w:type="spellEnd"/>
+      <w:r>
+        <w:t xml:space="preserve"> dashboards και Python layered architecture. </w:t>
+      </w:r>
+      <w:proofErr w:type="spellStart"/>
+      <w:r>
+        <w:t>Άρθρ</w:t>
+      </w:r>
+      <w:proofErr w:type="spellEnd"/>
+      <w:r>
+        <w:t xml:space="preserve">α </w:t>
+      </w:r>
+      <w:proofErr w:type="spellStart"/>
+      <w:r>
+        <w:t>γι</w:t>
+      </w:r>
+      <w:proofErr w:type="spellEnd"/>
+      <w:r>
+        <w:t>α N</w:t>
+      </w:r>
+      <w:r>
+        <w:noBreakHyphen/>
+        <w:t>Tier και Layered Architecture, κα</w:t>
+      </w:r>
+      <w:proofErr w:type="spellStart"/>
+      <w:r>
+        <w:t>θώς</w:t>
+      </w:r>
+      <w:proofErr w:type="spellEnd"/>
+      <w:r>
+        <w:t xml:space="preserve"> και Python OOP guides από </w:t>
+      </w:r>
+      <w:proofErr w:type="spellStart"/>
+      <w:r>
+        <w:t>RealPython</w:t>
+      </w:r>
+      <w:proofErr w:type="spellEnd"/>
+      <w:r>
+        <w:t xml:space="preserve"> και </w:t>
+      </w:r>
+      <w:proofErr w:type="spellStart"/>
+      <w:r>
+        <w:t>GeeksForGeeks</w:t>
+      </w:r>
+      <w:proofErr w:type="spellEnd"/>
+      <w:r>
+        <w:t xml:space="preserve">. Από </w:t>
+      </w:r>
+      <w:proofErr w:type="spellStart"/>
+      <w:r>
+        <w:t>εφ</w:t>
+      </w:r>
+      <w:proofErr w:type="spellEnd"/>
+      <w:r>
+        <w:t>αρμογές και παρα</w:t>
+      </w:r>
+      <w:proofErr w:type="spellStart"/>
+      <w:r>
+        <w:t>δείγμ</w:t>
+      </w:r>
+      <w:proofErr w:type="spellEnd"/>
+      <w:r>
+        <w:t xml:space="preserve">ατα, CRUD </w:t>
+      </w:r>
+      <w:proofErr w:type="spellStart"/>
+      <w:r>
+        <w:t>εφ</w:t>
+      </w:r>
+      <w:proofErr w:type="spellEnd"/>
+      <w:r>
+        <w:t xml:space="preserve">αρμογές </w:t>
+      </w:r>
+      <w:proofErr w:type="spellStart"/>
+      <w:r>
+        <w:t>σε</w:t>
+      </w:r>
+      <w:proofErr w:type="spellEnd"/>
+      <w:r>
+        <w:t xml:space="preserve"> Python, </w:t>
+      </w:r>
+      <w:proofErr w:type="spellStart"/>
+      <w:r>
+        <w:t>Tkinter</w:t>
+      </w:r>
+      <w:proofErr w:type="spellEnd"/>
+      <w:r>
+        <w:t xml:space="preserve"> UI/UX design patterns και SQLite sample projects.</w:t>
       </w:r>
     </w:p>
     <w:sectPr>
